--- a/iuh/môn/hcsdl/Cuối kì/Đề minh họa ôn CK HQT_CSDL DHTH18.docx
+++ b/iuh/môn/hcsdl/Cuối kì/Đề minh họa ôn CK HQT_CSDL DHTH18.docx
@@ -168,28 +168,100 @@
                 <w:b/>
                 <w:bCs/>
               </w:rPr>
-              <w:t>Môn thi:</w:t>
+              <w:t xml:space="preserve">Môn </w:t>
+            </w:r>
+            <w:proofErr w:type="spellStart"/>
+            <w:r>
+              <w:rPr>
+                <w:b/>
+                <w:bCs/>
+              </w:rPr>
+              <w:t>thi</w:t>
+            </w:r>
+            <w:proofErr w:type="spellEnd"/>
+            <w:r>
+              <w:rPr>
+                <w:b/>
+                <w:bCs/>
+              </w:rPr>
+              <w:t>:</w:t>
             </w:r>
             <w:r>
               <w:t xml:space="preserve"> </w:t>
             </w:r>
+            <w:proofErr w:type="spellStart"/>
             <w:r>
-              <w:t xml:space="preserve">Hệ quản trị </w:t>
+              <w:t>Hệ</w:t>
             </w:r>
+            <w:proofErr w:type="spellEnd"/>
             <w:r>
-              <w:t>cơ sở dữ liệu</w:t>
+              <w:t xml:space="preserve"> </w:t>
             </w:r>
+            <w:proofErr w:type="spellStart"/>
+            <w:r>
+              <w:t>quản</w:t>
+            </w:r>
+            <w:proofErr w:type="spellEnd"/>
+            <w:r>
+              <w:t xml:space="preserve"> </w:t>
+            </w:r>
+            <w:proofErr w:type="spellStart"/>
+            <w:r>
+              <w:t>trị</w:t>
+            </w:r>
+            <w:proofErr w:type="spellEnd"/>
+            <w:r>
+              <w:t xml:space="preserve"> </w:t>
+            </w:r>
+            <w:proofErr w:type="spellStart"/>
+            <w:r>
+              <w:t>cơ</w:t>
+            </w:r>
+            <w:proofErr w:type="spellEnd"/>
+            <w:r>
+              <w:t xml:space="preserve"> </w:t>
+            </w:r>
+            <w:proofErr w:type="spellStart"/>
+            <w:r>
+              <w:t>sở</w:t>
+            </w:r>
+            <w:proofErr w:type="spellEnd"/>
+            <w:r>
+              <w:t xml:space="preserve"> </w:t>
+            </w:r>
+            <w:proofErr w:type="spellStart"/>
+            <w:r>
+              <w:t>dữ</w:t>
+            </w:r>
+            <w:proofErr w:type="spellEnd"/>
+            <w:r>
+              <w:t xml:space="preserve"> </w:t>
+            </w:r>
+            <w:proofErr w:type="spellStart"/>
+            <w:r>
+              <w:t>liệu</w:t>
+            </w:r>
+            <w:proofErr w:type="spellEnd"/>
           </w:p>
           <w:p>
             <w:pPr>
               <w:spacing w:line="360" w:lineRule="auto"/>
             </w:pPr>
+            <w:proofErr w:type="spellStart"/>
             <w:r>
               <w:rPr>
                 <w:b/>
                 <w:bCs/>
               </w:rPr>
-              <w:t>Lớp:</w:t>
+              <w:t>Lớp</w:t>
+            </w:r>
+            <w:proofErr w:type="spellEnd"/>
+            <w:r>
+              <w:rPr>
+                <w:b/>
+                <w:bCs/>
+              </w:rPr>
+              <w:t>:</w:t>
             </w:r>
             <w:r>
               <w:t xml:space="preserve"> DH</w:t>
@@ -208,12 +280,37 @@
             <w:pPr>
               <w:spacing w:line="360" w:lineRule="auto"/>
             </w:pPr>
+            <w:proofErr w:type="spellStart"/>
             <w:r>
               <w:rPr>
                 <w:b/>
                 <w:bCs/>
               </w:rPr>
-              <w:t>Ngày thi:</w:t>
+              <w:t>Ngày</w:t>
+            </w:r>
+            <w:proofErr w:type="spellEnd"/>
+            <w:r>
+              <w:rPr>
+                <w:b/>
+                <w:bCs/>
+              </w:rPr>
+              <w:t xml:space="preserve"> </w:t>
+            </w:r>
+            <w:proofErr w:type="spellStart"/>
+            <w:r>
+              <w:rPr>
+                <w:b/>
+                <w:bCs/>
+              </w:rPr>
+              <w:t>thi</w:t>
+            </w:r>
+            <w:proofErr w:type="spellEnd"/>
+            <w:r>
+              <w:rPr>
+                <w:b/>
+                <w:bCs/>
+              </w:rPr>
+              <w:t>:</w:t>
             </w:r>
             <w:r>
               <w:t xml:space="preserve"> 202</w:t>
@@ -226,12 +323,37 @@
             <w:pPr>
               <w:spacing w:line="360" w:lineRule="auto"/>
             </w:pPr>
+            <w:proofErr w:type="spellStart"/>
             <w:r>
               <w:rPr>
                 <w:b/>
                 <w:bCs/>
               </w:rPr>
-              <w:t>Thời gian:</w:t>
+              <w:t>Thời</w:t>
+            </w:r>
+            <w:proofErr w:type="spellEnd"/>
+            <w:r>
+              <w:rPr>
+                <w:b/>
+                <w:bCs/>
+              </w:rPr>
+              <w:t xml:space="preserve"> </w:t>
+            </w:r>
+            <w:proofErr w:type="spellStart"/>
+            <w:r>
+              <w:rPr>
+                <w:b/>
+                <w:bCs/>
+              </w:rPr>
+              <w:t>gian</w:t>
+            </w:r>
+            <w:proofErr w:type="spellEnd"/>
+            <w:r>
+              <w:rPr>
+                <w:b/>
+                <w:bCs/>
+              </w:rPr>
+              <w:t>:</w:t>
             </w:r>
             <w:r>
               <w:rPr>
@@ -241,8 +363,13 @@
               <w:t xml:space="preserve"> 60</w:t>
             </w:r>
             <w:r>
-              <w:t xml:space="preserve"> phút</w:t>
+              <w:t xml:space="preserve"> </w:t>
             </w:r>
+            <w:proofErr w:type="spellStart"/>
+            <w:r>
+              <w:t>phút</w:t>
+            </w:r>
+            <w:proofErr w:type="spellEnd"/>
           </w:p>
         </w:tc>
       </w:tr>
@@ -254,8 +381,45 @@
         </w:tabs>
         <w:spacing w:line="360" w:lineRule="auto"/>
       </w:pPr>
-      <w:r>
-        <w:t xml:space="preserve">Họ và tên thí sinh ………………….…………………; MSSV: ……………… </w:t>
+      <w:proofErr w:type="spellStart"/>
+      <w:r>
+        <w:t>Họ</w:t>
+      </w:r>
+      <w:proofErr w:type="spellEnd"/>
+      <w:r>
+        <w:t xml:space="preserve"> </w:t>
+      </w:r>
+      <w:proofErr w:type="spellStart"/>
+      <w:r>
+        <w:t>và</w:t>
+      </w:r>
+      <w:proofErr w:type="spellEnd"/>
+      <w:r>
+        <w:t xml:space="preserve"> </w:t>
+      </w:r>
+      <w:proofErr w:type="spellStart"/>
+      <w:r>
+        <w:t>tên</w:t>
+      </w:r>
+      <w:proofErr w:type="spellEnd"/>
+      <w:r>
+        <w:t xml:space="preserve"> </w:t>
+      </w:r>
+      <w:proofErr w:type="spellStart"/>
+      <w:r>
+        <w:t>thí</w:t>
+      </w:r>
+      <w:proofErr w:type="spellEnd"/>
+      <w:r>
+        <w:t xml:space="preserve"> </w:t>
+      </w:r>
+      <w:proofErr w:type="spellStart"/>
+      <w:r>
+        <w:t>sinh</w:t>
+      </w:r>
+      <w:proofErr w:type="spellEnd"/>
+      <w:r>
+        <w:t xml:space="preserve"> ………………….…………………; MSSV: ……………… </w:t>
       </w:r>
     </w:p>
     <w:p>
@@ -263,18 +427,75 @@
         <w:spacing w:after="0" w:line="360" w:lineRule="auto"/>
         <w:jc w:val="both"/>
       </w:pPr>
+      <w:proofErr w:type="spellStart"/>
       <w:r>
         <w:rPr>
           <w:b/>
           <w:bCs/>
         </w:rPr>
-        <w:t xml:space="preserve">Cơ sở dữ liệu: </w:t>
-      </w:r>
+        <w:t>Cơ</w:t>
+      </w:r>
+      <w:proofErr w:type="spellEnd"/>
       <w:r>
         <w:rPr>
           <w:b/>
           <w:bCs/>
         </w:rPr>
+        <w:t xml:space="preserve"> </w:t>
+      </w:r>
+      <w:proofErr w:type="spellStart"/>
+      <w:r>
+        <w:rPr>
+          <w:b/>
+          <w:bCs/>
+        </w:rPr>
+        <w:t>sở</w:t>
+      </w:r>
+      <w:proofErr w:type="spellEnd"/>
+      <w:r>
+        <w:rPr>
+          <w:b/>
+          <w:bCs/>
+        </w:rPr>
+        <w:t xml:space="preserve"> </w:t>
+      </w:r>
+      <w:proofErr w:type="spellStart"/>
+      <w:r>
+        <w:rPr>
+          <w:b/>
+          <w:bCs/>
+        </w:rPr>
+        <w:t>dữ</w:t>
+      </w:r>
+      <w:proofErr w:type="spellEnd"/>
+      <w:r>
+        <w:rPr>
+          <w:b/>
+          <w:bCs/>
+        </w:rPr>
+        <w:t xml:space="preserve"> </w:t>
+      </w:r>
+      <w:proofErr w:type="spellStart"/>
+      <w:r>
+        <w:rPr>
+          <w:b/>
+          <w:bCs/>
+        </w:rPr>
+        <w:t>liệu</w:t>
+      </w:r>
+      <w:proofErr w:type="spellEnd"/>
+      <w:r>
+        <w:rPr>
+          <w:b/>
+          <w:bCs/>
+        </w:rPr>
+        <w:t xml:space="preserve">: </w:t>
+      </w:r>
+      <w:r>
+        <w:rPr>
+          <w:b/>
+          <w:bCs/>
+        </w:rPr>
         <w:t>Adventure Works 2008R2</w:t>
       </w:r>
     </w:p>
@@ -283,12 +504,21 @@
         <w:spacing w:after="0" w:line="360" w:lineRule="auto"/>
         <w:jc w:val="both"/>
       </w:pPr>
+      <w:proofErr w:type="spellStart"/>
       <w:r>
         <w:rPr>
           <w:b/>
           <w:bCs/>
         </w:rPr>
-        <w:t>Câu 1</w:t>
+        <w:t>Câu</w:t>
+      </w:r>
+      <w:proofErr w:type="spellEnd"/>
+      <w:r>
+        <w:rPr>
+          <w:b/>
+          <w:bCs/>
+        </w:rPr>
+        <w:t xml:space="preserve"> 1</w:t>
       </w:r>
       <w:r>
         <w:t>: (LO3) (5đ)</w:t>
@@ -299,8 +529,93 @@
         <w:spacing w:after="0" w:line="360" w:lineRule="auto"/>
         <w:jc w:val="both"/>
       </w:pPr>
-      <w:r>
-        <w:t>Có 2 nhóm nhân viên với các công việc cụ thể sau:</w:t>
+      <w:proofErr w:type="spellStart"/>
+      <w:r>
+        <w:t>Có</w:t>
+      </w:r>
+      <w:proofErr w:type="spellEnd"/>
+      <w:r>
+        <w:t xml:space="preserve"> 2 </w:t>
+      </w:r>
+      <w:proofErr w:type="spellStart"/>
+      <w:r>
+        <w:t>nhóm</w:t>
+      </w:r>
+      <w:proofErr w:type="spellEnd"/>
+      <w:r>
+        <w:t xml:space="preserve"> </w:t>
+      </w:r>
+      <w:proofErr w:type="spellStart"/>
+      <w:r>
+        <w:t>nhân</w:t>
+      </w:r>
+      <w:proofErr w:type="spellEnd"/>
+      <w:r>
+        <w:t xml:space="preserve"> </w:t>
+      </w:r>
+      <w:proofErr w:type="spellStart"/>
+      <w:r>
+        <w:t>viên</w:t>
+      </w:r>
+      <w:proofErr w:type="spellEnd"/>
+      <w:r>
+        <w:t xml:space="preserve"> </w:t>
+      </w:r>
+      <w:proofErr w:type="spellStart"/>
+      <w:r>
+        <w:t>với</w:t>
+      </w:r>
+      <w:proofErr w:type="spellEnd"/>
+      <w:r>
+        <w:t xml:space="preserve"> </w:t>
+      </w:r>
+      <w:proofErr w:type="spellStart"/>
+      <w:r>
+        <w:t>các</w:t>
+      </w:r>
+      <w:proofErr w:type="spellEnd"/>
+      <w:r>
+        <w:t xml:space="preserve"> </w:t>
+      </w:r>
+      <w:proofErr w:type="spellStart"/>
+      <w:r>
+        <w:t>công</w:t>
+      </w:r>
+      <w:proofErr w:type="spellEnd"/>
+      <w:r>
+        <w:t xml:space="preserve"> </w:t>
+      </w:r>
+      <w:proofErr w:type="spellStart"/>
+      <w:r>
+        <w:t>việc</w:t>
+      </w:r>
+      <w:proofErr w:type="spellEnd"/>
+      <w:r>
+        <w:t xml:space="preserve"> </w:t>
+      </w:r>
+      <w:proofErr w:type="spellStart"/>
+      <w:r>
+        <w:t>cụ</w:t>
+      </w:r>
+      <w:proofErr w:type="spellEnd"/>
+      <w:r>
+        <w:t xml:space="preserve"> </w:t>
+      </w:r>
+      <w:proofErr w:type="spellStart"/>
+      <w:r>
+        <w:t>thể</w:t>
+      </w:r>
+      <w:proofErr w:type="spellEnd"/>
+      <w:r>
+        <w:t xml:space="preserve"> </w:t>
+      </w:r>
+      <w:proofErr w:type="spellStart"/>
+      <w:r>
+        <w:t>sau</w:t>
+      </w:r>
+      <w:proofErr w:type="spellEnd"/>
+      <w:r>
+        <w:t>:</w:t>
       </w:r>
     </w:p>
     <w:p>
@@ -313,15 +628,199 @@
         <w:spacing w:after="0" w:line="360" w:lineRule="auto"/>
         <w:jc w:val="both"/>
       </w:pPr>
-      <w:r>
-        <w:t>Nhóm nhân viên hiệu chỉnh (nhập, sửa, xóa) và xem số liệu: thuộc role NhanVien, gồm</w:t>
-      </w:r>
-      <w:r>
-        <w:t xml:space="preserve"> </w:t>
-      </w:r>
-      <w:r>
-        <w:t xml:space="preserve">nhân viên NV1 và NV2, chỉ được làm việc trên bảng </w:t>
-      </w:r>
+      <w:proofErr w:type="spellStart"/>
+      <w:r>
+        <w:t>Nhóm</w:t>
+      </w:r>
+      <w:proofErr w:type="spellEnd"/>
+      <w:r>
+        <w:t xml:space="preserve"> </w:t>
+      </w:r>
+      <w:proofErr w:type="spellStart"/>
+      <w:r>
+        <w:t>nhân</w:t>
+      </w:r>
+      <w:proofErr w:type="spellEnd"/>
+      <w:r>
+        <w:t xml:space="preserve"> </w:t>
+      </w:r>
+      <w:proofErr w:type="spellStart"/>
+      <w:r>
+        <w:t>viên</w:t>
+      </w:r>
+      <w:proofErr w:type="spellEnd"/>
+      <w:r>
+        <w:t xml:space="preserve"> </w:t>
+      </w:r>
+      <w:proofErr w:type="spellStart"/>
+      <w:r>
+        <w:t>hiệu</w:t>
+      </w:r>
+      <w:proofErr w:type="spellEnd"/>
+      <w:r>
+        <w:t xml:space="preserve"> </w:t>
+      </w:r>
+      <w:proofErr w:type="spellStart"/>
+      <w:r>
+        <w:t>chỉnh</w:t>
+      </w:r>
+      <w:proofErr w:type="spellEnd"/>
+      <w:r>
+        <w:t xml:space="preserve"> (</w:t>
+      </w:r>
+      <w:proofErr w:type="spellStart"/>
+      <w:r>
+        <w:t>nhập</w:t>
+      </w:r>
+      <w:proofErr w:type="spellEnd"/>
+      <w:r>
+        <w:t xml:space="preserve">, </w:t>
+      </w:r>
+      <w:proofErr w:type="spellStart"/>
+      <w:r>
+        <w:t>sửa</w:t>
+      </w:r>
+      <w:proofErr w:type="spellEnd"/>
+      <w:r>
+        <w:t xml:space="preserve">, </w:t>
+      </w:r>
+      <w:proofErr w:type="spellStart"/>
+      <w:r>
+        <w:t>xóa</w:t>
+      </w:r>
+      <w:proofErr w:type="spellEnd"/>
+      <w:r>
+        <w:t xml:space="preserve">) </w:t>
+      </w:r>
+      <w:proofErr w:type="spellStart"/>
+      <w:r>
+        <w:t>và</w:t>
+      </w:r>
+      <w:proofErr w:type="spellEnd"/>
+      <w:r>
+        <w:t xml:space="preserve"> </w:t>
+      </w:r>
+      <w:proofErr w:type="spellStart"/>
+      <w:r>
+        <w:t>xem</w:t>
+      </w:r>
+      <w:proofErr w:type="spellEnd"/>
+      <w:r>
+        <w:t xml:space="preserve"> </w:t>
+      </w:r>
+      <w:proofErr w:type="spellStart"/>
+      <w:r>
+        <w:t>số</w:t>
+      </w:r>
+      <w:proofErr w:type="spellEnd"/>
+      <w:r>
+        <w:t xml:space="preserve"> </w:t>
+      </w:r>
+      <w:proofErr w:type="spellStart"/>
+      <w:r>
+        <w:t>liệu</w:t>
+      </w:r>
+      <w:proofErr w:type="spellEnd"/>
+      <w:r>
+        <w:t xml:space="preserve">: </w:t>
+      </w:r>
+      <w:proofErr w:type="spellStart"/>
+      <w:r>
+        <w:t>thuộc</w:t>
+      </w:r>
+      <w:proofErr w:type="spellEnd"/>
+      <w:r>
+        <w:t xml:space="preserve"> role </w:t>
+      </w:r>
+      <w:proofErr w:type="spellStart"/>
+      <w:r>
+        <w:t>NhanVien</w:t>
+      </w:r>
+      <w:proofErr w:type="spellEnd"/>
+      <w:r>
+        <w:t xml:space="preserve">, </w:t>
+      </w:r>
+      <w:proofErr w:type="spellStart"/>
+      <w:r>
+        <w:t>gồm</w:t>
+      </w:r>
+      <w:proofErr w:type="spellEnd"/>
+      <w:r>
+        <w:t xml:space="preserve"> </w:t>
+      </w:r>
+      <w:proofErr w:type="spellStart"/>
+      <w:r>
+        <w:t>nhân</w:t>
+      </w:r>
+      <w:proofErr w:type="spellEnd"/>
+      <w:r>
+        <w:t xml:space="preserve"> </w:t>
+      </w:r>
+      <w:proofErr w:type="spellStart"/>
+      <w:r>
+        <w:t>viên</w:t>
+      </w:r>
+      <w:proofErr w:type="spellEnd"/>
+      <w:r>
+        <w:t xml:space="preserve"> NV1 </w:t>
+      </w:r>
+      <w:proofErr w:type="spellStart"/>
+      <w:r>
+        <w:t>và</w:t>
+      </w:r>
+      <w:proofErr w:type="spellEnd"/>
+      <w:r>
+        <w:t xml:space="preserve"> NV2, </w:t>
+      </w:r>
+      <w:proofErr w:type="spellStart"/>
+      <w:r>
+        <w:t>chỉ</w:t>
+      </w:r>
+      <w:proofErr w:type="spellEnd"/>
+      <w:r>
+        <w:t xml:space="preserve"> </w:t>
+      </w:r>
+      <w:proofErr w:type="spellStart"/>
+      <w:r>
+        <w:t>được</w:t>
+      </w:r>
+      <w:proofErr w:type="spellEnd"/>
+      <w:r>
+        <w:t xml:space="preserve"> </w:t>
+      </w:r>
+      <w:proofErr w:type="spellStart"/>
+      <w:r>
+        <w:t>làm</w:t>
+      </w:r>
+      <w:proofErr w:type="spellEnd"/>
+      <w:r>
+        <w:t xml:space="preserve"> </w:t>
+      </w:r>
+      <w:proofErr w:type="spellStart"/>
+      <w:r>
+        <w:t>việc</w:t>
+      </w:r>
+      <w:proofErr w:type="spellEnd"/>
+      <w:r>
+        <w:t xml:space="preserve"> </w:t>
+      </w:r>
+      <w:proofErr w:type="spellStart"/>
+      <w:r>
+        <w:t>trên</w:t>
+      </w:r>
+      <w:proofErr w:type="spellEnd"/>
+      <w:r>
+        <w:t xml:space="preserve"> </w:t>
+      </w:r>
+      <w:proofErr w:type="spellStart"/>
+      <w:r>
+        <w:t>bảng</w:t>
+      </w:r>
+      <w:proofErr w:type="spellEnd"/>
+      <w:r>
+        <w:t xml:space="preserve"> </w:t>
+      </w:r>
+      <w:proofErr w:type="spellStart"/>
       <w:r>
         <w:rPr>
           <w:i/>
@@ -329,6 +828,7 @@
         </w:rPr>
         <w:t>PurchaseOrderDetail</w:t>
       </w:r>
+      <w:proofErr w:type="spellEnd"/>
     </w:p>
     <w:p>
       <w:pPr>
@@ -340,29 +840,151 @@
         <w:spacing w:after="0" w:line="360" w:lineRule="auto"/>
         <w:jc w:val="both"/>
       </w:pPr>
-      <w:r>
-        <w:t>Nhân viên quản lý QL xem số liệu: thuộc role db_datareader làm việc trên bảng</w:t>
-      </w:r>
-      <w:r>
-        <w:t xml:space="preserve"> </w:t>
-      </w:r>
+      <w:proofErr w:type="spellStart"/>
+      <w:r>
+        <w:t>Nhân</w:t>
+      </w:r>
+      <w:proofErr w:type="spellEnd"/>
+      <w:r>
+        <w:t xml:space="preserve"> </w:t>
+      </w:r>
+      <w:proofErr w:type="spellStart"/>
+      <w:r>
+        <w:t>viên</w:t>
+      </w:r>
+      <w:proofErr w:type="spellEnd"/>
+      <w:r>
+        <w:t xml:space="preserve"> </w:t>
+      </w:r>
+      <w:proofErr w:type="spellStart"/>
+      <w:r>
+        <w:t>quản</w:t>
+      </w:r>
+      <w:proofErr w:type="spellEnd"/>
+      <w:r>
+        <w:t xml:space="preserve"> </w:t>
+      </w:r>
+      <w:proofErr w:type="spellStart"/>
+      <w:r>
+        <w:t>lý</w:t>
+      </w:r>
+      <w:proofErr w:type="spellEnd"/>
+      <w:r>
+        <w:t xml:space="preserve"> QL </w:t>
+      </w:r>
+      <w:proofErr w:type="spellStart"/>
+      <w:r>
+        <w:t>xem</w:t>
+      </w:r>
+      <w:proofErr w:type="spellEnd"/>
+      <w:r>
+        <w:t xml:space="preserve"> </w:t>
+      </w:r>
+      <w:proofErr w:type="spellStart"/>
+      <w:r>
+        <w:t>số</w:t>
+      </w:r>
+      <w:proofErr w:type="spellEnd"/>
+      <w:r>
+        <w:t xml:space="preserve"> </w:t>
+      </w:r>
+      <w:proofErr w:type="spellStart"/>
+      <w:r>
+        <w:t>liệu</w:t>
+      </w:r>
+      <w:proofErr w:type="spellEnd"/>
+      <w:r>
+        <w:t xml:space="preserve">: </w:t>
+      </w:r>
+      <w:proofErr w:type="spellStart"/>
+      <w:r>
+        <w:t>thuộc</w:t>
+      </w:r>
+      <w:proofErr w:type="spellEnd"/>
+      <w:r>
+        <w:t xml:space="preserve"> role </w:t>
+      </w:r>
+      <w:proofErr w:type="spellStart"/>
+      <w:r>
+        <w:t>db_datareader</w:t>
+      </w:r>
+      <w:proofErr w:type="spellEnd"/>
+      <w:r>
+        <w:t xml:space="preserve"> </w:t>
+      </w:r>
+      <w:proofErr w:type="spellStart"/>
+      <w:r>
+        <w:t>làm</w:t>
+      </w:r>
+      <w:proofErr w:type="spellEnd"/>
+      <w:r>
+        <w:t xml:space="preserve"> </w:t>
+      </w:r>
+      <w:proofErr w:type="spellStart"/>
+      <w:r>
+        <w:t>việc</w:t>
+      </w:r>
+      <w:proofErr w:type="spellEnd"/>
+      <w:r>
+        <w:t xml:space="preserve"> </w:t>
+      </w:r>
+      <w:proofErr w:type="spellStart"/>
+      <w:r>
+        <w:t>trên</w:t>
+      </w:r>
+      <w:proofErr w:type="spellEnd"/>
+      <w:r>
+        <w:t xml:space="preserve"> </w:t>
+      </w:r>
+      <w:proofErr w:type="spellStart"/>
+      <w:r>
+        <w:t>bảng</w:t>
+      </w:r>
+      <w:proofErr w:type="spellEnd"/>
+      <w:r>
+        <w:t xml:space="preserve"> </w:t>
+      </w:r>
+      <w:proofErr w:type="spellStart"/>
       <w:r>
         <w:rPr>
           <w:i/>
           <w:iCs/>
         </w:rPr>
-        <w:t xml:space="preserve">PurchaseOrderDetail </w:t>
-      </w:r>
-      <w:r>
-        <w:t xml:space="preserve">và bảng </w:t>
-      </w:r>
+        <w:t>PurchaseOrderDetail</w:t>
+      </w:r>
+      <w:proofErr w:type="spellEnd"/>
       <w:r>
         <w:rPr>
           <w:i/>
           <w:iCs/>
         </w:rPr>
+        <w:t xml:space="preserve"> </w:t>
+      </w:r>
+      <w:proofErr w:type="spellStart"/>
+      <w:r>
+        <w:t>và</w:t>
+      </w:r>
+      <w:proofErr w:type="spellEnd"/>
+      <w:r>
+        <w:t xml:space="preserve"> </w:t>
+      </w:r>
+      <w:proofErr w:type="spellStart"/>
+      <w:r>
+        <w:t>bảng</w:t>
+      </w:r>
+      <w:proofErr w:type="spellEnd"/>
+      <w:r>
+        <w:t xml:space="preserve"> </w:t>
+      </w:r>
+      <w:proofErr w:type="spellStart"/>
+      <w:r>
+        <w:rPr>
+          <w:i/>
+          <w:iCs/>
+        </w:rPr>
         <w:t>PurchaseOrderHeader</w:t>
       </w:r>
+      <w:proofErr w:type="spellEnd"/>
       <w:r>
         <w:t xml:space="preserve">. </w:t>
       </w:r>
@@ -376,6 +998,7 @@
           <w:bCs/>
         </w:rPr>
       </w:pPr>
+      <w:proofErr w:type="spellStart"/>
       <w:r>
         <w:rPr>
           <w:b/>
@@ -383,8 +1006,109 @@
           <w:i/>
           <w:iCs/>
         </w:rPr>
-        <w:t>Thực hiện các yêu cầu sau</w:t>
-      </w:r>
+        <w:t>Thực</w:t>
+      </w:r>
+      <w:proofErr w:type="spellEnd"/>
+      <w:r>
+        <w:rPr>
+          <w:b/>
+          <w:bCs/>
+          <w:i/>
+          <w:iCs/>
+        </w:rPr>
+        <w:t xml:space="preserve"> </w:t>
+      </w:r>
+      <w:proofErr w:type="spellStart"/>
+      <w:r>
+        <w:rPr>
+          <w:b/>
+          <w:bCs/>
+          <w:i/>
+          <w:iCs/>
+        </w:rPr>
+        <w:t>hiện</w:t>
+      </w:r>
+      <w:proofErr w:type="spellEnd"/>
+      <w:r>
+        <w:rPr>
+          <w:b/>
+          <w:bCs/>
+          <w:i/>
+          <w:iCs/>
+        </w:rPr>
+        <w:t xml:space="preserve"> </w:t>
+      </w:r>
+      <w:proofErr w:type="spellStart"/>
+      <w:r>
+        <w:rPr>
+          <w:b/>
+          <w:bCs/>
+          <w:i/>
+          <w:iCs/>
+        </w:rPr>
+        <w:t>các</w:t>
+      </w:r>
+      <w:proofErr w:type="spellEnd"/>
+      <w:r>
+        <w:rPr>
+          <w:b/>
+          <w:bCs/>
+          <w:i/>
+          <w:iCs/>
+        </w:rPr>
+        <w:t xml:space="preserve"> </w:t>
+      </w:r>
+      <w:proofErr w:type="spellStart"/>
+      <w:r>
+        <w:rPr>
+          <w:b/>
+          <w:bCs/>
+          <w:i/>
+          <w:iCs/>
+        </w:rPr>
+        <w:t>yêu</w:t>
+      </w:r>
+      <w:proofErr w:type="spellEnd"/>
+      <w:r>
+        <w:rPr>
+          <w:b/>
+          <w:bCs/>
+          <w:i/>
+          <w:iCs/>
+        </w:rPr>
+        <w:t xml:space="preserve"> </w:t>
+      </w:r>
+      <w:proofErr w:type="spellStart"/>
+      <w:r>
+        <w:rPr>
+          <w:b/>
+          <w:bCs/>
+          <w:i/>
+          <w:iCs/>
+        </w:rPr>
+        <w:t>cầu</w:t>
+      </w:r>
+      <w:proofErr w:type="spellEnd"/>
+      <w:r>
+        <w:rPr>
+          <w:b/>
+          <w:bCs/>
+          <w:i/>
+          <w:iCs/>
+        </w:rPr>
+        <w:t xml:space="preserve"> </w:t>
+      </w:r>
+      <w:proofErr w:type="spellStart"/>
+      <w:r>
+        <w:rPr>
+          <w:b/>
+          <w:bCs/>
+          <w:i/>
+          <w:iCs/>
+        </w:rPr>
+        <w:t>sau</w:t>
+      </w:r>
+      <w:proofErr w:type="spellEnd"/>
       <w:r>
         <w:rPr>
           <w:b/>
@@ -403,14 +1127,155 @@
         <w:spacing w:after="0" w:line="360" w:lineRule="auto"/>
         <w:jc w:val="both"/>
       </w:pPr>
-      <w:r>
-        <w:t>Tạo các login; tạo các user khai thác CSDL AdventureWorks2008R2 cho các nhân viên (tên</w:t>
-      </w:r>
-      <w:r>
-        <w:t xml:space="preserve"> </w:t>
-      </w:r>
-      <w:r>
-        <w:t>login trùng tên user) (1đ).</w:t>
+      <w:proofErr w:type="spellStart"/>
+      <w:r>
+        <w:t>Tạo</w:t>
+      </w:r>
+      <w:proofErr w:type="spellEnd"/>
+      <w:r>
+        <w:t xml:space="preserve"> </w:t>
+      </w:r>
+      <w:proofErr w:type="spellStart"/>
+      <w:r>
+        <w:t>các</w:t>
+      </w:r>
+      <w:proofErr w:type="spellEnd"/>
+      <w:r>
+        <w:t xml:space="preserve"> login; </w:t>
+      </w:r>
+      <w:proofErr w:type="spellStart"/>
+      <w:r>
+        <w:t>tạo</w:t>
+      </w:r>
+      <w:proofErr w:type="spellEnd"/>
+      <w:r>
+        <w:t xml:space="preserve"> </w:t>
+      </w:r>
+      <w:proofErr w:type="spellStart"/>
+      <w:r>
+        <w:t>các</w:t>
+      </w:r>
+      <w:proofErr w:type="spellEnd"/>
+      <w:r>
+        <w:t xml:space="preserve"> user </w:t>
+      </w:r>
+      <w:proofErr w:type="spellStart"/>
+      <w:r>
+        <w:t>khai</w:t>
+      </w:r>
+      <w:proofErr w:type="spellEnd"/>
+      <w:r>
+        <w:t xml:space="preserve"> </w:t>
+      </w:r>
+      <w:proofErr w:type="spellStart"/>
+      <w:r>
+        <w:t>thác</w:t>
+      </w:r>
+      <w:proofErr w:type="spellEnd"/>
+      <w:r>
+        <w:t xml:space="preserve"> CSDL AdventureWorks2008R2 </w:t>
+      </w:r>
+      <w:proofErr w:type="spellStart"/>
+      <w:r>
+        <w:t>cho</w:t>
+      </w:r>
+      <w:proofErr w:type="spellEnd"/>
+      <w:r>
+        <w:t xml:space="preserve"> </w:t>
+      </w:r>
+      <w:proofErr w:type="spellStart"/>
+      <w:r>
+        <w:t>các</w:t>
+      </w:r>
+      <w:proofErr w:type="spellEnd"/>
+      <w:r>
+        <w:t xml:space="preserve"> </w:t>
+      </w:r>
+      <w:proofErr w:type="spellStart"/>
+      <w:r>
+        <w:t>nhân</w:t>
+      </w:r>
+      <w:proofErr w:type="spellEnd"/>
+      <w:r>
+        <w:t xml:space="preserve"> </w:t>
+      </w:r>
+      <w:proofErr w:type="spellStart"/>
+      <w:r>
+        <w:t>viên</w:t>
+      </w:r>
+      <w:proofErr w:type="spellEnd"/>
+      <w:r>
+        <w:t xml:space="preserve"> (</w:t>
+      </w:r>
+      <w:proofErr w:type="spellStart"/>
+      <w:r>
+        <w:t>tên</w:t>
+      </w:r>
+      <w:proofErr w:type="spellEnd"/>
+      <w:r>
+        <w:t xml:space="preserve"> </w:t>
+      </w:r>
+      <w:r>
+        <w:t xml:space="preserve">login </w:t>
+      </w:r>
+      <w:proofErr w:type="spellStart"/>
+      <w:r>
+        <w:t>trùng</w:t>
+      </w:r>
+      <w:proofErr w:type="spellEnd"/>
+      <w:r>
+        <w:t xml:space="preserve"> </w:t>
+      </w:r>
+      <w:proofErr w:type="spellStart"/>
+      <w:r>
+        <w:t>tên</w:t>
+      </w:r>
+      <w:proofErr w:type="spellEnd"/>
+      <w:r>
+        <w:t xml:space="preserve"> user) (1đ).</w:t>
+      </w:r>
+      <w:r>
+        <w:rPr>
+          <w:noProof/>
+        </w:rPr>
+        <w:t xml:space="preserve"> </w:t>
+      </w:r>
+      <w:r>
+        <w:drawing>
+          <wp:inline distT="0" distB="0" distL="0" distR="0" wp14:anchorId="235519F6" wp14:editId="0246517B">
+            <wp:extent cx="6120130" cy="3456305"/>
+            <wp:effectExtent l="0" t="0" r="0" b="0"/>
+            <wp:docPr id="2022378274" name="Picture 1"/>
+            <wp:cNvGraphicFramePr>
+              <a:graphicFrameLocks xmlns:a="http://schemas.openxmlformats.org/drawingml/2006/main" noChangeAspect="1"/>
+            </wp:cNvGraphicFramePr>
+            <a:graphic xmlns:a="http://schemas.openxmlformats.org/drawingml/2006/main">
+              <a:graphicData uri="http://schemas.openxmlformats.org/drawingml/2006/picture">
+                <pic:pic xmlns:pic="http://schemas.openxmlformats.org/drawingml/2006/picture">
+                  <pic:nvPicPr>
+                    <pic:cNvPr id="2022378274" name=""/>
+                    <pic:cNvPicPr/>
+                  </pic:nvPicPr>
+                  <pic:blipFill>
+                    <a:blip r:embed="rId8"/>
+                    <a:stretch>
+                      <a:fillRect/>
+                    </a:stretch>
+                  </pic:blipFill>
+                  <pic:spPr>
+                    <a:xfrm>
+                      <a:off x="0" y="0"/>
+                      <a:ext cx="6120130" cy="3456305"/>
+                    </a:xfrm>
+                    <a:prstGeom prst="rect">
+                      <a:avLst/>
+                    </a:prstGeom>
+                  </pic:spPr>
+                </pic:pic>
+              </a:graphicData>
+            </a:graphic>
+          </wp:inline>
+        </w:drawing>
       </w:r>
     </w:p>
     <w:p>
@@ -423,14 +1288,217 @@
         <w:spacing w:after="0" w:line="360" w:lineRule="auto"/>
         <w:jc w:val="both"/>
       </w:pPr>
-      <w:r>
-        <w:t>Tạo role NhanVien, phân quyền cho role, thêm các user NV1, NV2, QL vào các role theo</w:t>
-      </w:r>
-      <w:r>
-        <w:t xml:space="preserve"> </w:t>
-      </w:r>
-      <w:r>
-        <w:t>phân công ở trên để các nhân viên hoàn thành nhiệm vụ (1đ).</w:t>
+      <w:proofErr w:type="spellStart"/>
+      <w:r>
+        <w:lastRenderedPageBreak/>
+        <w:t>Tạo</w:t>
+      </w:r>
+      <w:proofErr w:type="spellEnd"/>
+      <w:r>
+        <w:t xml:space="preserve"> role </w:t>
+      </w:r>
+      <w:proofErr w:type="spellStart"/>
+      <w:r>
+        <w:t>NhanVien</w:t>
+      </w:r>
+      <w:proofErr w:type="spellEnd"/>
+      <w:r>
+        <w:t xml:space="preserve">, </w:t>
+      </w:r>
+      <w:proofErr w:type="spellStart"/>
+      <w:r>
+        <w:t>phân</w:t>
+      </w:r>
+      <w:proofErr w:type="spellEnd"/>
+      <w:r>
+        <w:t xml:space="preserve"> </w:t>
+      </w:r>
+      <w:proofErr w:type="spellStart"/>
+      <w:r>
+        <w:t>quyền</w:t>
+      </w:r>
+      <w:proofErr w:type="spellEnd"/>
+      <w:r>
+        <w:t xml:space="preserve"> </w:t>
+      </w:r>
+      <w:proofErr w:type="spellStart"/>
+      <w:r>
+        <w:t>cho</w:t>
+      </w:r>
+      <w:proofErr w:type="spellEnd"/>
+      <w:r>
+        <w:t xml:space="preserve"> role, </w:t>
+      </w:r>
+      <w:proofErr w:type="spellStart"/>
+      <w:r>
+        <w:t>thêm</w:t>
+      </w:r>
+      <w:proofErr w:type="spellEnd"/>
+      <w:r>
+        <w:t xml:space="preserve"> </w:t>
+      </w:r>
+      <w:proofErr w:type="spellStart"/>
+      <w:r>
+        <w:t>các</w:t>
+      </w:r>
+      <w:proofErr w:type="spellEnd"/>
+      <w:r>
+        <w:t xml:space="preserve"> user NV1, NV2, QL </w:t>
+      </w:r>
+      <w:proofErr w:type="spellStart"/>
+      <w:r>
+        <w:t>vào</w:t>
+      </w:r>
+      <w:proofErr w:type="spellEnd"/>
+      <w:r>
+        <w:t xml:space="preserve"> </w:t>
+      </w:r>
+      <w:proofErr w:type="spellStart"/>
+      <w:r>
+        <w:t>các</w:t>
+      </w:r>
+      <w:proofErr w:type="spellEnd"/>
+      <w:r>
+        <w:t xml:space="preserve"> role </w:t>
+      </w:r>
+      <w:proofErr w:type="spellStart"/>
+      <w:r>
+        <w:t>theo</w:t>
+      </w:r>
+      <w:proofErr w:type="spellEnd"/>
+      <w:r>
+        <w:t xml:space="preserve"> </w:t>
+      </w:r>
+      <w:proofErr w:type="spellStart"/>
+      <w:r>
+        <w:t>phân</w:t>
+      </w:r>
+      <w:proofErr w:type="spellEnd"/>
+      <w:r>
+        <w:t xml:space="preserve"> </w:t>
+      </w:r>
+      <w:proofErr w:type="spellStart"/>
+      <w:r>
+        <w:t>công</w:t>
+      </w:r>
+      <w:proofErr w:type="spellEnd"/>
+      <w:r>
+        <w:t xml:space="preserve"> ở </w:t>
+      </w:r>
+      <w:proofErr w:type="spellStart"/>
+      <w:r>
+        <w:t>trên</w:t>
+      </w:r>
+      <w:proofErr w:type="spellEnd"/>
+      <w:r>
+        <w:t xml:space="preserve"> </w:t>
+      </w:r>
+      <w:proofErr w:type="spellStart"/>
+      <w:r>
+        <w:t>để</w:t>
+      </w:r>
+      <w:proofErr w:type="spellEnd"/>
+      <w:r>
+        <w:t xml:space="preserve"> </w:t>
+      </w:r>
+      <w:proofErr w:type="spellStart"/>
+      <w:r>
+        <w:t>các</w:t>
+      </w:r>
+      <w:proofErr w:type="spellEnd"/>
+      <w:r>
+        <w:t xml:space="preserve"> </w:t>
+      </w:r>
+      <w:proofErr w:type="spellStart"/>
+      <w:r>
+        <w:t>nhân</w:t>
+      </w:r>
+      <w:proofErr w:type="spellEnd"/>
+      <w:r>
+        <w:t xml:space="preserve"> </w:t>
+      </w:r>
+      <w:proofErr w:type="spellStart"/>
+      <w:r>
+        <w:t>viên</w:t>
+      </w:r>
+      <w:proofErr w:type="spellEnd"/>
+      <w:r>
+        <w:t xml:space="preserve"> </w:t>
+      </w:r>
+      <w:proofErr w:type="spellStart"/>
+      <w:r>
+        <w:t>hoàn</w:t>
+      </w:r>
+      <w:proofErr w:type="spellEnd"/>
+      <w:r>
+        <w:t xml:space="preserve"> </w:t>
+      </w:r>
+      <w:proofErr w:type="spellStart"/>
+      <w:r>
+        <w:t>thành</w:t>
+      </w:r>
+      <w:proofErr w:type="spellEnd"/>
+      <w:r>
+        <w:t xml:space="preserve"> </w:t>
+      </w:r>
+      <w:proofErr w:type="spellStart"/>
+      <w:r>
+        <w:t>nhiệm</w:t>
+      </w:r>
+      <w:proofErr w:type="spellEnd"/>
+      <w:r>
+        <w:t xml:space="preserve"> </w:t>
+      </w:r>
+      <w:proofErr w:type="spellStart"/>
+      <w:r>
+        <w:t>vụ</w:t>
+      </w:r>
+      <w:proofErr w:type="spellEnd"/>
+      <w:r>
+        <w:t xml:space="preserve"> (1đ).</w:t>
+      </w:r>
+      <w:r>
+        <w:rPr>
+          <w:noProof/>
+        </w:rPr>
+        <w:t xml:space="preserve"> </w:t>
+      </w:r>
+      <w:r>
+        <w:drawing>
+          <wp:inline distT="0" distB="0" distL="0" distR="0" wp14:anchorId="3A7D7D90" wp14:editId="0E87965C">
+            <wp:extent cx="6120130" cy="3456305"/>
+            <wp:effectExtent l="0" t="0" r="0" b="0"/>
+            <wp:docPr id="872481570" name="Picture 1"/>
+            <wp:cNvGraphicFramePr>
+              <a:graphicFrameLocks xmlns:a="http://schemas.openxmlformats.org/drawingml/2006/main" noChangeAspect="1"/>
+            </wp:cNvGraphicFramePr>
+            <a:graphic xmlns:a="http://schemas.openxmlformats.org/drawingml/2006/main">
+              <a:graphicData uri="http://schemas.openxmlformats.org/drawingml/2006/picture">
+                <pic:pic xmlns:pic="http://schemas.openxmlformats.org/drawingml/2006/picture">
+                  <pic:nvPicPr>
+                    <pic:cNvPr id="872481570" name=""/>
+                    <pic:cNvPicPr/>
+                  </pic:nvPicPr>
+                  <pic:blipFill>
+                    <a:blip r:embed="rId9"/>
+                    <a:stretch>
+                      <a:fillRect/>
+                    </a:stretch>
+                  </pic:blipFill>
+                  <pic:spPr>
+                    <a:xfrm>
+                      <a:off x="0" y="0"/>
+                      <a:ext cx="6120130" cy="3456305"/>
+                    </a:xfrm>
+                    <a:prstGeom prst="rect">
+                      <a:avLst/>
+                    </a:prstGeom>
+                  </pic:spPr>
+                </pic:pic>
+              </a:graphicData>
+            </a:graphic>
+          </wp:inline>
+        </w:drawing>
       </w:r>
     </w:p>
     <w:p>
@@ -448,16 +1516,203 @@
           <w:b/>
           <w:bCs/>
         </w:rPr>
-        <w:t>SV ghi chú lại Mã SV của mình</w:t>
-      </w:r>
-      <w:r>
-        <w:t>. Đăng nhập phù hợp, mở cửa sổ query tương ứng và viết</w:t>
-      </w:r>
-      <w:r>
-        <w:t xml:space="preserve"> </w:t>
-      </w:r>
-      <w:r>
-        <w:t>lệnh để:</w:t>
+        <w:t xml:space="preserve">SV </w:t>
+      </w:r>
+      <w:proofErr w:type="spellStart"/>
+      <w:r>
+        <w:rPr>
+          <w:b/>
+          <w:bCs/>
+        </w:rPr>
+        <w:t>ghi</w:t>
+      </w:r>
+      <w:proofErr w:type="spellEnd"/>
+      <w:r>
+        <w:rPr>
+          <w:b/>
+          <w:bCs/>
+        </w:rPr>
+        <w:t xml:space="preserve"> </w:t>
+      </w:r>
+      <w:proofErr w:type="spellStart"/>
+      <w:r>
+        <w:rPr>
+          <w:b/>
+          <w:bCs/>
+        </w:rPr>
+        <w:t>chú</w:t>
+      </w:r>
+      <w:proofErr w:type="spellEnd"/>
+      <w:r>
+        <w:rPr>
+          <w:b/>
+          <w:bCs/>
+        </w:rPr>
+        <w:t xml:space="preserve"> </w:t>
+      </w:r>
+      <w:proofErr w:type="spellStart"/>
+      <w:r>
+        <w:rPr>
+          <w:b/>
+          <w:bCs/>
+        </w:rPr>
+        <w:t>lại</w:t>
+      </w:r>
+      <w:proofErr w:type="spellEnd"/>
+      <w:r>
+        <w:rPr>
+          <w:b/>
+          <w:bCs/>
+        </w:rPr>
+        <w:t xml:space="preserve"> </w:t>
+      </w:r>
+      <w:proofErr w:type="spellStart"/>
+      <w:r>
+        <w:rPr>
+          <w:b/>
+          <w:bCs/>
+        </w:rPr>
+        <w:t>Mã</w:t>
+      </w:r>
+      <w:proofErr w:type="spellEnd"/>
+      <w:r>
+        <w:rPr>
+          <w:b/>
+          <w:bCs/>
+        </w:rPr>
+        <w:t xml:space="preserve"> SV </w:t>
+      </w:r>
+      <w:proofErr w:type="spellStart"/>
+      <w:r>
+        <w:rPr>
+          <w:b/>
+          <w:bCs/>
+        </w:rPr>
+        <w:t>của</w:t>
+      </w:r>
+      <w:proofErr w:type="spellEnd"/>
+      <w:r>
+        <w:rPr>
+          <w:b/>
+          <w:bCs/>
+        </w:rPr>
+        <w:t xml:space="preserve"> </w:t>
+      </w:r>
+      <w:proofErr w:type="spellStart"/>
+      <w:r>
+        <w:rPr>
+          <w:b/>
+          <w:bCs/>
+        </w:rPr>
+        <w:t>mình</w:t>
+      </w:r>
+      <w:proofErr w:type="spellEnd"/>
+      <w:r>
+        <w:t xml:space="preserve">. </w:t>
+      </w:r>
+      <w:proofErr w:type="spellStart"/>
+      <w:r>
+        <w:t>Đăng</w:t>
+      </w:r>
+      <w:proofErr w:type="spellEnd"/>
+      <w:r>
+        <w:t xml:space="preserve"> </w:t>
+      </w:r>
+      <w:proofErr w:type="spellStart"/>
+      <w:r>
+        <w:t>nhập</w:t>
+      </w:r>
+      <w:proofErr w:type="spellEnd"/>
+      <w:r>
+        <w:t xml:space="preserve"> </w:t>
+      </w:r>
+      <w:proofErr w:type="spellStart"/>
+      <w:r>
+        <w:t>phù</w:t>
+      </w:r>
+      <w:proofErr w:type="spellEnd"/>
+      <w:r>
+        <w:t xml:space="preserve"> </w:t>
+      </w:r>
+      <w:proofErr w:type="spellStart"/>
+      <w:r>
+        <w:t>hợp</w:t>
+      </w:r>
+      <w:proofErr w:type="spellEnd"/>
+      <w:r>
+        <w:t xml:space="preserve">, </w:t>
+      </w:r>
+      <w:proofErr w:type="spellStart"/>
+      <w:r>
+        <w:t>mở</w:t>
+      </w:r>
+      <w:proofErr w:type="spellEnd"/>
+      <w:r>
+        <w:t xml:space="preserve"> </w:t>
+      </w:r>
+      <w:proofErr w:type="spellStart"/>
+      <w:r>
+        <w:t>cửa</w:t>
+      </w:r>
+      <w:proofErr w:type="spellEnd"/>
+      <w:r>
+        <w:t xml:space="preserve"> </w:t>
+      </w:r>
+      <w:proofErr w:type="spellStart"/>
+      <w:r>
+        <w:t>sổ</w:t>
+      </w:r>
+      <w:proofErr w:type="spellEnd"/>
+      <w:r>
+        <w:t xml:space="preserve"> query </w:t>
+      </w:r>
+      <w:proofErr w:type="spellStart"/>
+      <w:r>
+        <w:t>tương</w:t>
+      </w:r>
+      <w:proofErr w:type="spellEnd"/>
+      <w:r>
+        <w:t xml:space="preserve"> </w:t>
+      </w:r>
+      <w:proofErr w:type="spellStart"/>
+      <w:r>
+        <w:t>ứng</w:t>
+      </w:r>
+      <w:proofErr w:type="spellEnd"/>
+      <w:r>
+        <w:t xml:space="preserve"> </w:t>
+      </w:r>
+      <w:proofErr w:type="spellStart"/>
+      <w:r>
+        <w:t>và</w:t>
+      </w:r>
+      <w:proofErr w:type="spellEnd"/>
+      <w:r>
+        <w:t xml:space="preserve"> </w:t>
+      </w:r>
+      <w:proofErr w:type="spellStart"/>
+      <w:r>
+        <w:t>viết</w:t>
+      </w:r>
+      <w:proofErr w:type="spellEnd"/>
+      <w:r>
+        <w:t xml:space="preserve"> </w:t>
+      </w:r>
+      <w:proofErr w:type="spellStart"/>
+      <w:r>
+        <w:t>lệnh</w:t>
+      </w:r>
+      <w:proofErr w:type="spellEnd"/>
+      <w:r>
+        <w:t xml:space="preserve"> </w:t>
+      </w:r>
+      <w:proofErr w:type="spellStart"/>
+      <w:r>
+        <w:t>để</w:t>
+      </w:r>
+      <w:proofErr w:type="spellEnd"/>
+      <w:r>
+        <w:t>:</w:t>
       </w:r>
     </w:p>
     <w:p>
@@ -470,9 +1725,71 @@
         <w:spacing w:after="0" w:line="360" w:lineRule="auto"/>
         <w:jc w:val="both"/>
       </w:pPr>
-      <w:r>
-        <w:t xml:space="preserve">Nhân viên NV1 sửa ModifiedDate của đơn hàng có </w:t>
-      </w:r>
+      <w:proofErr w:type="spellStart"/>
+      <w:r>
+        <w:t>Nhân</w:t>
+      </w:r>
+      <w:proofErr w:type="spellEnd"/>
+      <w:r>
+        <w:t xml:space="preserve"> </w:t>
+      </w:r>
+      <w:proofErr w:type="spellStart"/>
+      <w:r>
+        <w:t>viên</w:t>
+      </w:r>
+      <w:proofErr w:type="spellEnd"/>
+      <w:r>
+        <w:t xml:space="preserve"> NV1 </w:t>
+      </w:r>
+      <w:proofErr w:type="spellStart"/>
+      <w:r>
+        <w:t>sửa</w:t>
+      </w:r>
+      <w:proofErr w:type="spellEnd"/>
+      <w:r>
+        <w:t xml:space="preserve"> </w:t>
+      </w:r>
+      <w:proofErr w:type="spellStart"/>
+      <w:r>
+        <w:t>ModifiedDate</w:t>
+      </w:r>
+      <w:proofErr w:type="spellEnd"/>
+      <w:r>
+        <w:t xml:space="preserve"> </w:t>
+      </w:r>
+      <w:proofErr w:type="spellStart"/>
+      <w:r>
+        <w:t>của</w:t>
+      </w:r>
+      <w:proofErr w:type="spellEnd"/>
+      <w:r>
+        <w:t xml:space="preserve"> </w:t>
+      </w:r>
+      <w:proofErr w:type="spellStart"/>
+      <w:r>
+        <w:t>đơn</w:t>
+      </w:r>
+      <w:proofErr w:type="spellEnd"/>
+      <w:r>
+        <w:t xml:space="preserve"> </w:t>
+      </w:r>
+      <w:proofErr w:type="spellStart"/>
+      <w:r>
+        <w:t>hàng</w:t>
+      </w:r>
+      <w:proofErr w:type="spellEnd"/>
+      <w:r>
+        <w:t xml:space="preserve"> </w:t>
+      </w:r>
+      <w:proofErr w:type="spellStart"/>
+      <w:r>
+        <w:t>có</w:t>
+      </w:r>
+      <w:proofErr w:type="spellEnd"/>
+      <w:r>
+        <w:t xml:space="preserve"> </w:t>
+      </w:r>
+      <w:proofErr w:type="spellStart"/>
       <w:r>
         <w:rPr>
           <w:i/>
@@ -480,6 +1797,7 @@
         </w:rPr>
         <w:t>PurchaseOrderDetailID</w:t>
       </w:r>
+      <w:proofErr w:type="spellEnd"/>
       <w:r>
         <w:t>=(</w:t>
       </w:r>
@@ -488,10 +1806,200 @@
           <w:i/>
           <w:iCs/>
         </w:rPr>
-        <w:t>3 ký tự cuối của Mã SV của chính SV dự thi</w:t>
-      </w:r>
-      <w:r>
-        <w:t>) thành getdate()</w:t>
+        <w:t xml:space="preserve">3 </w:t>
+      </w:r>
+      <w:proofErr w:type="spellStart"/>
+      <w:r>
+        <w:rPr>
+          <w:i/>
+          <w:iCs/>
+        </w:rPr>
+        <w:t>ký</w:t>
+      </w:r>
+      <w:proofErr w:type="spellEnd"/>
+      <w:r>
+        <w:rPr>
+          <w:i/>
+          <w:iCs/>
+        </w:rPr>
+        <w:t xml:space="preserve"> </w:t>
+      </w:r>
+      <w:proofErr w:type="spellStart"/>
+      <w:r>
+        <w:rPr>
+          <w:i/>
+          <w:iCs/>
+        </w:rPr>
+        <w:t>tự</w:t>
+      </w:r>
+      <w:proofErr w:type="spellEnd"/>
+      <w:r>
+        <w:rPr>
+          <w:i/>
+          <w:iCs/>
+        </w:rPr>
+        <w:t xml:space="preserve"> </w:t>
+      </w:r>
+      <w:proofErr w:type="spellStart"/>
+      <w:r>
+        <w:rPr>
+          <w:i/>
+          <w:iCs/>
+        </w:rPr>
+        <w:t>cuối</w:t>
+      </w:r>
+      <w:proofErr w:type="spellEnd"/>
+      <w:r>
+        <w:rPr>
+          <w:i/>
+          <w:iCs/>
+        </w:rPr>
+        <w:t xml:space="preserve"> </w:t>
+      </w:r>
+      <w:proofErr w:type="spellStart"/>
+      <w:r>
+        <w:rPr>
+          <w:i/>
+          <w:iCs/>
+        </w:rPr>
+        <w:t>của</w:t>
+      </w:r>
+      <w:proofErr w:type="spellEnd"/>
+      <w:r>
+        <w:rPr>
+          <w:i/>
+          <w:iCs/>
+        </w:rPr>
+        <w:t xml:space="preserve"> </w:t>
+      </w:r>
+      <w:proofErr w:type="spellStart"/>
+      <w:r>
+        <w:rPr>
+          <w:i/>
+          <w:iCs/>
+        </w:rPr>
+        <w:t>Mã</w:t>
+      </w:r>
+      <w:proofErr w:type="spellEnd"/>
+      <w:r>
+        <w:rPr>
+          <w:i/>
+          <w:iCs/>
+        </w:rPr>
+        <w:t xml:space="preserve"> SV </w:t>
+      </w:r>
+      <w:proofErr w:type="spellStart"/>
+      <w:r>
+        <w:rPr>
+          <w:i/>
+          <w:iCs/>
+        </w:rPr>
+        <w:t>của</w:t>
+      </w:r>
+      <w:proofErr w:type="spellEnd"/>
+      <w:r>
+        <w:rPr>
+          <w:i/>
+          <w:iCs/>
+        </w:rPr>
+        <w:t xml:space="preserve"> </w:t>
+      </w:r>
+      <w:proofErr w:type="spellStart"/>
+      <w:r>
+        <w:rPr>
+          <w:i/>
+          <w:iCs/>
+        </w:rPr>
+        <w:t>chính</w:t>
+      </w:r>
+      <w:proofErr w:type="spellEnd"/>
+      <w:r>
+        <w:rPr>
+          <w:i/>
+          <w:iCs/>
+        </w:rPr>
+        <w:t xml:space="preserve"> SV </w:t>
+      </w:r>
+      <w:proofErr w:type="spellStart"/>
+      <w:r>
+        <w:rPr>
+          <w:i/>
+          <w:iCs/>
+        </w:rPr>
+        <w:t>dự</w:t>
+      </w:r>
+      <w:proofErr w:type="spellEnd"/>
+      <w:r>
+        <w:rPr>
+          <w:i/>
+          <w:iCs/>
+        </w:rPr>
+        <w:t xml:space="preserve"> </w:t>
+      </w:r>
+      <w:proofErr w:type="spellStart"/>
+      <w:r>
+        <w:rPr>
+          <w:i/>
+          <w:iCs/>
+        </w:rPr>
+        <w:t>thi</w:t>
+      </w:r>
+      <w:proofErr w:type="spellEnd"/>
+      <w:r>
+        <w:t xml:space="preserve">) </w:t>
+      </w:r>
+      <w:proofErr w:type="spellStart"/>
+      <w:r>
+        <w:t>thành</w:t>
+      </w:r>
+      <w:proofErr w:type="spellEnd"/>
+      <w:r>
+        <w:t xml:space="preserve"> </w:t>
+      </w:r>
+      <w:proofErr w:type="spellStart"/>
+      <w:r>
+        <w:t>getdate</w:t>
+      </w:r>
+      <w:proofErr w:type="spellEnd"/>
+      <w:r>
+        <w:t>()</w:t>
+      </w:r>
+      <w:r>
+        <w:drawing>
+          <wp:inline distT="0" distB="0" distL="0" distR="0" wp14:anchorId="219EDF5B" wp14:editId="5678E4CA">
+            <wp:extent cx="6120130" cy="3456305"/>
+            <wp:effectExtent l="0" t="0" r="0" b="0"/>
+            <wp:docPr id="731648803" name="Picture 1"/>
+            <wp:cNvGraphicFramePr>
+              <a:graphicFrameLocks xmlns:a="http://schemas.openxmlformats.org/drawingml/2006/main" noChangeAspect="1"/>
+            </wp:cNvGraphicFramePr>
+            <a:graphic xmlns:a="http://schemas.openxmlformats.org/drawingml/2006/main">
+              <a:graphicData uri="http://schemas.openxmlformats.org/drawingml/2006/picture">
+                <pic:pic xmlns:pic="http://schemas.openxmlformats.org/drawingml/2006/picture">
+                  <pic:nvPicPr>
+                    <pic:cNvPr id="731648803" name=""/>
+                    <pic:cNvPicPr/>
+                  </pic:nvPicPr>
+                  <pic:blipFill>
+                    <a:blip r:embed="rId10"/>
+                    <a:stretch>
+                      <a:fillRect/>
+                    </a:stretch>
+                  </pic:blipFill>
+                  <pic:spPr>
+                    <a:xfrm>
+                      <a:off x="0" y="0"/>
+                      <a:ext cx="6120130" cy="3456305"/>
+                    </a:xfrm>
+                    <a:prstGeom prst="rect">
+                      <a:avLst/>
+                    </a:prstGeom>
+                  </pic:spPr>
+                </pic:pic>
+              </a:graphicData>
+            </a:graphic>
+          </wp:inline>
+        </w:drawing>
       </w:r>
     </w:p>
     <w:p>
@@ -504,28 +2012,263 @@
         <w:spacing w:after="0" w:line="360" w:lineRule="auto"/>
         <w:jc w:val="both"/>
       </w:pPr>
-      <w:r>
-        <w:t xml:space="preserve">Nhân viên NV2 xóa đơn hàng có </w:t>
-      </w:r>
+      <w:proofErr w:type="spellStart"/>
+      <w:r>
+        <w:lastRenderedPageBreak/>
+        <w:t>Nhân</w:t>
+      </w:r>
+      <w:proofErr w:type="spellEnd"/>
+      <w:r>
+        <w:t xml:space="preserve"> </w:t>
+      </w:r>
+      <w:proofErr w:type="spellStart"/>
+      <w:r>
+        <w:t>viên</w:t>
+      </w:r>
+      <w:proofErr w:type="spellEnd"/>
+      <w:r>
+        <w:t xml:space="preserve"> NV2 </w:t>
+      </w:r>
+      <w:proofErr w:type="spellStart"/>
+      <w:r>
+        <w:t>xóa</w:t>
+      </w:r>
+      <w:proofErr w:type="spellEnd"/>
+      <w:r>
+        <w:t xml:space="preserve"> </w:t>
+      </w:r>
+      <w:proofErr w:type="spellStart"/>
+      <w:r>
+        <w:t>đơn</w:t>
+      </w:r>
+      <w:proofErr w:type="spellEnd"/>
+      <w:r>
+        <w:t xml:space="preserve"> </w:t>
+      </w:r>
+      <w:proofErr w:type="spellStart"/>
+      <w:r>
+        <w:t>hàng</w:t>
+      </w:r>
+      <w:proofErr w:type="spellEnd"/>
+      <w:r>
+        <w:t xml:space="preserve"> </w:t>
+      </w:r>
+      <w:proofErr w:type="spellStart"/>
+      <w:r>
+        <w:t>có</w:t>
+      </w:r>
+      <w:proofErr w:type="spellEnd"/>
+      <w:r>
+        <w:t xml:space="preserve"> </w:t>
+      </w:r>
+      <w:proofErr w:type="spellStart"/>
       <w:r>
         <w:rPr>
           <w:i/>
           <w:iCs/>
         </w:rPr>
-        <w:t xml:space="preserve">PurchaseOrderDetailID </w:t>
-      </w:r>
-      <w:r>
-        <w:t>=(</w:t>
-      </w:r>
+        <w:t>PurchaseOrderDetailID</w:t>
+      </w:r>
+      <w:proofErr w:type="spellEnd"/>
       <w:r>
         <w:rPr>
           <w:i/>
           <w:iCs/>
         </w:rPr>
-        <w:t>3 ký tự đầu của Mã SV của chính SV dự thi</w:t>
-      </w:r>
+        <w:t xml:space="preserve"> </w:t>
+      </w:r>
+      <w:r>
+        <w:t>=(</w:t>
+      </w:r>
+      <w:r>
+        <w:rPr>
+          <w:i/>
+          <w:iCs/>
+        </w:rPr>
+        <w:t xml:space="preserve">3 </w:t>
+      </w:r>
+      <w:proofErr w:type="spellStart"/>
+      <w:r>
+        <w:rPr>
+          <w:i/>
+          <w:iCs/>
+        </w:rPr>
+        <w:t>ký</w:t>
+      </w:r>
+      <w:proofErr w:type="spellEnd"/>
+      <w:r>
+        <w:rPr>
+          <w:i/>
+          <w:iCs/>
+        </w:rPr>
+        <w:t xml:space="preserve"> </w:t>
+      </w:r>
+      <w:proofErr w:type="spellStart"/>
+      <w:r>
+        <w:rPr>
+          <w:i/>
+          <w:iCs/>
+        </w:rPr>
+        <w:t>tự</w:t>
+      </w:r>
+      <w:proofErr w:type="spellEnd"/>
+      <w:r>
+        <w:rPr>
+          <w:i/>
+          <w:iCs/>
+        </w:rPr>
+        <w:t xml:space="preserve"> </w:t>
+      </w:r>
+      <w:proofErr w:type="spellStart"/>
+      <w:r>
+        <w:rPr>
+          <w:i/>
+          <w:iCs/>
+        </w:rPr>
+        <w:t>đầu</w:t>
+      </w:r>
+      <w:proofErr w:type="spellEnd"/>
+      <w:r>
+        <w:rPr>
+          <w:i/>
+          <w:iCs/>
+        </w:rPr>
+        <w:t xml:space="preserve"> </w:t>
+      </w:r>
+      <w:proofErr w:type="spellStart"/>
+      <w:r>
+        <w:rPr>
+          <w:i/>
+          <w:iCs/>
+        </w:rPr>
+        <w:t>của</w:t>
+      </w:r>
+      <w:proofErr w:type="spellEnd"/>
+      <w:r>
+        <w:rPr>
+          <w:i/>
+          <w:iCs/>
+        </w:rPr>
+        <w:t xml:space="preserve"> </w:t>
+      </w:r>
+      <w:proofErr w:type="spellStart"/>
+      <w:r>
+        <w:rPr>
+          <w:i/>
+          <w:iCs/>
+        </w:rPr>
+        <w:t>Mã</w:t>
+      </w:r>
+      <w:proofErr w:type="spellEnd"/>
+      <w:r>
+        <w:rPr>
+          <w:i/>
+          <w:iCs/>
+        </w:rPr>
+        <w:t xml:space="preserve"> SV </w:t>
+      </w:r>
+      <w:proofErr w:type="spellStart"/>
+      <w:r>
+        <w:rPr>
+          <w:i/>
+          <w:iCs/>
+        </w:rPr>
+        <w:t>của</w:t>
+      </w:r>
+      <w:proofErr w:type="spellEnd"/>
+      <w:r>
+        <w:rPr>
+          <w:i/>
+          <w:iCs/>
+        </w:rPr>
+        <w:t xml:space="preserve"> </w:t>
+      </w:r>
+      <w:proofErr w:type="spellStart"/>
+      <w:r>
+        <w:rPr>
+          <w:i/>
+          <w:iCs/>
+        </w:rPr>
+        <w:t>chính</w:t>
+      </w:r>
+      <w:proofErr w:type="spellEnd"/>
+      <w:r>
+        <w:rPr>
+          <w:i/>
+          <w:iCs/>
+        </w:rPr>
+        <w:t xml:space="preserve"> SV </w:t>
+      </w:r>
+      <w:proofErr w:type="spellStart"/>
+      <w:r>
+        <w:rPr>
+          <w:i/>
+          <w:iCs/>
+        </w:rPr>
+        <w:t>dự</w:t>
+      </w:r>
+      <w:proofErr w:type="spellEnd"/>
+      <w:r>
+        <w:rPr>
+          <w:i/>
+          <w:iCs/>
+        </w:rPr>
+        <w:t xml:space="preserve"> </w:t>
+      </w:r>
+      <w:proofErr w:type="spellStart"/>
+      <w:r>
+        <w:rPr>
+          <w:i/>
+          <w:iCs/>
+        </w:rPr>
+        <w:t>thi</w:t>
+      </w:r>
+      <w:proofErr w:type="spellEnd"/>
       <w:r>
         <w:t>).</w:t>
+      </w:r>
+      <w:r>
+        <w:rPr>
+          <w:noProof/>
+        </w:rPr>
+        <w:t xml:space="preserve"> </w:t>
+      </w:r>
+      <w:r>
+        <w:drawing>
+          <wp:inline distT="0" distB="0" distL="0" distR="0" wp14:anchorId="1FA7E5CE" wp14:editId="07BCA5DE">
+            <wp:extent cx="6120130" cy="3456305"/>
+            <wp:effectExtent l="0" t="0" r="0" b="0"/>
+            <wp:docPr id="400026536" name="Picture 1"/>
+            <wp:cNvGraphicFramePr>
+              <a:graphicFrameLocks xmlns:a="http://schemas.openxmlformats.org/drawingml/2006/main" noChangeAspect="1"/>
+            </wp:cNvGraphicFramePr>
+            <a:graphic xmlns:a="http://schemas.openxmlformats.org/drawingml/2006/main">
+              <a:graphicData uri="http://schemas.openxmlformats.org/drawingml/2006/picture">
+                <pic:pic xmlns:pic="http://schemas.openxmlformats.org/drawingml/2006/picture">
+                  <pic:nvPicPr>
+                    <pic:cNvPr id="400026536" name=""/>
+                    <pic:cNvPicPr/>
+                  </pic:nvPicPr>
+                  <pic:blipFill>
+                    <a:blip r:embed="rId11"/>
+                    <a:stretch>
+                      <a:fillRect/>
+                    </a:stretch>
+                  </pic:blipFill>
+                  <pic:spPr>
+                    <a:xfrm>
+                      <a:off x="0" y="0"/>
+                      <a:ext cx="6120130" cy="3456305"/>
+                    </a:xfrm>
+                    <a:prstGeom prst="rect">
+                      <a:avLst/>
+                    </a:prstGeom>
+                  </pic:spPr>
+                </pic:pic>
+              </a:graphicData>
+            </a:graphic>
+          </wp:inline>
+        </w:drawing>
       </w:r>
     </w:p>
     <w:p>
@@ -539,7 +2282,183 @@
         <w:jc w:val="both"/>
       </w:pPr>
       <w:r>
-        <w:t>Sau cùng, nhân viên QL xem lại kết quả NV1 và NV2 đã làm. ***Nhớ chụp hình cửa sổ query của 3 user trên</w:t>
+        <w:t xml:space="preserve">Sau </w:t>
+      </w:r>
+      <w:proofErr w:type="spellStart"/>
+      <w:r>
+        <w:t>cùng</w:t>
+      </w:r>
+      <w:proofErr w:type="spellEnd"/>
+      <w:r>
+        <w:t xml:space="preserve">, </w:t>
+      </w:r>
+      <w:proofErr w:type="spellStart"/>
+      <w:r>
+        <w:t>nhân</w:t>
+      </w:r>
+      <w:proofErr w:type="spellEnd"/>
+      <w:r>
+        <w:t xml:space="preserve"> </w:t>
+      </w:r>
+      <w:proofErr w:type="spellStart"/>
+      <w:r>
+        <w:t>viên</w:t>
+      </w:r>
+      <w:proofErr w:type="spellEnd"/>
+      <w:r>
+        <w:t xml:space="preserve"> QL </w:t>
+      </w:r>
+      <w:proofErr w:type="spellStart"/>
+      <w:r>
+        <w:t>xem</w:t>
+      </w:r>
+      <w:proofErr w:type="spellEnd"/>
+      <w:r>
+        <w:t xml:space="preserve"> </w:t>
+      </w:r>
+      <w:proofErr w:type="spellStart"/>
+      <w:r>
+        <w:t>lại</w:t>
+      </w:r>
+      <w:proofErr w:type="spellEnd"/>
+      <w:r>
+        <w:t xml:space="preserve"> </w:t>
+      </w:r>
+      <w:proofErr w:type="spellStart"/>
+      <w:r>
+        <w:t>kết</w:t>
+      </w:r>
+      <w:proofErr w:type="spellEnd"/>
+      <w:r>
+        <w:t xml:space="preserve"> </w:t>
+      </w:r>
+      <w:proofErr w:type="spellStart"/>
+      <w:r>
+        <w:t>quả</w:t>
+      </w:r>
+      <w:proofErr w:type="spellEnd"/>
+      <w:r>
+        <w:t xml:space="preserve"> NV1 </w:t>
+      </w:r>
+      <w:proofErr w:type="spellStart"/>
+      <w:r>
+        <w:t>và</w:t>
+      </w:r>
+      <w:proofErr w:type="spellEnd"/>
+      <w:r>
+        <w:t xml:space="preserve"> NV2 </w:t>
+      </w:r>
+      <w:proofErr w:type="spellStart"/>
+      <w:r>
+        <w:t>đã</w:t>
+      </w:r>
+      <w:proofErr w:type="spellEnd"/>
+      <w:r>
+        <w:t xml:space="preserve"> </w:t>
+      </w:r>
+      <w:proofErr w:type="spellStart"/>
+      <w:r>
+        <w:t>làm</w:t>
+      </w:r>
+      <w:proofErr w:type="spellEnd"/>
+      <w:r>
+        <w:t>. ***</w:t>
+      </w:r>
+      <w:proofErr w:type="spellStart"/>
+      <w:r>
+        <w:t>Nhớ</w:t>
+      </w:r>
+      <w:proofErr w:type="spellEnd"/>
+      <w:r>
+        <w:t xml:space="preserve"> </w:t>
+      </w:r>
+      <w:proofErr w:type="spellStart"/>
+      <w:r>
+        <w:t>chụp</w:t>
+      </w:r>
+      <w:proofErr w:type="spellEnd"/>
+      <w:r>
+        <w:t xml:space="preserve"> </w:t>
+      </w:r>
+      <w:proofErr w:type="spellStart"/>
+      <w:r>
+        <w:t>hình</w:t>
+      </w:r>
+      <w:proofErr w:type="spellEnd"/>
+      <w:r>
+        <w:t xml:space="preserve"> </w:t>
+      </w:r>
+      <w:proofErr w:type="spellStart"/>
+      <w:r>
+        <w:t>cửa</w:t>
+      </w:r>
+      <w:proofErr w:type="spellEnd"/>
+      <w:r>
+        <w:t xml:space="preserve"> </w:t>
+      </w:r>
+      <w:proofErr w:type="spellStart"/>
+      <w:r>
+        <w:t>sổ</w:t>
+      </w:r>
+      <w:proofErr w:type="spellEnd"/>
+      <w:r>
+        <w:t xml:space="preserve"> query </w:t>
+      </w:r>
+      <w:proofErr w:type="spellStart"/>
+      <w:r>
+        <w:t>của</w:t>
+      </w:r>
+      <w:proofErr w:type="spellEnd"/>
+      <w:r>
+        <w:t xml:space="preserve"> 3 user </w:t>
+      </w:r>
+      <w:proofErr w:type="spellStart"/>
+      <w:r>
+        <w:t>trên</w:t>
+      </w:r>
+      <w:proofErr w:type="spellEnd"/>
+      <w:r>
+        <w:rPr>
+          <w:noProof/>
+        </w:rPr>
+        <w:t xml:space="preserve"> </w:t>
+      </w:r>
+      <w:r>
+        <w:drawing>
+          <wp:inline distT="0" distB="0" distL="0" distR="0" wp14:anchorId="4732E72E" wp14:editId="6A885EAC">
+            <wp:extent cx="6120130" cy="3456305"/>
+            <wp:effectExtent l="0" t="0" r="0" b="0"/>
+            <wp:docPr id="1157694085" name="Picture 1"/>
+            <wp:cNvGraphicFramePr>
+              <a:graphicFrameLocks xmlns:a="http://schemas.openxmlformats.org/drawingml/2006/main" noChangeAspect="1"/>
+            </wp:cNvGraphicFramePr>
+            <a:graphic xmlns:a="http://schemas.openxmlformats.org/drawingml/2006/main">
+              <a:graphicData uri="http://schemas.openxmlformats.org/drawingml/2006/picture">
+                <pic:pic xmlns:pic="http://schemas.openxmlformats.org/drawingml/2006/picture">
+                  <pic:nvPicPr>
+                    <pic:cNvPr id="1157694085" name=""/>
+                    <pic:cNvPicPr/>
+                  </pic:nvPicPr>
+                  <pic:blipFill>
+                    <a:blip r:embed="rId12"/>
+                    <a:stretch>
+                      <a:fillRect/>
+                    </a:stretch>
+                  </pic:blipFill>
+                  <pic:spPr>
+                    <a:xfrm>
+                      <a:off x="0" y="0"/>
+                      <a:ext cx="6120130" cy="3456305"/>
+                    </a:xfrm>
+                    <a:prstGeom prst="rect">
+                      <a:avLst/>
+                    </a:prstGeom>
+                  </pic:spPr>
+                </pic:pic>
+              </a:graphicData>
+            </a:graphic>
+          </wp:inline>
+        </w:drawing>
       </w:r>
     </w:p>
     <w:p>
@@ -562,8 +2481,181 @@
         </w:rPr>
         <w:t xml:space="preserve">Lưu ý: </w:t>
       </w:r>
-      <w:r>
-        <w:t>Đặt tên các cửa sổ query làm việc ứng với các nhân viên là NV1, NV2, QL và lưu các query này vào thư mục bài làm) (1đ).</w:t>
+      <w:proofErr w:type="spellStart"/>
+      <w:r>
+        <w:t>Đặt</w:t>
+      </w:r>
+      <w:proofErr w:type="spellEnd"/>
+      <w:r>
+        <w:t xml:space="preserve"> </w:t>
+      </w:r>
+      <w:proofErr w:type="spellStart"/>
+      <w:r>
+        <w:t>tên</w:t>
+      </w:r>
+      <w:proofErr w:type="spellEnd"/>
+      <w:r>
+        <w:t xml:space="preserve"> </w:t>
+      </w:r>
+      <w:proofErr w:type="spellStart"/>
+      <w:r>
+        <w:t>các</w:t>
+      </w:r>
+      <w:proofErr w:type="spellEnd"/>
+      <w:r>
+        <w:t xml:space="preserve"> </w:t>
+      </w:r>
+      <w:proofErr w:type="spellStart"/>
+      <w:r>
+        <w:t>cửa</w:t>
+      </w:r>
+      <w:proofErr w:type="spellEnd"/>
+      <w:r>
+        <w:t xml:space="preserve"> </w:t>
+      </w:r>
+      <w:proofErr w:type="spellStart"/>
+      <w:r>
+        <w:t>sổ</w:t>
+      </w:r>
+      <w:proofErr w:type="spellEnd"/>
+      <w:r>
+        <w:t xml:space="preserve"> query </w:t>
+      </w:r>
+      <w:proofErr w:type="spellStart"/>
+      <w:r>
+        <w:t>làm</w:t>
+      </w:r>
+      <w:proofErr w:type="spellEnd"/>
+      <w:r>
+        <w:t xml:space="preserve"> </w:t>
+      </w:r>
+      <w:proofErr w:type="spellStart"/>
+      <w:r>
+        <w:t>việc</w:t>
+      </w:r>
+      <w:proofErr w:type="spellEnd"/>
+      <w:r>
+        <w:t xml:space="preserve"> </w:t>
+      </w:r>
+      <w:proofErr w:type="spellStart"/>
+      <w:r>
+        <w:t>ứng</w:t>
+      </w:r>
+      <w:proofErr w:type="spellEnd"/>
+      <w:r>
+        <w:t xml:space="preserve"> </w:t>
+      </w:r>
+      <w:proofErr w:type="spellStart"/>
+      <w:r>
+        <w:t>với</w:t>
+      </w:r>
+      <w:proofErr w:type="spellEnd"/>
+      <w:r>
+        <w:t xml:space="preserve"> </w:t>
+      </w:r>
+      <w:proofErr w:type="spellStart"/>
+      <w:r>
+        <w:t>các</w:t>
+      </w:r>
+      <w:proofErr w:type="spellEnd"/>
+      <w:r>
+        <w:t xml:space="preserve"> </w:t>
+      </w:r>
+      <w:proofErr w:type="spellStart"/>
+      <w:r>
+        <w:t>nhân</w:t>
+      </w:r>
+      <w:proofErr w:type="spellEnd"/>
+      <w:r>
+        <w:t xml:space="preserve"> </w:t>
+      </w:r>
+      <w:proofErr w:type="spellStart"/>
+      <w:r>
+        <w:t>viên</w:t>
+      </w:r>
+      <w:proofErr w:type="spellEnd"/>
+      <w:r>
+        <w:t xml:space="preserve"> </w:t>
+      </w:r>
+      <w:proofErr w:type="spellStart"/>
+      <w:r>
+        <w:t>là</w:t>
+      </w:r>
+      <w:proofErr w:type="spellEnd"/>
+      <w:r>
+        <w:t xml:space="preserve"> NV1, NV2, QL </w:t>
+      </w:r>
+      <w:proofErr w:type="spellStart"/>
+      <w:r>
+        <w:t>và</w:t>
+      </w:r>
+      <w:proofErr w:type="spellEnd"/>
+      <w:r>
+        <w:t xml:space="preserve"> </w:t>
+      </w:r>
+      <w:proofErr w:type="spellStart"/>
+      <w:r>
+        <w:t>lưu</w:t>
+      </w:r>
+      <w:proofErr w:type="spellEnd"/>
+      <w:r>
+        <w:t xml:space="preserve"> </w:t>
+      </w:r>
+      <w:proofErr w:type="spellStart"/>
+      <w:r>
+        <w:t>các</w:t>
+      </w:r>
+      <w:proofErr w:type="spellEnd"/>
+      <w:r>
+        <w:t xml:space="preserve"> query </w:t>
+      </w:r>
+      <w:proofErr w:type="spellStart"/>
+      <w:r>
+        <w:t>này</w:t>
+      </w:r>
+      <w:proofErr w:type="spellEnd"/>
+      <w:r>
+        <w:t xml:space="preserve"> </w:t>
+      </w:r>
+      <w:proofErr w:type="spellStart"/>
+      <w:r>
+        <w:t>vào</w:t>
+      </w:r>
+      <w:proofErr w:type="spellEnd"/>
+      <w:r>
+        <w:t xml:space="preserve"> </w:t>
+      </w:r>
+      <w:proofErr w:type="spellStart"/>
+      <w:r>
+        <w:t>thư</w:t>
+      </w:r>
+      <w:proofErr w:type="spellEnd"/>
+      <w:r>
+        <w:t xml:space="preserve"> </w:t>
+      </w:r>
+      <w:proofErr w:type="spellStart"/>
+      <w:r>
+        <w:t>mục</w:t>
+      </w:r>
+      <w:proofErr w:type="spellEnd"/>
+      <w:r>
+        <w:t xml:space="preserve"> </w:t>
+      </w:r>
+      <w:proofErr w:type="spellStart"/>
+      <w:r>
+        <w:t>bài</w:t>
+      </w:r>
+      <w:proofErr w:type="spellEnd"/>
+      <w:r>
+        <w:t xml:space="preserve"> </w:t>
+      </w:r>
+      <w:proofErr w:type="spellStart"/>
+      <w:r>
+        <w:t>làm</w:t>
+      </w:r>
+      <w:proofErr w:type="spellEnd"/>
+      <w:r>
+        <w:t>) (1đ).</w:t>
       </w:r>
     </w:p>
     <w:p>
@@ -577,14 +2669,1269 @@
         <w:jc w:val="both"/>
       </w:pPr>
       <w:r>
-        <w:t>Ai có thể xem dữ liệu bảng Purchasing.Vendor? Giải thích. Viết lệnh kiểm tra quyền trên</w:t>
-      </w:r>
-      <w:r>
-        <w:t xml:space="preserve"> </w:t>
-      </w:r>
-      <w:r>
-        <w:t>cửa sổ query của user tương ứng (1đ).</w:t>
-      </w:r>
+        <w:lastRenderedPageBreak/>
+        <w:t xml:space="preserve">Ai </w:t>
+      </w:r>
+      <w:proofErr w:type="spellStart"/>
+      <w:r>
+        <w:t>có</w:t>
+      </w:r>
+      <w:proofErr w:type="spellEnd"/>
+      <w:r>
+        <w:t xml:space="preserve"> </w:t>
+      </w:r>
+      <w:proofErr w:type="spellStart"/>
+      <w:r>
+        <w:t>thể</w:t>
+      </w:r>
+      <w:proofErr w:type="spellEnd"/>
+      <w:r>
+        <w:t xml:space="preserve"> </w:t>
+      </w:r>
+      <w:proofErr w:type="spellStart"/>
+      <w:r>
+        <w:t>xem</w:t>
+      </w:r>
+      <w:proofErr w:type="spellEnd"/>
+      <w:r>
+        <w:t xml:space="preserve"> </w:t>
+      </w:r>
+      <w:proofErr w:type="spellStart"/>
+      <w:r>
+        <w:t>dữ</w:t>
+      </w:r>
+      <w:proofErr w:type="spellEnd"/>
+      <w:r>
+        <w:t xml:space="preserve"> </w:t>
+      </w:r>
+      <w:proofErr w:type="spellStart"/>
+      <w:r>
+        <w:t>liệu</w:t>
+      </w:r>
+      <w:proofErr w:type="spellEnd"/>
+      <w:r>
+        <w:t xml:space="preserve"> </w:t>
+      </w:r>
+      <w:proofErr w:type="spellStart"/>
+      <w:r>
+        <w:t>bảng</w:t>
+      </w:r>
+      <w:proofErr w:type="spellEnd"/>
+      <w:r>
+        <w:t xml:space="preserve"> </w:t>
+      </w:r>
+      <w:proofErr w:type="spellStart"/>
+      <w:r>
+        <w:t>Purchasing.Vendor</w:t>
+      </w:r>
+      <w:proofErr w:type="spellEnd"/>
+      <w:r>
+        <w:t xml:space="preserve">? </w:t>
+      </w:r>
+      <w:proofErr w:type="spellStart"/>
+      <w:r>
+        <w:t>Giải</w:t>
+      </w:r>
+      <w:proofErr w:type="spellEnd"/>
+      <w:r>
+        <w:t xml:space="preserve"> </w:t>
+      </w:r>
+      <w:proofErr w:type="spellStart"/>
+      <w:r>
+        <w:t>thích</w:t>
+      </w:r>
+      <w:proofErr w:type="spellEnd"/>
+      <w:r>
+        <w:t xml:space="preserve">. </w:t>
+      </w:r>
+      <w:proofErr w:type="spellStart"/>
+      <w:r>
+        <w:t>Viết</w:t>
+      </w:r>
+      <w:proofErr w:type="spellEnd"/>
+      <w:r>
+        <w:t xml:space="preserve"> </w:t>
+      </w:r>
+      <w:proofErr w:type="spellStart"/>
+      <w:r>
+        <w:t>lệnh</w:t>
+      </w:r>
+      <w:proofErr w:type="spellEnd"/>
+      <w:r>
+        <w:t xml:space="preserve"> </w:t>
+      </w:r>
+      <w:proofErr w:type="spellStart"/>
+      <w:r>
+        <w:t>kiểm</w:t>
+      </w:r>
+      <w:proofErr w:type="spellEnd"/>
+      <w:r>
+        <w:t xml:space="preserve"> </w:t>
+      </w:r>
+      <w:proofErr w:type="spellStart"/>
+      <w:r>
+        <w:t>tra</w:t>
+      </w:r>
+      <w:proofErr w:type="spellEnd"/>
+      <w:r>
+        <w:t xml:space="preserve"> </w:t>
+      </w:r>
+      <w:proofErr w:type="spellStart"/>
+      <w:r>
+        <w:t>quyền</w:t>
+      </w:r>
+      <w:proofErr w:type="spellEnd"/>
+      <w:r>
+        <w:t xml:space="preserve"> </w:t>
+      </w:r>
+      <w:proofErr w:type="spellStart"/>
+      <w:r>
+        <w:t>trên</w:t>
+      </w:r>
+      <w:proofErr w:type="spellEnd"/>
+      <w:r>
+        <w:t xml:space="preserve"> </w:t>
+      </w:r>
+      <w:proofErr w:type="spellStart"/>
+      <w:r>
+        <w:t>cửa</w:t>
+      </w:r>
+      <w:proofErr w:type="spellEnd"/>
+      <w:r>
+        <w:t xml:space="preserve"> </w:t>
+      </w:r>
+      <w:proofErr w:type="spellStart"/>
+      <w:r>
+        <w:t>sổ</w:t>
+      </w:r>
+      <w:proofErr w:type="spellEnd"/>
+      <w:r>
+        <w:t xml:space="preserve"> query </w:t>
+      </w:r>
+      <w:proofErr w:type="spellStart"/>
+      <w:r>
+        <w:t>của</w:t>
+      </w:r>
+      <w:proofErr w:type="spellEnd"/>
+      <w:r>
+        <w:t xml:space="preserve"> user </w:t>
+      </w:r>
+      <w:proofErr w:type="spellStart"/>
+      <w:r>
+        <w:t>tương</w:t>
+      </w:r>
+      <w:proofErr w:type="spellEnd"/>
+      <w:r>
+        <w:t xml:space="preserve"> </w:t>
+      </w:r>
+      <w:proofErr w:type="spellStart"/>
+      <w:r>
+        <w:t>ứng</w:t>
+      </w:r>
+      <w:proofErr w:type="spellEnd"/>
+      <w:r>
+        <w:t xml:space="preserve"> (1đ).</w:t>
+      </w:r>
+      <w:r>
+        <w:rPr>
+          <w:noProof/>
+        </w:rPr>
+        <w:t xml:space="preserve"> </w:t>
+      </w:r>
+      <w:r>
+        <w:drawing>
+          <wp:inline distT="0" distB="0" distL="0" distR="0" wp14:anchorId="007779FF" wp14:editId="6D277B07">
+            <wp:extent cx="6120130" cy="3456305"/>
+            <wp:effectExtent l="0" t="0" r="0" b="0"/>
+            <wp:docPr id="537951316" name="Picture 1"/>
+            <wp:cNvGraphicFramePr>
+              <a:graphicFrameLocks xmlns:a="http://schemas.openxmlformats.org/drawingml/2006/main" noChangeAspect="1"/>
+            </wp:cNvGraphicFramePr>
+            <a:graphic xmlns:a="http://schemas.openxmlformats.org/drawingml/2006/main">
+              <a:graphicData uri="http://schemas.openxmlformats.org/drawingml/2006/picture">
+                <pic:pic xmlns:pic="http://schemas.openxmlformats.org/drawingml/2006/picture">
+                  <pic:nvPicPr>
+                    <pic:cNvPr id="537951316" name=""/>
+                    <pic:cNvPicPr/>
+                  </pic:nvPicPr>
+                  <pic:blipFill>
+                    <a:blip r:embed="rId13"/>
+                    <a:stretch>
+                      <a:fillRect/>
+                    </a:stretch>
+                  </pic:blipFill>
+                  <pic:spPr>
+                    <a:xfrm>
+                      <a:off x="0" y="0"/>
+                      <a:ext cx="6120130" cy="3456305"/>
+                    </a:xfrm>
+                    <a:prstGeom prst="rect">
+                      <a:avLst/>
+                    </a:prstGeom>
+                  </pic:spPr>
+                </pic:pic>
+              </a:graphicData>
+            </a:graphic>
+          </wp:inline>
+        </w:drawing>
+      </w:r>
+    </w:p>
+    <w:p>
+      <w:pPr>
+        <w:pStyle w:val="ListParagraph"/>
+        <w:spacing w:after="0" w:line="360" w:lineRule="auto"/>
+        <w:jc w:val="both"/>
+        <w:rPr>
+          <w:lang w:val="vi-VN"/>
+        </w:rPr>
+      </w:pPr>
+      <w:r>
+        <w:drawing>
+          <wp:inline distT="0" distB="0" distL="0" distR="0" wp14:anchorId="17B8A8F9" wp14:editId="17030934">
+            <wp:extent cx="6120130" cy="3456305"/>
+            <wp:effectExtent l="0" t="0" r="0" b="0"/>
+            <wp:docPr id="1545164710" name="Picture 1"/>
+            <wp:cNvGraphicFramePr>
+              <a:graphicFrameLocks xmlns:a="http://schemas.openxmlformats.org/drawingml/2006/main" noChangeAspect="1"/>
+            </wp:cNvGraphicFramePr>
+            <a:graphic xmlns:a="http://schemas.openxmlformats.org/drawingml/2006/main">
+              <a:graphicData uri="http://schemas.openxmlformats.org/drawingml/2006/picture">
+                <pic:pic xmlns:pic="http://schemas.openxmlformats.org/drawingml/2006/picture">
+                  <pic:nvPicPr>
+                    <pic:cNvPr id="1545164710" name=""/>
+                    <pic:cNvPicPr/>
+                  </pic:nvPicPr>
+                  <pic:blipFill>
+                    <a:blip r:embed="rId14"/>
+                    <a:stretch>
+                      <a:fillRect/>
+                    </a:stretch>
+                  </pic:blipFill>
+                  <pic:spPr>
+                    <a:xfrm>
+                      <a:off x="0" y="0"/>
+                      <a:ext cx="6120130" cy="3456305"/>
+                    </a:xfrm>
+                    <a:prstGeom prst="rect">
+                      <a:avLst/>
+                    </a:prstGeom>
+                  </pic:spPr>
+                </pic:pic>
+              </a:graphicData>
+            </a:graphic>
+          </wp:inline>
+        </w:drawing>
+      </w:r>
+    </w:p>
+    <w:p>
+      <w:pPr>
+        <w:pStyle w:val="ListParagraph"/>
+        <w:spacing w:after="0" w:line="360" w:lineRule="auto"/>
+        <w:jc w:val="both"/>
+        <w:rPr>
+          <w:lang w:val="vi-VN"/>
+        </w:rPr>
+      </w:pPr>
+      <w:r>
+        <w:rPr>
+          <w:lang w:val="vi-VN"/>
+        </w:rPr>
+        <w:lastRenderedPageBreak/>
+        <w:drawing>
+          <wp:inline distT="0" distB="0" distL="0" distR="0" wp14:anchorId="723395BD" wp14:editId="16498B18">
+            <wp:extent cx="6120130" cy="3456305"/>
+            <wp:effectExtent l="0" t="0" r="0" b="0"/>
+            <wp:docPr id="1379857846" name="Picture 1"/>
+            <wp:cNvGraphicFramePr>
+              <a:graphicFrameLocks xmlns:a="http://schemas.openxmlformats.org/drawingml/2006/main" noChangeAspect="1"/>
+            </wp:cNvGraphicFramePr>
+            <a:graphic xmlns:a="http://schemas.openxmlformats.org/drawingml/2006/main">
+              <a:graphicData uri="http://schemas.openxmlformats.org/drawingml/2006/picture">
+                <pic:pic xmlns:pic="http://schemas.openxmlformats.org/drawingml/2006/picture">
+                  <pic:nvPicPr>
+                    <pic:cNvPr id="1379857846" name=""/>
+                    <pic:cNvPicPr/>
+                  </pic:nvPicPr>
+                  <pic:blipFill>
+                    <a:blip r:embed="rId15"/>
+                    <a:stretch>
+                      <a:fillRect/>
+                    </a:stretch>
+                  </pic:blipFill>
+                  <pic:spPr>
+                    <a:xfrm>
+                      <a:off x="0" y="0"/>
+                      <a:ext cx="6120130" cy="3456305"/>
+                    </a:xfrm>
+                    <a:prstGeom prst="rect">
+                      <a:avLst/>
+                    </a:prstGeom>
+                  </pic:spPr>
+                </pic:pic>
+              </a:graphicData>
+            </a:graphic>
+          </wp:inline>
+        </w:drawing>
+      </w:r>
+    </w:p>
+    <w:p>
+      <w:pPr>
+        <w:pStyle w:val="ListParagraph"/>
+        <w:autoSpaceDE w:val="0"/>
+        <w:autoSpaceDN w:val="0"/>
+        <w:adjustRightInd w:val="0"/>
+        <w:spacing w:after="0" w:line="240" w:lineRule="auto"/>
+        <w:rPr>
+          <w:rFonts w:ascii="Consolas" w:hAnsi="Consolas" w:cs="Consolas"/>
+          <w:color w:val="008000"/>
+          <w:kern w:val="0"/>
+          <w:sz w:val="19"/>
+          <w:szCs w:val="19"/>
+        </w:rPr>
+      </w:pPr>
+      <w:r>
+        <w:rPr>
+          <w:rFonts w:ascii="Consolas" w:hAnsi="Consolas" w:cs="Consolas"/>
+          <w:color w:val="008000"/>
+          <w:kern w:val="0"/>
+          <w:sz w:val="19"/>
+          <w:szCs w:val="19"/>
+        </w:rPr>
+        <w:t xml:space="preserve">ql </w:t>
+      </w:r>
+      <w:proofErr w:type="spellStart"/>
+      <w:r>
+        <w:rPr>
+          <w:rFonts w:ascii="Consolas" w:hAnsi="Consolas" w:cs="Consolas"/>
+          <w:color w:val="008000"/>
+          <w:kern w:val="0"/>
+          <w:sz w:val="19"/>
+          <w:szCs w:val="19"/>
+        </w:rPr>
+        <w:t>xem</w:t>
+      </w:r>
+      <w:proofErr w:type="spellEnd"/>
+      <w:r>
+        <w:rPr>
+          <w:rFonts w:ascii="Consolas" w:hAnsi="Consolas" w:cs="Consolas"/>
+          <w:color w:val="008000"/>
+          <w:kern w:val="0"/>
+          <w:sz w:val="19"/>
+          <w:szCs w:val="19"/>
+        </w:rPr>
+        <w:t xml:space="preserve"> </w:t>
+      </w:r>
+      <w:proofErr w:type="spellStart"/>
+      <w:r>
+        <w:rPr>
+          <w:rFonts w:ascii="Consolas" w:hAnsi="Consolas" w:cs="Consolas"/>
+          <w:color w:val="008000"/>
+          <w:kern w:val="0"/>
+          <w:sz w:val="19"/>
+          <w:szCs w:val="19"/>
+        </w:rPr>
+        <w:t>được</w:t>
+      </w:r>
+      <w:proofErr w:type="spellEnd"/>
+      <w:r>
+        <w:rPr>
+          <w:rFonts w:ascii="Consolas" w:hAnsi="Consolas" w:cs="Consolas"/>
+          <w:color w:val="008000"/>
+          <w:kern w:val="0"/>
+          <w:sz w:val="19"/>
+          <w:szCs w:val="19"/>
+        </w:rPr>
+        <w:t xml:space="preserve"> </w:t>
+      </w:r>
+      <w:proofErr w:type="spellStart"/>
+      <w:r>
+        <w:rPr>
+          <w:rFonts w:ascii="Consolas" w:hAnsi="Consolas" w:cs="Consolas"/>
+          <w:color w:val="008000"/>
+          <w:kern w:val="0"/>
+          <w:sz w:val="19"/>
+          <w:szCs w:val="19"/>
+        </w:rPr>
+        <w:t>Purchasing.Vendor</w:t>
+      </w:r>
+      <w:proofErr w:type="spellEnd"/>
+      <w:r>
+        <w:rPr>
+          <w:rFonts w:ascii="Consolas" w:hAnsi="Consolas" w:cs="Consolas"/>
+          <w:color w:val="008000"/>
+          <w:kern w:val="0"/>
+          <w:sz w:val="19"/>
+          <w:szCs w:val="19"/>
+        </w:rPr>
+        <w:t xml:space="preserve"> </w:t>
+      </w:r>
+      <w:proofErr w:type="spellStart"/>
+      <w:r>
+        <w:rPr>
+          <w:rFonts w:ascii="Consolas" w:hAnsi="Consolas" w:cs="Consolas"/>
+          <w:color w:val="008000"/>
+          <w:kern w:val="0"/>
+          <w:sz w:val="19"/>
+          <w:szCs w:val="19"/>
+        </w:rPr>
+        <w:t>vì</w:t>
+      </w:r>
+      <w:proofErr w:type="spellEnd"/>
+      <w:r>
+        <w:rPr>
+          <w:rFonts w:ascii="Consolas" w:hAnsi="Consolas" w:cs="Consolas"/>
+          <w:color w:val="008000"/>
+          <w:kern w:val="0"/>
+          <w:sz w:val="19"/>
+          <w:szCs w:val="19"/>
+        </w:rPr>
+        <w:t xml:space="preserve"> </w:t>
+      </w:r>
+      <w:proofErr w:type="spellStart"/>
+      <w:r>
+        <w:rPr>
+          <w:rFonts w:ascii="Consolas" w:hAnsi="Consolas" w:cs="Consolas"/>
+          <w:color w:val="008000"/>
+          <w:kern w:val="0"/>
+          <w:sz w:val="19"/>
+          <w:szCs w:val="19"/>
+        </w:rPr>
+        <w:t>thuộc</w:t>
+      </w:r>
+      <w:proofErr w:type="spellEnd"/>
+      <w:r>
+        <w:rPr>
+          <w:rFonts w:ascii="Consolas" w:hAnsi="Consolas" w:cs="Consolas"/>
+          <w:color w:val="008000"/>
+          <w:kern w:val="0"/>
+          <w:sz w:val="19"/>
+          <w:szCs w:val="19"/>
+        </w:rPr>
+        <w:t xml:space="preserve"> role </w:t>
+      </w:r>
+      <w:proofErr w:type="spellStart"/>
+      <w:r>
+        <w:rPr>
+          <w:rFonts w:ascii="Consolas" w:hAnsi="Consolas" w:cs="Consolas"/>
+          <w:color w:val="008000"/>
+          <w:kern w:val="0"/>
+          <w:sz w:val="19"/>
+          <w:szCs w:val="19"/>
+        </w:rPr>
+        <w:t>db_datareader</w:t>
+      </w:r>
+      <w:proofErr w:type="spellEnd"/>
+      <w:r>
+        <w:rPr>
+          <w:rFonts w:ascii="Consolas" w:hAnsi="Consolas" w:cs="Consolas"/>
+          <w:color w:val="008000"/>
+          <w:kern w:val="0"/>
+          <w:sz w:val="19"/>
+          <w:szCs w:val="19"/>
+        </w:rPr>
+        <w:t xml:space="preserve"> . </w:t>
+      </w:r>
+      <w:proofErr w:type="spellStart"/>
+      <w:r>
+        <w:rPr>
+          <w:rFonts w:ascii="Consolas" w:hAnsi="Consolas" w:cs="Consolas"/>
+          <w:color w:val="008000"/>
+          <w:kern w:val="0"/>
+          <w:sz w:val="19"/>
+          <w:szCs w:val="19"/>
+        </w:rPr>
+        <w:t>Nó</w:t>
+      </w:r>
+      <w:proofErr w:type="spellEnd"/>
+      <w:r>
+        <w:rPr>
+          <w:rFonts w:ascii="Consolas" w:hAnsi="Consolas" w:cs="Consolas"/>
+          <w:color w:val="008000"/>
+          <w:kern w:val="0"/>
+          <w:sz w:val="19"/>
+          <w:szCs w:val="19"/>
+        </w:rPr>
+        <w:t xml:space="preserve"> </w:t>
+      </w:r>
+      <w:proofErr w:type="spellStart"/>
+      <w:r>
+        <w:rPr>
+          <w:rFonts w:ascii="Consolas" w:hAnsi="Consolas" w:cs="Consolas"/>
+          <w:color w:val="008000"/>
+          <w:kern w:val="0"/>
+          <w:sz w:val="19"/>
+          <w:szCs w:val="19"/>
+        </w:rPr>
+        <w:t>cấp</w:t>
+      </w:r>
+      <w:proofErr w:type="spellEnd"/>
+      <w:r>
+        <w:rPr>
+          <w:rFonts w:ascii="Consolas" w:hAnsi="Consolas" w:cs="Consolas"/>
+          <w:color w:val="008000"/>
+          <w:kern w:val="0"/>
+          <w:sz w:val="19"/>
+          <w:szCs w:val="19"/>
+        </w:rPr>
+        <w:t xml:space="preserve"> </w:t>
+      </w:r>
+      <w:proofErr w:type="spellStart"/>
+      <w:r>
+        <w:rPr>
+          <w:rFonts w:ascii="Consolas" w:hAnsi="Consolas" w:cs="Consolas"/>
+          <w:color w:val="008000"/>
+          <w:kern w:val="0"/>
+          <w:sz w:val="19"/>
+          <w:szCs w:val="19"/>
+        </w:rPr>
+        <w:t>cho</w:t>
+      </w:r>
+      <w:proofErr w:type="spellEnd"/>
+      <w:r>
+        <w:rPr>
+          <w:rFonts w:ascii="Consolas" w:hAnsi="Consolas" w:cs="Consolas"/>
+          <w:color w:val="008000"/>
+          <w:kern w:val="0"/>
+          <w:sz w:val="19"/>
+          <w:szCs w:val="19"/>
+        </w:rPr>
+        <w:t xml:space="preserve"> user </w:t>
+      </w:r>
+      <w:proofErr w:type="spellStart"/>
+      <w:r>
+        <w:rPr>
+          <w:rFonts w:ascii="Consolas" w:hAnsi="Consolas" w:cs="Consolas"/>
+          <w:color w:val="008000"/>
+          <w:kern w:val="0"/>
+          <w:sz w:val="19"/>
+          <w:szCs w:val="19"/>
+        </w:rPr>
+        <w:t>toàn</w:t>
+      </w:r>
+      <w:proofErr w:type="spellEnd"/>
+      <w:r>
+        <w:rPr>
+          <w:rFonts w:ascii="Consolas" w:hAnsi="Consolas" w:cs="Consolas"/>
+          <w:color w:val="008000"/>
+          <w:kern w:val="0"/>
+          <w:sz w:val="19"/>
+          <w:szCs w:val="19"/>
+        </w:rPr>
+        <w:t xml:space="preserve"> </w:t>
+      </w:r>
+      <w:proofErr w:type="spellStart"/>
+      <w:r>
+        <w:rPr>
+          <w:rFonts w:ascii="Consolas" w:hAnsi="Consolas" w:cs="Consolas"/>
+          <w:color w:val="008000"/>
+          <w:kern w:val="0"/>
+          <w:sz w:val="19"/>
+          <w:szCs w:val="19"/>
+        </w:rPr>
+        <w:t>bộ</w:t>
+      </w:r>
+      <w:proofErr w:type="spellEnd"/>
+      <w:r>
+        <w:rPr>
+          <w:rFonts w:ascii="Consolas" w:hAnsi="Consolas" w:cs="Consolas"/>
+          <w:color w:val="008000"/>
+          <w:kern w:val="0"/>
+          <w:sz w:val="19"/>
+          <w:szCs w:val="19"/>
+        </w:rPr>
+        <w:t xml:space="preserve"> </w:t>
+      </w:r>
+      <w:proofErr w:type="spellStart"/>
+      <w:r>
+        <w:rPr>
+          <w:rFonts w:ascii="Consolas" w:hAnsi="Consolas" w:cs="Consolas"/>
+          <w:color w:val="008000"/>
+          <w:kern w:val="0"/>
+          <w:sz w:val="19"/>
+          <w:szCs w:val="19"/>
+        </w:rPr>
+        <w:t>quyền</w:t>
+      </w:r>
+      <w:proofErr w:type="spellEnd"/>
+      <w:r>
+        <w:rPr>
+          <w:rFonts w:ascii="Consolas" w:hAnsi="Consolas" w:cs="Consolas"/>
+          <w:color w:val="008000"/>
+          <w:kern w:val="0"/>
+          <w:sz w:val="19"/>
+          <w:szCs w:val="19"/>
+        </w:rPr>
+        <w:t xml:space="preserve"> </w:t>
+      </w:r>
+      <w:proofErr w:type="spellStart"/>
+      <w:r>
+        <w:rPr>
+          <w:rFonts w:ascii="Consolas" w:hAnsi="Consolas" w:cs="Consolas"/>
+          <w:color w:val="008000"/>
+          <w:kern w:val="0"/>
+          <w:sz w:val="19"/>
+          <w:szCs w:val="19"/>
+        </w:rPr>
+        <w:t>đọc</w:t>
+      </w:r>
+      <w:proofErr w:type="spellEnd"/>
+      <w:r>
+        <w:rPr>
+          <w:rFonts w:ascii="Consolas" w:hAnsi="Consolas" w:cs="Consolas"/>
+          <w:color w:val="008000"/>
+          <w:kern w:val="0"/>
+          <w:sz w:val="19"/>
+          <w:szCs w:val="19"/>
+        </w:rPr>
+        <w:t xml:space="preserve">  </w:t>
+      </w:r>
+      <w:proofErr w:type="spellStart"/>
+      <w:r>
+        <w:rPr>
+          <w:rFonts w:ascii="Consolas" w:hAnsi="Consolas" w:cs="Consolas"/>
+          <w:color w:val="008000"/>
+          <w:kern w:val="0"/>
+          <w:sz w:val="19"/>
+          <w:szCs w:val="19"/>
+        </w:rPr>
+        <w:t>trên</w:t>
+      </w:r>
+      <w:proofErr w:type="spellEnd"/>
+      <w:r>
+        <w:rPr>
+          <w:rFonts w:ascii="Consolas" w:hAnsi="Consolas" w:cs="Consolas"/>
+          <w:color w:val="008000"/>
+          <w:kern w:val="0"/>
+          <w:sz w:val="19"/>
+          <w:szCs w:val="19"/>
+        </w:rPr>
+        <w:t xml:space="preserve"> </w:t>
+      </w:r>
+      <w:proofErr w:type="spellStart"/>
+      <w:r>
+        <w:rPr>
+          <w:rFonts w:ascii="Consolas" w:hAnsi="Consolas" w:cs="Consolas"/>
+          <w:color w:val="008000"/>
+          <w:kern w:val="0"/>
+          <w:sz w:val="19"/>
+          <w:szCs w:val="19"/>
+        </w:rPr>
+        <w:t>tất</w:t>
+      </w:r>
+      <w:proofErr w:type="spellEnd"/>
+      <w:r>
+        <w:rPr>
+          <w:rFonts w:ascii="Consolas" w:hAnsi="Consolas" w:cs="Consolas"/>
+          <w:color w:val="008000"/>
+          <w:kern w:val="0"/>
+          <w:sz w:val="19"/>
+          <w:szCs w:val="19"/>
+        </w:rPr>
+        <w:t xml:space="preserve"> </w:t>
+      </w:r>
+      <w:proofErr w:type="spellStart"/>
+      <w:r>
+        <w:rPr>
+          <w:rFonts w:ascii="Consolas" w:hAnsi="Consolas" w:cs="Consolas"/>
+          <w:color w:val="008000"/>
+          <w:kern w:val="0"/>
+          <w:sz w:val="19"/>
+          <w:szCs w:val="19"/>
+        </w:rPr>
+        <w:t>cả</w:t>
+      </w:r>
+      <w:proofErr w:type="spellEnd"/>
+      <w:r>
+        <w:rPr>
+          <w:rFonts w:ascii="Consolas" w:hAnsi="Consolas" w:cs="Consolas"/>
+          <w:color w:val="008000"/>
+          <w:kern w:val="0"/>
+          <w:sz w:val="19"/>
+          <w:szCs w:val="19"/>
+        </w:rPr>
+        <w:t xml:space="preserve"> </w:t>
+      </w:r>
+      <w:proofErr w:type="spellStart"/>
+      <w:r>
+        <w:rPr>
+          <w:rFonts w:ascii="Consolas" w:hAnsi="Consolas" w:cs="Consolas"/>
+          <w:color w:val="008000"/>
+          <w:kern w:val="0"/>
+          <w:sz w:val="19"/>
+          <w:szCs w:val="19"/>
+        </w:rPr>
+        <w:t>các</w:t>
+      </w:r>
+      <w:proofErr w:type="spellEnd"/>
+      <w:r>
+        <w:rPr>
+          <w:rFonts w:ascii="Consolas" w:hAnsi="Consolas" w:cs="Consolas"/>
+          <w:color w:val="008000"/>
+          <w:kern w:val="0"/>
+          <w:sz w:val="19"/>
+          <w:szCs w:val="19"/>
+        </w:rPr>
+        <w:t xml:space="preserve"> </w:t>
+      </w:r>
+      <w:proofErr w:type="spellStart"/>
+      <w:r>
+        <w:rPr>
+          <w:rFonts w:ascii="Consolas" w:hAnsi="Consolas" w:cs="Consolas"/>
+          <w:color w:val="008000"/>
+          <w:kern w:val="0"/>
+          <w:sz w:val="19"/>
+          <w:szCs w:val="19"/>
+        </w:rPr>
+        <w:t>bảng</w:t>
+      </w:r>
+      <w:proofErr w:type="spellEnd"/>
+      <w:r>
+        <w:rPr>
+          <w:rFonts w:ascii="Consolas" w:hAnsi="Consolas" w:cs="Consolas"/>
+          <w:color w:val="008000"/>
+          <w:kern w:val="0"/>
+          <w:sz w:val="19"/>
+          <w:szCs w:val="19"/>
+        </w:rPr>
+        <w:t xml:space="preserve"> </w:t>
+      </w:r>
+      <w:proofErr w:type="spellStart"/>
+      <w:r>
+        <w:rPr>
+          <w:rFonts w:ascii="Consolas" w:hAnsi="Consolas" w:cs="Consolas"/>
+          <w:color w:val="008000"/>
+          <w:kern w:val="0"/>
+          <w:sz w:val="19"/>
+          <w:szCs w:val="19"/>
+        </w:rPr>
+        <w:t>và</w:t>
+      </w:r>
+      <w:proofErr w:type="spellEnd"/>
+      <w:r>
+        <w:rPr>
+          <w:rFonts w:ascii="Consolas" w:hAnsi="Consolas" w:cs="Consolas"/>
+          <w:color w:val="008000"/>
+          <w:kern w:val="0"/>
+          <w:sz w:val="19"/>
+          <w:szCs w:val="19"/>
+        </w:rPr>
+        <w:t xml:space="preserve"> view </w:t>
+      </w:r>
+      <w:proofErr w:type="spellStart"/>
+      <w:r>
+        <w:rPr>
+          <w:rFonts w:ascii="Consolas" w:hAnsi="Consolas" w:cs="Consolas"/>
+          <w:color w:val="008000"/>
+          <w:kern w:val="0"/>
+          <w:sz w:val="19"/>
+          <w:szCs w:val="19"/>
+        </w:rPr>
+        <w:t>trong</w:t>
+      </w:r>
+      <w:proofErr w:type="spellEnd"/>
+      <w:r>
+        <w:rPr>
+          <w:rFonts w:ascii="Consolas" w:hAnsi="Consolas" w:cs="Consolas"/>
+          <w:color w:val="008000"/>
+          <w:kern w:val="0"/>
+          <w:sz w:val="19"/>
+          <w:szCs w:val="19"/>
+        </w:rPr>
+        <w:t xml:space="preserve"> </w:t>
+      </w:r>
+      <w:proofErr w:type="spellStart"/>
+      <w:r>
+        <w:rPr>
+          <w:rFonts w:ascii="Consolas" w:hAnsi="Consolas" w:cs="Consolas"/>
+          <w:color w:val="008000"/>
+          <w:kern w:val="0"/>
+          <w:sz w:val="19"/>
+          <w:szCs w:val="19"/>
+        </w:rPr>
+        <w:t>cơ</w:t>
+      </w:r>
+      <w:proofErr w:type="spellEnd"/>
+      <w:r>
+        <w:rPr>
+          <w:rFonts w:ascii="Consolas" w:hAnsi="Consolas" w:cs="Consolas"/>
+          <w:color w:val="008000"/>
+          <w:kern w:val="0"/>
+          <w:sz w:val="19"/>
+          <w:szCs w:val="19"/>
+        </w:rPr>
+        <w:t xml:space="preserve"> </w:t>
+      </w:r>
+      <w:proofErr w:type="spellStart"/>
+      <w:r>
+        <w:rPr>
+          <w:rFonts w:ascii="Consolas" w:hAnsi="Consolas" w:cs="Consolas"/>
+          <w:color w:val="008000"/>
+          <w:kern w:val="0"/>
+          <w:sz w:val="19"/>
+          <w:szCs w:val="19"/>
+        </w:rPr>
+        <w:t>sở</w:t>
+      </w:r>
+      <w:proofErr w:type="spellEnd"/>
+      <w:r>
+        <w:rPr>
+          <w:rFonts w:ascii="Consolas" w:hAnsi="Consolas" w:cs="Consolas"/>
+          <w:color w:val="008000"/>
+          <w:kern w:val="0"/>
+          <w:sz w:val="19"/>
+          <w:szCs w:val="19"/>
+        </w:rPr>
+        <w:t xml:space="preserve"> </w:t>
+      </w:r>
+      <w:proofErr w:type="spellStart"/>
+      <w:r>
+        <w:rPr>
+          <w:rFonts w:ascii="Consolas" w:hAnsi="Consolas" w:cs="Consolas"/>
+          <w:color w:val="008000"/>
+          <w:kern w:val="0"/>
+          <w:sz w:val="19"/>
+          <w:szCs w:val="19"/>
+        </w:rPr>
+        <w:t>dữ</w:t>
+      </w:r>
+      <w:proofErr w:type="spellEnd"/>
+      <w:r>
+        <w:rPr>
+          <w:rFonts w:ascii="Consolas" w:hAnsi="Consolas" w:cs="Consolas"/>
+          <w:color w:val="008000"/>
+          <w:kern w:val="0"/>
+          <w:sz w:val="19"/>
+          <w:szCs w:val="19"/>
+        </w:rPr>
+        <w:t xml:space="preserve"> </w:t>
+      </w:r>
+      <w:proofErr w:type="spellStart"/>
+      <w:r>
+        <w:rPr>
+          <w:rFonts w:ascii="Consolas" w:hAnsi="Consolas" w:cs="Consolas"/>
+          <w:color w:val="008000"/>
+          <w:kern w:val="0"/>
+          <w:sz w:val="19"/>
+          <w:szCs w:val="19"/>
+        </w:rPr>
+        <w:t>liệu</w:t>
+      </w:r>
+      <w:proofErr w:type="spellEnd"/>
+      <w:r>
+        <w:rPr>
+          <w:rFonts w:ascii="Consolas" w:hAnsi="Consolas" w:cs="Consolas"/>
+          <w:color w:val="008000"/>
+          <w:kern w:val="0"/>
+          <w:sz w:val="19"/>
+          <w:szCs w:val="19"/>
+        </w:rPr>
+        <w:t xml:space="preserve"> , nv1 nv2 </w:t>
+      </w:r>
+      <w:proofErr w:type="spellStart"/>
+      <w:r>
+        <w:rPr>
+          <w:rFonts w:ascii="Consolas" w:hAnsi="Consolas" w:cs="Consolas"/>
+          <w:color w:val="008000"/>
+          <w:kern w:val="0"/>
+          <w:sz w:val="19"/>
+          <w:szCs w:val="19"/>
+        </w:rPr>
+        <w:t>không</w:t>
+      </w:r>
+      <w:proofErr w:type="spellEnd"/>
+      <w:r>
+        <w:rPr>
+          <w:rFonts w:ascii="Consolas" w:hAnsi="Consolas" w:cs="Consolas"/>
+          <w:color w:val="008000"/>
+          <w:kern w:val="0"/>
+          <w:sz w:val="19"/>
+          <w:szCs w:val="19"/>
+        </w:rPr>
+        <w:t xml:space="preserve"> </w:t>
+      </w:r>
+      <w:proofErr w:type="spellStart"/>
+      <w:r>
+        <w:rPr>
+          <w:rFonts w:ascii="Consolas" w:hAnsi="Consolas" w:cs="Consolas"/>
+          <w:color w:val="008000"/>
+          <w:kern w:val="0"/>
+          <w:sz w:val="19"/>
+          <w:szCs w:val="19"/>
+        </w:rPr>
+        <w:t>xem</w:t>
+      </w:r>
+      <w:proofErr w:type="spellEnd"/>
+      <w:r>
+        <w:rPr>
+          <w:rFonts w:ascii="Consolas" w:hAnsi="Consolas" w:cs="Consolas"/>
+          <w:color w:val="008000"/>
+          <w:kern w:val="0"/>
+          <w:sz w:val="19"/>
+          <w:szCs w:val="19"/>
+        </w:rPr>
+        <w:t xml:space="preserve"> </w:t>
+      </w:r>
+      <w:proofErr w:type="spellStart"/>
+      <w:r>
+        <w:rPr>
+          <w:rFonts w:ascii="Consolas" w:hAnsi="Consolas" w:cs="Consolas"/>
+          <w:color w:val="008000"/>
+          <w:kern w:val="0"/>
+          <w:sz w:val="19"/>
+          <w:szCs w:val="19"/>
+        </w:rPr>
+        <w:t>được</w:t>
+      </w:r>
+      <w:proofErr w:type="spellEnd"/>
+      <w:r>
+        <w:rPr>
+          <w:rFonts w:ascii="Consolas" w:hAnsi="Consolas" w:cs="Consolas"/>
+          <w:color w:val="008000"/>
+          <w:kern w:val="0"/>
+          <w:sz w:val="19"/>
+          <w:szCs w:val="19"/>
+        </w:rPr>
+        <w:t xml:space="preserve"> do k </w:t>
+      </w:r>
+      <w:proofErr w:type="spellStart"/>
+      <w:r>
+        <w:rPr>
+          <w:rFonts w:ascii="Consolas" w:hAnsi="Consolas" w:cs="Consolas"/>
+          <w:color w:val="008000"/>
+          <w:kern w:val="0"/>
+          <w:sz w:val="19"/>
+          <w:szCs w:val="19"/>
+        </w:rPr>
+        <w:t>có</w:t>
+      </w:r>
+      <w:proofErr w:type="spellEnd"/>
+      <w:r>
+        <w:rPr>
+          <w:rFonts w:ascii="Consolas" w:hAnsi="Consolas" w:cs="Consolas"/>
+          <w:color w:val="008000"/>
+          <w:kern w:val="0"/>
+          <w:sz w:val="19"/>
+          <w:szCs w:val="19"/>
+        </w:rPr>
+        <w:t xml:space="preserve"> </w:t>
+      </w:r>
+      <w:proofErr w:type="spellStart"/>
+      <w:r>
+        <w:rPr>
+          <w:rFonts w:ascii="Consolas" w:hAnsi="Consolas" w:cs="Consolas"/>
+          <w:color w:val="008000"/>
+          <w:kern w:val="0"/>
+          <w:sz w:val="19"/>
+          <w:szCs w:val="19"/>
+        </w:rPr>
+        <w:t>quyền</w:t>
+      </w:r>
+      <w:proofErr w:type="spellEnd"/>
+      <w:r>
+        <w:rPr>
+          <w:rFonts w:ascii="Consolas" w:hAnsi="Consolas" w:cs="Consolas"/>
+          <w:color w:val="008000"/>
+          <w:kern w:val="0"/>
+          <w:sz w:val="19"/>
+          <w:szCs w:val="19"/>
+        </w:rPr>
+        <w:t xml:space="preserve"> </w:t>
+      </w:r>
+      <w:proofErr w:type="spellStart"/>
+      <w:r>
+        <w:rPr>
+          <w:rFonts w:ascii="Consolas" w:hAnsi="Consolas" w:cs="Consolas"/>
+          <w:color w:val="008000"/>
+          <w:kern w:val="0"/>
+          <w:sz w:val="19"/>
+          <w:szCs w:val="19"/>
+        </w:rPr>
+        <w:t>đó</w:t>
+      </w:r>
+      <w:proofErr w:type="spellEnd"/>
+      <w:r>
+        <w:rPr>
+          <w:rFonts w:ascii="Consolas" w:hAnsi="Consolas" w:cs="Consolas"/>
+          <w:color w:val="008000"/>
+          <w:kern w:val="0"/>
+          <w:sz w:val="19"/>
+          <w:szCs w:val="19"/>
+        </w:rPr>
+        <w:t xml:space="preserve"> </w:t>
+      </w:r>
+      <w:proofErr w:type="spellStart"/>
+      <w:r>
+        <w:rPr>
+          <w:rFonts w:ascii="Consolas" w:hAnsi="Consolas" w:cs="Consolas"/>
+          <w:color w:val="008000"/>
+          <w:kern w:val="0"/>
+          <w:sz w:val="19"/>
+          <w:szCs w:val="19"/>
+        </w:rPr>
+        <w:t>mà</w:t>
+      </w:r>
+      <w:proofErr w:type="spellEnd"/>
+      <w:r>
+        <w:rPr>
+          <w:rFonts w:ascii="Consolas" w:hAnsi="Consolas" w:cs="Consolas"/>
+          <w:color w:val="008000"/>
+          <w:kern w:val="0"/>
+          <w:sz w:val="19"/>
+          <w:szCs w:val="19"/>
+        </w:rPr>
+        <w:t xml:space="preserve"> </w:t>
+      </w:r>
+      <w:proofErr w:type="spellStart"/>
+      <w:r>
+        <w:rPr>
+          <w:rFonts w:ascii="Consolas" w:hAnsi="Consolas" w:cs="Consolas"/>
+          <w:color w:val="008000"/>
+          <w:kern w:val="0"/>
+          <w:sz w:val="19"/>
+          <w:szCs w:val="19"/>
+        </w:rPr>
+        <w:t>chỉ</w:t>
+      </w:r>
+      <w:proofErr w:type="spellEnd"/>
+      <w:r>
+        <w:rPr>
+          <w:rFonts w:ascii="Consolas" w:hAnsi="Consolas" w:cs="Consolas"/>
+          <w:color w:val="008000"/>
+          <w:kern w:val="0"/>
+          <w:sz w:val="19"/>
+          <w:szCs w:val="19"/>
+        </w:rPr>
+        <w:t xml:space="preserve"> </w:t>
+      </w:r>
+      <w:proofErr w:type="spellStart"/>
+      <w:r>
+        <w:rPr>
+          <w:rFonts w:ascii="Consolas" w:hAnsi="Consolas" w:cs="Consolas"/>
+          <w:color w:val="008000"/>
+          <w:kern w:val="0"/>
+          <w:sz w:val="19"/>
+          <w:szCs w:val="19"/>
+        </w:rPr>
+        <w:t>có</w:t>
+      </w:r>
+      <w:proofErr w:type="spellEnd"/>
+      <w:r>
+        <w:rPr>
+          <w:rFonts w:ascii="Consolas" w:hAnsi="Consolas" w:cs="Consolas"/>
+          <w:color w:val="008000"/>
+          <w:kern w:val="0"/>
+          <w:sz w:val="19"/>
+          <w:szCs w:val="19"/>
+        </w:rPr>
+        <w:t xml:space="preserve"> </w:t>
+      </w:r>
+      <w:proofErr w:type="spellStart"/>
+      <w:r>
+        <w:rPr>
+          <w:rFonts w:ascii="Consolas" w:hAnsi="Consolas" w:cs="Consolas"/>
+          <w:color w:val="008000"/>
+          <w:kern w:val="0"/>
+          <w:sz w:val="19"/>
+          <w:szCs w:val="19"/>
+        </w:rPr>
+        <w:t>quyền</w:t>
+      </w:r>
+      <w:proofErr w:type="spellEnd"/>
+      <w:r>
+        <w:rPr>
+          <w:rFonts w:ascii="Consolas" w:hAnsi="Consolas" w:cs="Consolas"/>
+          <w:color w:val="008000"/>
+          <w:kern w:val="0"/>
+          <w:sz w:val="19"/>
+          <w:szCs w:val="19"/>
+        </w:rPr>
+        <w:t xml:space="preserve"> </w:t>
+      </w:r>
+      <w:proofErr w:type="spellStart"/>
+      <w:r>
+        <w:rPr>
+          <w:rFonts w:ascii="Consolas" w:hAnsi="Consolas" w:cs="Consolas"/>
+          <w:color w:val="008000"/>
+          <w:kern w:val="0"/>
+          <w:sz w:val="19"/>
+          <w:szCs w:val="19"/>
+        </w:rPr>
+        <w:t>đọc</w:t>
+      </w:r>
+      <w:proofErr w:type="spellEnd"/>
+      <w:r>
+        <w:rPr>
+          <w:rFonts w:ascii="Consolas" w:hAnsi="Consolas" w:cs="Consolas"/>
+          <w:color w:val="008000"/>
+          <w:kern w:val="0"/>
+          <w:sz w:val="19"/>
+          <w:szCs w:val="19"/>
+        </w:rPr>
+        <w:t xml:space="preserve"> </w:t>
+      </w:r>
+      <w:proofErr w:type="spellStart"/>
+      <w:r>
+        <w:rPr>
+          <w:rFonts w:ascii="Consolas" w:hAnsi="Consolas" w:cs="Consolas"/>
+          <w:color w:val="008000"/>
+          <w:kern w:val="0"/>
+          <w:sz w:val="19"/>
+          <w:szCs w:val="19"/>
+        </w:rPr>
+        <w:t>trên</w:t>
+      </w:r>
+      <w:proofErr w:type="spellEnd"/>
+      <w:r>
+        <w:rPr>
+          <w:rFonts w:ascii="Consolas" w:hAnsi="Consolas" w:cs="Consolas"/>
+          <w:color w:val="008000"/>
+          <w:kern w:val="0"/>
+          <w:sz w:val="19"/>
+          <w:szCs w:val="19"/>
+        </w:rPr>
+        <w:t xml:space="preserve"> </w:t>
+      </w:r>
+      <w:proofErr w:type="spellStart"/>
+      <w:r>
+        <w:rPr>
+          <w:rFonts w:ascii="Consolas" w:hAnsi="Consolas" w:cs="Consolas"/>
+          <w:color w:val="008000"/>
+          <w:kern w:val="0"/>
+          <w:sz w:val="19"/>
+          <w:szCs w:val="19"/>
+        </w:rPr>
+        <w:t>bảng</w:t>
+      </w:r>
+      <w:proofErr w:type="spellEnd"/>
+      <w:r>
+        <w:rPr>
+          <w:rFonts w:ascii="Consolas" w:hAnsi="Consolas" w:cs="Consolas"/>
+          <w:color w:val="008000"/>
+          <w:kern w:val="0"/>
+          <w:sz w:val="19"/>
+          <w:szCs w:val="19"/>
+        </w:rPr>
+        <w:t xml:space="preserve"> </w:t>
+      </w:r>
+      <w:proofErr w:type="spellStart"/>
+      <w:r>
+        <w:rPr>
+          <w:rFonts w:ascii="Consolas" w:hAnsi="Consolas" w:cs="Consolas"/>
+          <w:color w:val="008000"/>
+          <w:kern w:val="0"/>
+          <w:sz w:val="19"/>
+          <w:szCs w:val="19"/>
+        </w:rPr>
+        <w:t>mà</w:t>
+      </w:r>
+      <w:proofErr w:type="spellEnd"/>
+      <w:r>
+        <w:rPr>
+          <w:rFonts w:ascii="Consolas" w:hAnsi="Consolas" w:cs="Consolas"/>
+          <w:color w:val="008000"/>
+          <w:kern w:val="0"/>
+          <w:sz w:val="19"/>
+          <w:szCs w:val="19"/>
+        </w:rPr>
+        <w:t xml:space="preserve"> role </w:t>
+      </w:r>
+      <w:proofErr w:type="spellStart"/>
+      <w:r>
+        <w:rPr>
+          <w:rFonts w:ascii="Consolas" w:hAnsi="Consolas" w:cs="Consolas"/>
+          <w:color w:val="008000"/>
+          <w:kern w:val="0"/>
+          <w:sz w:val="19"/>
+          <w:szCs w:val="19"/>
+        </w:rPr>
+        <w:t>nhanvien</w:t>
+      </w:r>
+      <w:proofErr w:type="spellEnd"/>
+      <w:r>
+        <w:rPr>
+          <w:rFonts w:ascii="Consolas" w:hAnsi="Consolas" w:cs="Consolas"/>
+          <w:color w:val="008000"/>
+          <w:kern w:val="0"/>
+          <w:sz w:val="19"/>
+          <w:szCs w:val="19"/>
+        </w:rPr>
+        <w:t xml:space="preserve"> </w:t>
+      </w:r>
+      <w:proofErr w:type="spellStart"/>
+      <w:r>
+        <w:rPr>
+          <w:rFonts w:ascii="Consolas" w:hAnsi="Consolas" w:cs="Consolas"/>
+          <w:color w:val="008000"/>
+          <w:kern w:val="0"/>
+          <w:sz w:val="19"/>
+          <w:szCs w:val="19"/>
+        </w:rPr>
+        <w:t>tác</w:t>
+      </w:r>
+      <w:proofErr w:type="spellEnd"/>
+      <w:r>
+        <w:rPr>
+          <w:rFonts w:ascii="Consolas" w:hAnsi="Consolas" w:cs="Consolas"/>
+          <w:color w:val="008000"/>
+          <w:kern w:val="0"/>
+          <w:sz w:val="19"/>
+          <w:szCs w:val="19"/>
+        </w:rPr>
+        <w:t xml:space="preserve"> </w:t>
+      </w:r>
+      <w:proofErr w:type="spellStart"/>
+      <w:r>
+        <w:rPr>
+          <w:rFonts w:ascii="Consolas" w:hAnsi="Consolas" w:cs="Consolas"/>
+          <w:color w:val="008000"/>
+          <w:kern w:val="0"/>
+          <w:sz w:val="19"/>
+          <w:szCs w:val="19"/>
+        </w:rPr>
+        <w:t>động</w:t>
+      </w:r>
+      <w:proofErr w:type="spellEnd"/>
+      <w:r>
+        <w:rPr>
+          <w:rFonts w:ascii="Consolas" w:hAnsi="Consolas" w:cs="Consolas"/>
+          <w:color w:val="008000"/>
+          <w:kern w:val="0"/>
+          <w:sz w:val="19"/>
+          <w:szCs w:val="19"/>
+        </w:rPr>
+        <w:t xml:space="preserve"> </w:t>
+      </w:r>
+      <w:proofErr w:type="spellStart"/>
+      <w:r>
+        <w:rPr>
+          <w:rFonts w:ascii="Consolas" w:hAnsi="Consolas" w:cs="Consolas"/>
+          <w:color w:val="008000"/>
+          <w:kern w:val="0"/>
+          <w:sz w:val="19"/>
+          <w:szCs w:val="19"/>
+        </w:rPr>
+        <w:t>được</w:t>
+      </w:r>
+      <w:proofErr w:type="spellEnd"/>
+      <w:r>
+        <w:rPr>
+          <w:rFonts w:ascii="Consolas" w:hAnsi="Consolas" w:cs="Consolas"/>
+          <w:color w:val="008000"/>
+          <w:kern w:val="0"/>
+          <w:sz w:val="19"/>
+          <w:szCs w:val="19"/>
+        </w:rPr>
+        <w:t xml:space="preserve">  </w:t>
+      </w:r>
+    </w:p>
+    <w:p>
+      <w:pPr>
+        <w:spacing w:after="0" w:line="360" w:lineRule="auto"/>
+        <w:jc w:val="both"/>
+        <w:rPr>
+          <w:lang w:val="vi-VN"/>
+        </w:rPr>
+      </w:pPr>
     </w:p>
     <w:p>
       <w:pPr>
@@ -597,19 +3944,176 @@
         <w:jc w:val="both"/>
       </w:pPr>
       <w:r>
-        <w:t>Các nhân viên quản lý NV1, NV2, QL hoàn thành dự án, admin thu hồi quyền đã cấp.</w:t>
-      </w:r>
-      <w:r>
-        <w:t xml:space="preserve"> </w:t>
-      </w:r>
+        <w:t xml:space="preserve">Các </w:t>
+      </w:r>
+      <w:proofErr w:type="spellStart"/>
+      <w:r>
+        <w:t>nhân</w:t>
+      </w:r>
+      <w:proofErr w:type="spellEnd"/>
+      <w:r>
+        <w:t xml:space="preserve"> </w:t>
+      </w:r>
+      <w:proofErr w:type="spellStart"/>
+      <w:r>
+        <w:t>viên</w:t>
+      </w:r>
+      <w:proofErr w:type="spellEnd"/>
+      <w:r>
+        <w:t xml:space="preserve"> </w:t>
+      </w:r>
+      <w:proofErr w:type="spellStart"/>
+      <w:r>
+        <w:t>quản</w:t>
+      </w:r>
+      <w:proofErr w:type="spellEnd"/>
+      <w:r>
+        <w:t xml:space="preserve"> </w:t>
+      </w:r>
+      <w:proofErr w:type="spellStart"/>
+      <w:r>
+        <w:t>lý</w:t>
+      </w:r>
+      <w:proofErr w:type="spellEnd"/>
+      <w:r>
+        <w:t xml:space="preserve"> NV1, NV2, QL </w:t>
+      </w:r>
+      <w:proofErr w:type="spellStart"/>
+      <w:r>
+        <w:t>hoàn</w:t>
+      </w:r>
+      <w:proofErr w:type="spellEnd"/>
+      <w:r>
+        <w:t xml:space="preserve"> </w:t>
+      </w:r>
+      <w:proofErr w:type="spellStart"/>
+      <w:r>
+        <w:t>thành</w:t>
+      </w:r>
+      <w:proofErr w:type="spellEnd"/>
+      <w:r>
+        <w:t xml:space="preserve"> </w:t>
+      </w:r>
+      <w:proofErr w:type="spellStart"/>
+      <w:r>
+        <w:t>dự</w:t>
+      </w:r>
+      <w:proofErr w:type="spellEnd"/>
+      <w:r>
+        <w:t xml:space="preserve"> </w:t>
+      </w:r>
+      <w:proofErr w:type="spellStart"/>
+      <w:r>
+        <w:t>án</w:t>
+      </w:r>
+      <w:proofErr w:type="spellEnd"/>
+      <w:r>
+        <w:t xml:space="preserve">, admin </w:t>
+      </w:r>
+      <w:proofErr w:type="spellStart"/>
+      <w:r>
+        <w:t>thu</w:t>
+      </w:r>
+      <w:proofErr w:type="spellEnd"/>
+      <w:r>
+        <w:t xml:space="preserve"> </w:t>
+      </w:r>
+      <w:proofErr w:type="spellStart"/>
+      <w:r>
+        <w:t>hồi</w:t>
+      </w:r>
+      <w:proofErr w:type="spellEnd"/>
+      <w:r>
+        <w:t xml:space="preserve"> </w:t>
+      </w:r>
+      <w:proofErr w:type="spellStart"/>
+      <w:r>
+        <w:t>quyền</w:t>
+      </w:r>
+      <w:proofErr w:type="spellEnd"/>
+      <w:r>
+        <w:t xml:space="preserve"> </w:t>
+      </w:r>
+      <w:proofErr w:type="spellStart"/>
+      <w:r>
+        <w:t>đã</w:t>
+      </w:r>
+      <w:proofErr w:type="spellEnd"/>
+      <w:r>
+        <w:t xml:space="preserve"> </w:t>
+      </w:r>
+      <w:proofErr w:type="spellStart"/>
+      <w:r>
+        <w:t>cấp</w:t>
+      </w:r>
+      <w:proofErr w:type="spellEnd"/>
+      <w:r>
+        <w:t>.</w:t>
+      </w:r>
+      <w:r>
+        <w:t xml:space="preserve"> </w:t>
+      </w:r>
+      <w:proofErr w:type="spellStart"/>
       <w:r>
         <w:t>Xóa</w:t>
       </w:r>
-      <w:r>
-        <w:t xml:space="preserve"> </w:t>
-      </w:r>
-      <w:r>
-        <w:t>role NhanVien. (1đ).</w:t>
+      <w:proofErr w:type="spellEnd"/>
+      <w:r>
+        <w:t xml:space="preserve"> </w:t>
+      </w:r>
+      <w:r>
+        <w:t xml:space="preserve">role </w:t>
+      </w:r>
+      <w:proofErr w:type="spellStart"/>
+      <w:r>
+        <w:t>NhanVien</w:t>
+      </w:r>
+      <w:proofErr w:type="spellEnd"/>
+      <w:r>
+        <w:t>. (1đ).</w:t>
+      </w:r>
+      <w:r>
+        <w:rPr>
+          <w:noProof/>
+        </w:rPr>
+        <w:t xml:space="preserve"> </w:t>
+      </w:r>
+      <w:r>
+        <w:drawing>
+          <wp:inline distT="0" distB="0" distL="0" distR="0" wp14:anchorId="63B9BD99" wp14:editId="472F71EC">
+            <wp:extent cx="6120130" cy="3456305"/>
+            <wp:effectExtent l="0" t="0" r="0" b="0"/>
+            <wp:docPr id="770330942" name="Picture 1"/>
+            <wp:cNvGraphicFramePr>
+              <a:graphicFrameLocks xmlns:a="http://schemas.openxmlformats.org/drawingml/2006/main" noChangeAspect="1"/>
+            </wp:cNvGraphicFramePr>
+            <a:graphic xmlns:a="http://schemas.openxmlformats.org/drawingml/2006/main">
+              <a:graphicData uri="http://schemas.openxmlformats.org/drawingml/2006/picture">
+                <pic:pic xmlns:pic="http://schemas.openxmlformats.org/drawingml/2006/picture">
+                  <pic:nvPicPr>
+                    <pic:cNvPr id="770330942" name=""/>
+                    <pic:cNvPicPr/>
+                  </pic:nvPicPr>
+                  <pic:blipFill>
+                    <a:blip r:embed="rId16"/>
+                    <a:stretch>
+                      <a:fillRect/>
+                    </a:stretch>
+                  </pic:blipFill>
+                  <pic:spPr>
+                    <a:xfrm>
+                      <a:off x="0" y="0"/>
+                      <a:ext cx="6120130" cy="3456305"/>
+                    </a:xfrm>
+                    <a:prstGeom prst="rect">
+                      <a:avLst/>
+                    </a:prstGeom>
+                  </pic:spPr>
+                </pic:pic>
+              </a:graphicData>
+            </a:graphic>
+          </wp:inline>
+        </w:drawing>
       </w:r>
     </w:p>
     <w:p>
@@ -621,13 +4125,21 @@
           <w:bCs/>
         </w:rPr>
       </w:pPr>
+      <w:proofErr w:type="spellStart"/>
       <w:r>
         <w:rPr>
           <w:b/>
           <w:bCs/>
         </w:rPr>
-        <w:lastRenderedPageBreak/>
-        <w:t>Câu 2: (LO4) (4đ)</w:t>
+        <w:t>Câu</w:t>
+      </w:r>
+      <w:proofErr w:type="spellEnd"/>
+      <w:r>
+        <w:rPr>
+          <w:b/>
+          <w:bCs/>
+        </w:rPr>
+        <w:t xml:space="preserve"> 2: (LO4) (4đ)</w:t>
       </w:r>
     </w:p>
     <w:p>
@@ -636,8 +4148,285 @@
         <w:ind w:firstLine="720"/>
         <w:jc w:val="both"/>
       </w:pPr>
-      <w:r>
-        <w:t>Hãy lên kế hoạch phục hồi cơ sở dữ liệu cho các hoạt động sau bằng cách viết các lệnh Backup tại các vị trí [...] để thực hiện Restore cơ sở dữ liệu theo yêu cầu ở câu d.</w:t>
+      <w:proofErr w:type="spellStart"/>
+      <w:r>
+        <w:t>Hãy</w:t>
+      </w:r>
+      <w:proofErr w:type="spellEnd"/>
+      <w:r>
+        <w:t xml:space="preserve"> </w:t>
+      </w:r>
+      <w:proofErr w:type="spellStart"/>
+      <w:r>
+        <w:t>lên</w:t>
+      </w:r>
+      <w:proofErr w:type="spellEnd"/>
+      <w:r>
+        <w:t xml:space="preserve"> </w:t>
+      </w:r>
+      <w:proofErr w:type="spellStart"/>
+      <w:r>
+        <w:t>kế</w:t>
+      </w:r>
+      <w:proofErr w:type="spellEnd"/>
+      <w:r>
+        <w:t xml:space="preserve"> </w:t>
+      </w:r>
+      <w:proofErr w:type="spellStart"/>
+      <w:r>
+        <w:t>hoạch</w:t>
+      </w:r>
+      <w:proofErr w:type="spellEnd"/>
+      <w:r>
+        <w:t xml:space="preserve"> </w:t>
+      </w:r>
+      <w:proofErr w:type="spellStart"/>
+      <w:r>
+        <w:t>phục</w:t>
+      </w:r>
+      <w:proofErr w:type="spellEnd"/>
+      <w:r>
+        <w:t xml:space="preserve"> </w:t>
+      </w:r>
+      <w:proofErr w:type="spellStart"/>
+      <w:r>
+        <w:t>hồi</w:t>
+      </w:r>
+      <w:proofErr w:type="spellEnd"/>
+      <w:r>
+        <w:t xml:space="preserve"> </w:t>
+      </w:r>
+      <w:proofErr w:type="spellStart"/>
+      <w:r>
+        <w:t>cơ</w:t>
+      </w:r>
+      <w:proofErr w:type="spellEnd"/>
+      <w:r>
+        <w:t xml:space="preserve"> </w:t>
+      </w:r>
+      <w:proofErr w:type="spellStart"/>
+      <w:r>
+        <w:t>sở</w:t>
+      </w:r>
+      <w:proofErr w:type="spellEnd"/>
+      <w:r>
+        <w:t xml:space="preserve"> </w:t>
+      </w:r>
+      <w:proofErr w:type="spellStart"/>
+      <w:r>
+        <w:t>dữ</w:t>
+      </w:r>
+      <w:proofErr w:type="spellEnd"/>
+      <w:r>
+        <w:t xml:space="preserve"> </w:t>
+      </w:r>
+      <w:proofErr w:type="spellStart"/>
+      <w:r>
+        <w:t>liệu</w:t>
+      </w:r>
+      <w:proofErr w:type="spellEnd"/>
+      <w:r>
+        <w:t xml:space="preserve"> </w:t>
+      </w:r>
+      <w:proofErr w:type="spellStart"/>
+      <w:r>
+        <w:t>cho</w:t>
+      </w:r>
+      <w:proofErr w:type="spellEnd"/>
+      <w:r>
+        <w:t xml:space="preserve"> </w:t>
+      </w:r>
+      <w:proofErr w:type="spellStart"/>
+      <w:r>
+        <w:t>các</w:t>
+      </w:r>
+      <w:proofErr w:type="spellEnd"/>
+      <w:r>
+        <w:t xml:space="preserve"> </w:t>
+      </w:r>
+      <w:proofErr w:type="spellStart"/>
+      <w:r>
+        <w:t>hoạt</w:t>
+      </w:r>
+      <w:proofErr w:type="spellEnd"/>
+      <w:r>
+        <w:t xml:space="preserve"> </w:t>
+      </w:r>
+      <w:proofErr w:type="spellStart"/>
+      <w:r>
+        <w:t>động</w:t>
+      </w:r>
+      <w:proofErr w:type="spellEnd"/>
+      <w:r>
+        <w:t xml:space="preserve"> </w:t>
+      </w:r>
+      <w:proofErr w:type="spellStart"/>
+      <w:r>
+        <w:t>sau</w:t>
+      </w:r>
+      <w:proofErr w:type="spellEnd"/>
+      <w:r>
+        <w:t xml:space="preserve"> </w:t>
+      </w:r>
+      <w:proofErr w:type="spellStart"/>
+      <w:r>
+        <w:t>bằng</w:t>
+      </w:r>
+      <w:proofErr w:type="spellEnd"/>
+      <w:r>
+        <w:t xml:space="preserve"> </w:t>
+      </w:r>
+      <w:proofErr w:type="spellStart"/>
+      <w:r>
+        <w:t>cách</w:t>
+      </w:r>
+      <w:proofErr w:type="spellEnd"/>
+      <w:r>
+        <w:t xml:space="preserve"> </w:t>
+      </w:r>
+      <w:proofErr w:type="spellStart"/>
+      <w:r>
+        <w:t>viết</w:t>
+      </w:r>
+      <w:proofErr w:type="spellEnd"/>
+      <w:r>
+        <w:t xml:space="preserve"> </w:t>
+      </w:r>
+      <w:proofErr w:type="spellStart"/>
+      <w:r>
+        <w:t>các</w:t>
+      </w:r>
+      <w:proofErr w:type="spellEnd"/>
+      <w:r>
+        <w:t xml:space="preserve"> </w:t>
+      </w:r>
+      <w:proofErr w:type="spellStart"/>
+      <w:r>
+        <w:t>lệnh</w:t>
+      </w:r>
+      <w:proofErr w:type="spellEnd"/>
+      <w:r>
+        <w:t xml:space="preserve"> Backup </w:t>
+      </w:r>
+      <w:proofErr w:type="spellStart"/>
+      <w:r>
+        <w:t>tại</w:t>
+      </w:r>
+      <w:proofErr w:type="spellEnd"/>
+      <w:r>
+        <w:t xml:space="preserve"> </w:t>
+      </w:r>
+      <w:proofErr w:type="spellStart"/>
+      <w:r>
+        <w:t>các</w:t>
+      </w:r>
+      <w:proofErr w:type="spellEnd"/>
+      <w:r>
+        <w:t xml:space="preserve"> </w:t>
+      </w:r>
+      <w:proofErr w:type="spellStart"/>
+      <w:r>
+        <w:t>vị</w:t>
+      </w:r>
+      <w:proofErr w:type="spellEnd"/>
+      <w:r>
+        <w:t xml:space="preserve"> </w:t>
+      </w:r>
+      <w:proofErr w:type="spellStart"/>
+      <w:r>
+        <w:t>trí</w:t>
+      </w:r>
+      <w:proofErr w:type="spellEnd"/>
+      <w:r>
+        <w:t xml:space="preserve"> [...] </w:t>
+      </w:r>
+      <w:proofErr w:type="spellStart"/>
+      <w:r>
+        <w:t>để</w:t>
+      </w:r>
+      <w:proofErr w:type="spellEnd"/>
+      <w:r>
+        <w:t xml:space="preserve"> </w:t>
+      </w:r>
+      <w:proofErr w:type="spellStart"/>
+      <w:r>
+        <w:t>thực</w:t>
+      </w:r>
+      <w:proofErr w:type="spellEnd"/>
+      <w:r>
+        <w:t xml:space="preserve"> </w:t>
+      </w:r>
+      <w:proofErr w:type="spellStart"/>
+      <w:r>
+        <w:t>hiện</w:t>
+      </w:r>
+      <w:proofErr w:type="spellEnd"/>
+      <w:r>
+        <w:t xml:space="preserve"> Restore </w:t>
+      </w:r>
+      <w:proofErr w:type="spellStart"/>
+      <w:r>
+        <w:t>cơ</w:t>
+      </w:r>
+      <w:proofErr w:type="spellEnd"/>
+      <w:r>
+        <w:t xml:space="preserve"> </w:t>
+      </w:r>
+      <w:proofErr w:type="spellStart"/>
+      <w:r>
+        <w:t>sở</w:t>
+      </w:r>
+      <w:proofErr w:type="spellEnd"/>
+      <w:r>
+        <w:t xml:space="preserve"> </w:t>
+      </w:r>
+      <w:proofErr w:type="spellStart"/>
+      <w:r>
+        <w:t>dữ</w:t>
+      </w:r>
+      <w:proofErr w:type="spellEnd"/>
+      <w:r>
+        <w:t xml:space="preserve"> </w:t>
+      </w:r>
+      <w:proofErr w:type="spellStart"/>
+      <w:r>
+        <w:t>liệu</w:t>
+      </w:r>
+      <w:proofErr w:type="spellEnd"/>
+      <w:r>
+        <w:t xml:space="preserve"> </w:t>
+      </w:r>
+      <w:proofErr w:type="spellStart"/>
+      <w:r>
+        <w:t>theo</w:t>
+      </w:r>
+      <w:proofErr w:type="spellEnd"/>
+      <w:r>
+        <w:t xml:space="preserve"> </w:t>
+      </w:r>
+      <w:proofErr w:type="spellStart"/>
+      <w:r>
+        <w:t>yêu</w:t>
+      </w:r>
+      <w:proofErr w:type="spellEnd"/>
+      <w:r>
+        <w:t xml:space="preserve"> </w:t>
+      </w:r>
+      <w:proofErr w:type="spellStart"/>
+      <w:r>
+        <w:t>cầu</w:t>
+      </w:r>
+      <w:proofErr w:type="spellEnd"/>
+      <w:r>
+        <w:t xml:space="preserve"> ở </w:t>
+      </w:r>
+      <w:proofErr w:type="spellStart"/>
+      <w:r>
+        <w:t>câu</w:t>
+      </w:r>
+      <w:proofErr w:type="spellEnd"/>
+      <w:r>
+        <w:t xml:space="preserve"> d.</w:t>
       </w:r>
     </w:p>
     <w:p>
@@ -650,20 +4439,442 @@
         <w:spacing w:after="0" w:line="360" w:lineRule="auto"/>
         <w:jc w:val="both"/>
       </w:pPr>
-      <w:r>
-        <w:t>Tạo một transaction tăng lương (Rate) thêm 15% cho các nhân viên làm việc ca</w:t>
-      </w:r>
-      <w:r>
-        <w:t xml:space="preserve"> </w:t>
-      </w:r>
-      <w:r>
-        <w:t>(Shift.Name) chiều và tăng 25% lương cho các nhân viên làm việc ca đêm. [Ghi nhận dữ</w:t>
-      </w:r>
-      <w:r>
-        <w:t xml:space="preserve"> </w:t>
-      </w:r>
-      <w:r>
-        <w:t>liệu đang có và Viết lệnh Full Backup]. (1đ)</w:t>
+      <w:proofErr w:type="spellStart"/>
+      <w:r>
+        <w:lastRenderedPageBreak/>
+        <w:t>Tạo</w:t>
+      </w:r>
+      <w:proofErr w:type="spellEnd"/>
+      <w:r>
+        <w:t xml:space="preserve"> </w:t>
+      </w:r>
+      <w:proofErr w:type="spellStart"/>
+      <w:r>
+        <w:t>một</w:t>
+      </w:r>
+      <w:proofErr w:type="spellEnd"/>
+      <w:r>
+        <w:t xml:space="preserve"> transaction </w:t>
+      </w:r>
+      <w:proofErr w:type="spellStart"/>
+      <w:r>
+        <w:t>tăng</w:t>
+      </w:r>
+      <w:proofErr w:type="spellEnd"/>
+      <w:r>
+        <w:t xml:space="preserve"> </w:t>
+      </w:r>
+      <w:proofErr w:type="spellStart"/>
+      <w:r>
+        <w:t>lương</w:t>
+      </w:r>
+      <w:proofErr w:type="spellEnd"/>
+      <w:r>
+        <w:t xml:space="preserve"> (Rate) </w:t>
+      </w:r>
+      <w:proofErr w:type="spellStart"/>
+      <w:r>
+        <w:t>thêm</w:t>
+      </w:r>
+      <w:proofErr w:type="spellEnd"/>
+      <w:r>
+        <w:t xml:space="preserve"> 15% </w:t>
+      </w:r>
+      <w:proofErr w:type="spellStart"/>
+      <w:r>
+        <w:t>cho</w:t>
+      </w:r>
+      <w:proofErr w:type="spellEnd"/>
+      <w:r>
+        <w:t xml:space="preserve"> </w:t>
+      </w:r>
+      <w:proofErr w:type="spellStart"/>
+      <w:r>
+        <w:t>các</w:t>
+      </w:r>
+      <w:proofErr w:type="spellEnd"/>
+      <w:r>
+        <w:t xml:space="preserve"> </w:t>
+      </w:r>
+      <w:proofErr w:type="spellStart"/>
+      <w:r>
+        <w:t>nhân</w:t>
+      </w:r>
+      <w:proofErr w:type="spellEnd"/>
+      <w:r>
+        <w:t xml:space="preserve"> </w:t>
+      </w:r>
+      <w:proofErr w:type="spellStart"/>
+      <w:r>
+        <w:t>viên</w:t>
+      </w:r>
+      <w:proofErr w:type="spellEnd"/>
+      <w:r>
+        <w:t xml:space="preserve"> </w:t>
+      </w:r>
+      <w:proofErr w:type="spellStart"/>
+      <w:r>
+        <w:t>làm</w:t>
+      </w:r>
+      <w:proofErr w:type="spellEnd"/>
+      <w:r>
+        <w:t xml:space="preserve"> </w:t>
+      </w:r>
+      <w:proofErr w:type="spellStart"/>
+      <w:r>
+        <w:t>việc</w:t>
+      </w:r>
+      <w:proofErr w:type="spellEnd"/>
+      <w:r>
+        <w:t xml:space="preserve"> ca</w:t>
+      </w:r>
+      <w:r>
+        <w:t xml:space="preserve"> </w:t>
+      </w:r>
+      <w:r>
+        <w:t>(</w:t>
+      </w:r>
+      <w:proofErr w:type="spellStart"/>
+      <w:r>
+        <w:t>Shift.Name</w:t>
+      </w:r>
+      <w:proofErr w:type="spellEnd"/>
+      <w:r>
+        <w:t xml:space="preserve">) </w:t>
+      </w:r>
+      <w:proofErr w:type="spellStart"/>
+      <w:r>
+        <w:t>chiều</w:t>
+      </w:r>
+      <w:proofErr w:type="spellEnd"/>
+      <w:r>
+        <w:t xml:space="preserve"> </w:t>
+      </w:r>
+      <w:proofErr w:type="spellStart"/>
+      <w:r>
+        <w:t>và</w:t>
+      </w:r>
+      <w:proofErr w:type="spellEnd"/>
+      <w:r>
+        <w:t xml:space="preserve"> </w:t>
+      </w:r>
+      <w:proofErr w:type="spellStart"/>
+      <w:r>
+        <w:t>tăng</w:t>
+      </w:r>
+      <w:proofErr w:type="spellEnd"/>
+      <w:r>
+        <w:t xml:space="preserve"> 25% </w:t>
+      </w:r>
+      <w:proofErr w:type="spellStart"/>
+      <w:r>
+        <w:t>lương</w:t>
+      </w:r>
+      <w:proofErr w:type="spellEnd"/>
+      <w:r>
+        <w:t xml:space="preserve"> </w:t>
+      </w:r>
+      <w:proofErr w:type="spellStart"/>
+      <w:r>
+        <w:t>cho</w:t>
+      </w:r>
+      <w:proofErr w:type="spellEnd"/>
+      <w:r>
+        <w:t xml:space="preserve"> </w:t>
+      </w:r>
+      <w:proofErr w:type="spellStart"/>
+      <w:r>
+        <w:t>các</w:t>
+      </w:r>
+      <w:proofErr w:type="spellEnd"/>
+      <w:r>
+        <w:t xml:space="preserve"> </w:t>
+      </w:r>
+      <w:proofErr w:type="spellStart"/>
+      <w:r>
+        <w:t>nhân</w:t>
+      </w:r>
+      <w:proofErr w:type="spellEnd"/>
+      <w:r>
+        <w:t xml:space="preserve"> </w:t>
+      </w:r>
+      <w:proofErr w:type="spellStart"/>
+      <w:r>
+        <w:t>viên</w:t>
+      </w:r>
+      <w:proofErr w:type="spellEnd"/>
+      <w:r>
+        <w:t xml:space="preserve"> </w:t>
+      </w:r>
+      <w:proofErr w:type="spellStart"/>
+      <w:r>
+        <w:t>làm</w:t>
+      </w:r>
+      <w:proofErr w:type="spellEnd"/>
+      <w:r>
+        <w:t xml:space="preserve"> </w:t>
+      </w:r>
+      <w:proofErr w:type="spellStart"/>
+      <w:r>
+        <w:t>việc</w:t>
+      </w:r>
+      <w:proofErr w:type="spellEnd"/>
+      <w:r>
+        <w:t xml:space="preserve"> ca </w:t>
+      </w:r>
+      <w:proofErr w:type="spellStart"/>
+      <w:r>
+        <w:t>đêm</w:t>
+      </w:r>
+      <w:proofErr w:type="spellEnd"/>
+      <w:r>
+        <w:t>. [</w:t>
+      </w:r>
+      <w:proofErr w:type="spellStart"/>
+      <w:r>
+        <w:t>Ghi</w:t>
+      </w:r>
+      <w:proofErr w:type="spellEnd"/>
+      <w:r>
+        <w:t xml:space="preserve"> </w:t>
+      </w:r>
+      <w:proofErr w:type="spellStart"/>
+      <w:r>
+        <w:t>nhận</w:t>
+      </w:r>
+      <w:proofErr w:type="spellEnd"/>
+      <w:r>
+        <w:t xml:space="preserve"> </w:t>
+      </w:r>
+      <w:proofErr w:type="spellStart"/>
+      <w:r>
+        <w:t>dữ</w:t>
+      </w:r>
+      <w:proofErr w:type="spellEnd"/>
+      <w:r>
+        <w:t xml:space="preserve"> </w:t>
+      </w:r>
+      <w:proofErr w:type="spellStart"/>
+      <w:r>
+        <w:t>liệu</w:t>
+      </w:r>
+      <w:proofErr w:type="spellEnd"/>
+      <w:r>
+        <w:t xml:space="preserve"> </w:t>
+      </w:r>
+      <w:proofErr w:type="spellStart"/>
+      <w:r>
+        <w:t>đang</w:t>
+      </w:r>
+      <w:proofErr w:type="spellEnd"/>
+      <w:r>
+        <w:t xml:space="preserve"> </w:t>
+      </w:r>
+      <w:proofErr w:type="spellStart"/>
+      <w:r>
+        <w:t>có</w:t>
+      </w:r>
+      <w:proofErr w:type="spellEnd"/>
+      <w:r>
+        <w:t xml:space="preserve"> </w:t>
+      </w:r>
+      <w:proofErr w:type="spellStart"/>
+      <w:r>
+        <w:t>và</w:t>
+      </w:r>
+      <w:proofErr w:type="spellEnd"/>
+      <w:r>
+        <w:t xml:space="preserve"> Viết </w:t>
+      </w:r>
+      <w:proofErr w:type="spellStart"/>
+      <w:r>
+        <w:t>lệnh</w:t>
+      </w:r>
+      <w:proofErr w:type="spellEnd"/>
+      <w:r>
+        <w:t xml:space="preserve"> Full Backup]. (1đ)</w:t>
+      </w:r>
+      <w:r>
+        <w:rPr>
+          <w:noProof/>
+        </w:rPr>
+        <w:t xml:space="preserve"> </w:t>
+      </w:r>
+      <w:r>
+        <w:drawing>
+          <wp:inline distT="0" distB="0" distL="0" distR="0" wp14:anchorId="3AD0991E" wp14:editId="5ABC3BE9">
+            <wp:extent cx="6120130" cy="3456305"/>
+            <wp:effectExtent l="0" t="0" r="0" b="0"/>
+            <wp:docPr id="1120097077" name="Picture 1"/>
+            <wp:cNvGraphicFramePr>
+              <a:graphicFrameLocks xmlns:a="http://schemas.openxmlformats.org/drawingml/2006/main" noChangeAspect="1"/>
+            </wp:cNvGraphicFramePr>
+            <a:graphic xmlns:a="http://schemas.openxmlformats.org/drawingml/2006/main">
+              <a:graphicData uri="http://schemas.openxmlformats.org/drawingml/2006/picture">
+                <pic:pic xmlns:pic="http://schemas.openxmlformats.org/drawingml/2006/picture">
+                  <pic:nvPicPr>
+                    <pic:cNvPr id="1120097077" name=""/>
+                    <pic:cNvPicPr/>
+                  </pic:nvPicPr>
+                  <pic:blipFill>
+                    <a:blip r:embed="rId17"/>
+                    <a:stretch>
+                      <a:fillRect/>
+                    </a:stretch>
+                  </pic:blipFill>
+                  <pic:spPr>
+                    <a:xfrm>
+                      <a:off x="0" y="0"/>
+                      <a:ext cx="6120130" cy="3456305"/>
+                    </a:xfrm>
+                    <a:prstGeom prst="rect">
+                      <a:avLst/>
+                    </a:prstGeom>
+                  </pic:spPr>
+                </pic:pic>
+              </a:graphicData>
+            </a:graphic>
+          </wp:inline>
+        </w:drawing>
+      </w:r>
+      <w:r>
+        <w:rPr>
+          <w:noProof/>
+        </w:rPr>
+        <w:t xml:space="preserve"> </w:t>
+      </w:r>
+      <w:r>
+        <w:rPr>
+          <w:noProof/>
+        </w:rPr>
+        <w:drawing>
+          <wp:inline distT="0" distB="0" distL="0" distR="0" wp14:anchorId="231F089A" wp14:editId="2B23EEB1">
+            <wp:extent cx="6120130" cy="3456305"/>
+            <wp:effectExtent l="0" t="0" r="0" b="0"/>
+            <wp:docPr id="1622913120" name="Picture 1"/>
+            <wp:cNvGraphicFramePr>
+              <a:graphicFrameLocks xmlns:a="http://schemas.openxmlformats.org/drawingml/2006/main" noChangeAspect="1"/>
+            </wp:cNvGraphicFramePr>
+            <a:graphic xmlns:a="http://schemas.openxmlformats.org/drawingml/2006/main">
+              <a:graphicData uri="http://schemas.openxmlformats.org/drawingml/2006/picture">
+                <pic:pic xmlns:pic="http://schemas.openxmlformats.org/drawingml/2006/picture">
+                  <pic:nvPicPr>
+                    <pic:cNvPr id="1622913120" name=""/>
+                    <pic:cNvPicPr/>
+                  </pic:nvPicPr>
+                  <pic:blipFill>
+                    <a:blip r:embed="rId18"/>
+                    <a:stretch>
+                      <a:fillRect/>
+                    </a:stretch>
+                  </pic:blipFill>
+                  <pic:spPr>
+                    <a:xfrm>
+                      <a:off x="0" y="0"/>
+                      <a:ext cx="6120130" cy="3456305"/>
+                    </a:xfrm>
+                    <a:prstGeom prst="rect">
+                      <a:avLst/>
+                    </a:prstGeom>
+                  </pic:spPr>
+                </pic:pic>
+              </a:graphicData>
+            </a:graphic>
+          </wp:inline>
+        </w:drawing>
+      </w:r>
+      <w:r>
+        <w:rPr>
+          <w:noProof/>
+        </w:rPr>
+        <w:t xml:space="preserve"> </w:t>
+      </w:r>
+      <w:r>
+        <w:rPr>
+          <w:noProof/>
+        </w:rPr>
+        <w:lastRenderedPageBreak/>
+        <w:drawing>
+          <wp:inline distT="0" distB="0" distL="0" distR="0" wp14:anchorId="2540FA3F" wp14:editId="066E9007">
+            <wp:extent cx="6120130" cy="3456305"/>
+            <wp:effectExtent l="0" t="0" r="0" b="0"/>
+            <wp:docPr id="490658244" name="Picture 1"/>
+            <wp:cNvGraphicFramePr>
+              <a:graphicFrameLocks xmlns:a="http://schemas.openxmlformats.org/drawingml/2006/main" noChangeAspect="1"/>
+            </wp:cNvGraphicFramePr>
+            <a:graphic xmlns:a="http://schemas.openxmlformats.org/drawingml/2006/main">
+              <a:graphicData uri="http://schemas.openxmlformats.org/drawingml/2006/picture">
+                <pic:pic xmlns:pic="http://schemas.openxmlformats.org/drawingml/2006/picture">
+                  <pic:nvPicPr>
+                    <pic:cNvPr id="490658244" name=""/>
+                    <pic:cNvPicPr/>
+                  </pic:nvPicPr>
+                  <pic:blipFill>
+                    <a:blip r:embed="rId19"/>
+                    <a:stretch>
+                      <a:fillRect/>
+                    </a:stretch>
+                  </pic:blipFill>
+                  <pic:spPr>
+                    <a:xfrm>
+                      <a:off x="0" y="0"/>
+                      <a:ext cx="6120130" cy="3456305"/>
+                    </a:xfrm>
+                    <a:prstGeom prst="rect">
+                      <a:avLst/>
+                    </a:prstGeom>
+                  </pic:spPr>
+                </pic:pic>
+              </a:graphicData>
+            </a:graphic>
+          </wp:inline>
+        </w:drawing>
+      </w:r>
+      <w:r>
+        <w:rPr>
+          <w:noProof/>
+        </w:rPr>
+        <w:t xml:space="preserve"> </w:t>
+      </w:r>
+      <w:r>
+        <w:rPr>
+          <w:noProof/>
+        </w:rPr>
+        <w:drawing>
+          <wp:inline distT="0" distB="0" distL="0" distR="0" wp14:anchorId="2B04C0F7" wp14:editId="2E84C26B">
+            <wp:extent cx="6120130" cy="3456305"/>
+            <wp:effectExtent l="0" t="0" r="0" b="0"/>
+            <wp:docPr id="403280561" name="Picture 1"/>
+            <wp:cNvGraphicFramePr>
+              <a:graphicFrameLocks xmlns:a="http://schemas.openxmlformats.org/drawingml/2006/main" noChangeAspect="1"/>
+            </wp:cNvGraphicFramePr>
+            <a:graphic xmlns:a="http://schemas.openxmlformats.org/drawingml/2006/main">
+              <a:graphicData uri="http://schemas.openxmlformats.org/drawingml/2006/picture">
+                <pic:pic xmlns:pic="http://schemas.openxmlformats.org/drawingml/2006/picture">
+                  <pic:nvPicPr>
+                    <pic:cNvPr id="403280561" name=""/>
+                    <pic:cNvPicPr/>
+                  </pic:nvPicPr>
+                  <pic:blipFill>
+                    <a:blip r:embed="rId20"/>
+                    <a:stretch>
+                      <a:fillRect/>
+                    </a:stretch>
+                  </pic:blipFill>
+                  <pic:spPr>
+                    <a:xfrm>
+                      <a:off x="0" y="0"/>
+                      <a:ext cx="6120130" cy="3456305"/>
+                    </a:xfrm>
+                    <a:prstGeom prst="rect">
+                      <a:avLst/>
+                    </a:prstGeom>
+                  </pic:spPr>
+                </pic:pic>
+              </a:graphicData>
+            </a:graphic>
+          </wp:inline>
+        </w:drawing>
       </w:r>
     </w:p>
     <w:p>
@@ -676,8 +4887,167 @@
         <w:spacing w:after="0" w:line="360" w:lineRule="auto"/>
         <w:jc w:val="both"/>
       </w:pPr>
-      <w:r>
-        <w:t>Xóa mọi bản ghi trong bảng SalesTerritoryHistory. [Viết lệnh Differential Backup] (1đ).</w:t>
+      <w:proofErr w:type="spellStart"/>
+      <w:r>
+        <w:t>Xóa</w:t>
+      </w:r>
+      <w:proofErr w:type="spellEnd"/>
+      <w:r>
+        <w:t xml:space="preserve"> </w:t>
+      </w:r>
+      <w:proofErr w:type="spellStart"/>
+      <w:r>
+        <w:t>mọi</w:t>
+      </w:r>
+      <w:proofErr w:type="spellEnd"/>
+      <w:r>
+        <w:t xml:space="preserve"> </w:t>
+      </w:r>
+      <w:proofErr w:type="spellStart"/>
+      <w:r>
+        <w:t>bản</w:t>
+      </w:r>
+      <w:proofErr w:type="spellEnd"/>
+      <w:r>
+        <w:t xml:space="preserve"> </w:t>
+      </w:r>
+      <w:proofErr w:type="spellStart"/>
+      <w:r>
+        <w:t>ghi</w:t>
+      </w:r>
+      <w:proofErr w:type="spellEnd"/>
+      <w:r>
+        <w:t xml:space="preserve"> </w:t>
+      </w:r>
+      <w:proofErr w:type="spellStart"/>
+      <w:r>
+        <w:t>trong</w:t>
+      </w:r>
+      <w:proofErr w:type="spellEnd"/>
+      <w:r>
+        <w:t xml:space="preserve"> </w:t>
+      </w:r>
+      <w:proofErr w:type="spellStart"/>
+      <w:r>
+        <w:t>bảng</w:t>
+      </w:r>
+      <w:proofErr w:type="spellEnd"/>
+      <w:r>
+        <w:t xml:space="preserve"> </w:t>
+      </w:r>
+      <w:proofErr w:type="spellStart"/>
+      <w:r>
+        <w:t>SalesTerritoryHistory</w:t>
+      </w:r>
+      <w:proofErr w:type="spellEnd"/>
+      <w:r>
+        <w:t>. [</w:t>
+      </w:r>
+      <w:proofErr w:type="spellStart"/>
+      <w:r>
+        <w:t>Viết</w:t>
+      </w:r>
+      <w:proofErr w:type="spellEnd"/>
+      <w:r>
+        <w:t xml:space="preserve"> </w:t>
+      </w:r>
+      <w:proofErr w:type="spellStart"/>
+      <w:r>
+        <w:t>lệnh</w:t>
+      </w:r>
+      <w:proofErr w:type="spellEnd"/>
+      <w:r>
+        <w:t xml:space="preserve"> Differential Backup] (1đ).</w:t>
+      </w:r>
+      <w:r>
+        <w:rPr>
+          <w:noProof/>
+        </w:rPr>
+        <w:t xml:space="preserve"> </w:t>
+      </w:r>
+      <w:r>
+        <w:lastRenderedPageBreak/>
+        <w:drawing>
+          <wp:inline distT="0" distB="0" distL="0" distR="0" wp14:anchorId="1BD11AB3" wp14:editId="1F31CE5B">
+            <wp:extent cx="6120130" cy="3456305"/>
+            <wp:effectExtent l="0" t="0" r="0" b="0"/>
+            <wp:docPr id="775985383" name="Picture 1"/>
+            <wp:cNvGraphicFramePr>
+              <a:graphicFrameLocks xmlns:a="http://schemas.openxmlformats.org/drawingml/2006/main" noChangeAspect="1"/>
+            </wp:cNvGraphicFramePr>
+            <a:graphic xmlns:a="http://schemas.openxmlformats.org/drawingml/2006/main">
+              <a:graphicData uri="http://schemas.openxmlformats.org/drawingml/2006/picture">
+                <pic:pic xmlns:pic="http://schemas.openxmlformats.org/drawingml/2006/picture">
+                  <pic:nvPicPr>
+                    <pic:cNvPr id="775985383" name=""/>
+                    <pic:cNvPicPr/>
+                  </pic:nvPicPr>
+                  <pic:blipFill>
+                    <a:blip r:embed="rId21"/>
+                    <a:stretch>
+                      <a:fillRect/>
+                    </a:stretch>
+                  </pic:blipFill>
+                  <pic:spPr>
+                    <a:xfrm>
+                      <a:off x="0" y="0"/>
+                      <a:ext cx="6120130" cy="3456305"/>
+                    </a:xfrm>
+                    <a:prstGeom prst="rect">
+                      <a:avLst/>
+                    </a:prstGeom>
+                  </pic:spPr>
+                </pic:pic>
+              </a:graphicData>
+            </a:graphic>
+          </wp:inline>
+        </w:drawing>
+      </w:r>
+      <w:r>
+        <w:rPr>
+          <w:noProof/>
+        </w:rPr>
+        <w:t xml:space="preserve"> </w:t>
+      </w:r>
+      <w:r>
+        <w:rPr>
+          <w:noProof/>
+        </w:rPr>
+        <w:drawing>
+          <wp:inline distT="0" distB="0" distL="0" distR="0" wp14:anchorId="61E962BF" wp14:editId="5E411519">
+            <wp:extent cx="6120130" cy="3456305"/>
+            <wp:effectExtent l="0" t="0" r="0" b="0"/>
+            <wp:docPr id="299865290" name="Picture 1"/>
+            <wp:cNvGraphicFramePr>
+              <a:graphicFrameLocks xmlns:a="http://schemas.openxmlformats.org/drawingml/2006/main" noChangeAspect="1"/>
+            </wp:cNvGraphicFramePr>
+            <a:graphic xmlns:a="http://schemas.openxmlformats.org/drawingml/2006/main">
+              <a:graphicData uri="http://schemas.openxmlformats.org/drawingml/2006/picture">
+                <pic:pic xmlns:pic="http://schemas.openxmlformats.org/drawingml/2006/picture">
+                  <pic:nvPicPr>
+                    <pic:cNvPr id="299865290" name=""/>
+                    <pic:cNvPicPr/>
+                  </pic:nvPicPr>
+                  <pic:blipFill>
+                    <a:blip r:embed="rId22"/>
+                    <a:stretch>
+                      <a:fillRect/>
+                    </a:stretch>
+                  </pic:blipFill>
+                  <pic:spPr>
+                    <a:xfrm>
+                      <a:off x="0" y="0"/>
+                      <a:ext cx="6120130" cy="3456305"/>
+                    </a:xfrm>
+                    <a:prstGeom prst="rect">
+                      <a:avLst/>
+                    </a:prstGeom>
+                  </pic:spPr>
+                </pic:pic>
+              </a:graphicData>
+            </a:graphic>
+          </wp:inline>
+        </w:drawing>
       </w:r>
     </w:p>
     <w:p>
@@ -690,20 +5060,378 @@
         <w:spacing w:after="0" w:line="360" w:lineRule="auto"/>
         <w:jc w:val="both"/>
       </w:pPr>
-      <w:r>
-        <w:t>Bổ sung thêm 1 số phone mới (Person.PersonPhone) tùy ý cho nhân viên có mã số nhân</w:t>
-      </w:r>
-      <w:r>
-        <w:t xml:space="preserve"> </w:t>
-      </w:r>
-      <w:r>
-        <w:t>viên (BusinessEntityID) là 4 ký tự cuối của Mã SV của chính SV dự thi,</w:t>
-      </w:r>
-      <w:r>
-        <w:t xml:space="preserve"> </w:t>
-      </w:r>
-      <w:r>
-        <w:t>ModifiedDate=getdate() . [Ghi nhận dữ liệu đang có và Viết lệnh Log Backup] (1đ).</w:t>
+      <w:proofErr w:type="spellStart"/>
+      <w:r>
+        <w:t>Bổ</w:t>
+      </w:r>
+      <w:proofErr w:type="spellEnd"/>
+      <w:r>
+        <w:t xml:space="preserve"> sung </w:t>
+      </w:r>
+      <w:proofErr w:type="spellStart"/>
+      <w:r>
+        <w:t>thêm</w:t>
+      </w:r>
+      <w:proofErr w:type="spellEnd"/>
+      <w:r>
+        <w:t xml:space="preserve"> 1 </w:t>
+      </w:r>
+      <w:proofErr w:type="spellStart"/>
+      <w:r>
+        <w:t>số</w:t>
+      </w:r>
+      <w:proofErr w:type="spellEnd"/>
+      <w:r>
+        <w:t xml:space="preserve"> phone </w:t>
+      </w:r>
+      <w:proofErr w:type="spellStart"/>
+      <w:r>
+        <w:t>mới</w:t>
+      </w:r>
+      <w:proofErr w:type="spellEnd"/>
+      <w:r>
+        <w:t xml:space="preserve"> (</w:t>
+      </w:r>
+      <w:proofErr w:type="spellStart"/>
+      <w:r>
+        <w:t>Person.PersonPhone</w:t>
+      </w:r>
+      <w:proofErr w:type="spellEnd"/>
+      <w:r>
+        <w:t xml:space="preserve">) </w:t>
+      </w:r>
+      <w:proofErr w:type="spellStart"/>
+      <w:r>
+        <w:t>tùy</w:t>
+      </w:r>
+      <w:proofErr w:type="spellEnd"/>
+      <w:r>
+        <w:t xml:space="preserve"> ý </w:t>
+      </w:r>
+      <w:proofErr w:type="spellStart"/>
+      <w:r>
+        <w:t>cho</w:t>
+      </w:r>
+      <w:proofErr w:type="spellEnd"/>
+      <w:r>
+        <w:t xml:space="preserve"> </w:t>
+      </w:r>
+      <w:proofErr w:type="spellStart"/>
+      <w:r>
+        <w:t>nhân</w:t>
+      </w:r>
+      <w:proofErr w:type="spellEnd"/>
+      <w:r>
+        <w:t xml:space="preserve"> </w:t>
+      </w:r>
+      <w:proofErr w:type="spellStart"/>
+      <w:r>
+        <w:t>viên</w:t>
+      </w:r>
+      <w:proofErr w:type="spellEnd"/>
+      <w:r>
+        <w:t xml:space="preserve"> </w:t>
+      </w:r>
+      <w:proofErr w:type="spellStart"/>
+      <w:r>
+        <w:t>có</w:t>
+      </w:r>
+      <w:proofErr w:type="spellEnd"/>
+      <w:r>
+        <w:t xml:space="preserve"> </w:t>
+      </w:r>
+      <w:proofErr w:type="spellStart"/>
+      <w:r>
+        <w:t>mã</w:t>
+      </w:r>
+      <w:proofErr w:type="spellEnd"/>
+      <w:r>
+        <w:t xml:space="preserve"> </w:t>
+      </w:r>
+      <w:proofErr w:type="spellStart"/>
+      <w:r>
+        <w:t>số</w:t>
+      </w:r>
+      <w:proofErr w:type="spellEnd"/>
+      <w:r>
+        <w:t xml:space="preserve"> </w:t>
+      </w:r>
+      <w:proofErr w:type="spellStart"/>
+      <w:r>
+        <w:t>nhân</w:t>
+      </w:r>
+      <w:proofErr w:type="spellEnd"/>
+      <w:r>
+        <w:t xml:space="preserve"> </w:t>
+      </w:r>
+      <w:proofErr w:type="spellStart"/>
+      <w:r>
+        <w:t>viên</w:t>
+      </w:r>
+      <w:proofErr w:type="spellEnd"/>
+      <w:r>
+        <w:t xml:space="preserve"> (</w:t>
+      </w:r>
+      <w:proofErr w:type="spellStart"/>
+      <w:r>
+        <w:t>BusinessEntityID</w:t>
+      </w:r>
+      <w:proofErr w:type="spellEnd"/>
+      <w:r>
+        <w:t xml:space="preserve">) </w:t>
+      </w:r>
+      <w:proofErr w:type="spellStart"/>
+      <w:r>
+        <w:t>là</w:t>
+      </w:r>
+      <w:proofErr w:type="spellEnd"/>
+      <w:r>
+        <w:t xml:space="preserve"> 4 </w:t>
+      </w:r>
+      <w:proofErr w:type="spellStart"/>
+      <w:r>
+        <w:t>ký</w:t>
+      </w:r>
+      <w:proofErr w:type="spellEnd"/>
+      <w:r>
+        <w:t xml:space="preserve"> </w:t>
+      </w:r>
+      <w:proofErr w:type="spellStart"/>
+      <w:r>
+        <w:t>tự</w:t>
+      </w:r>
+      <w:proofErr w:type="spellEnd"/>
+      <w:r>
+        <w:t xml:space="preserve"> </w:t>
+      </w:r>
+      <w:proofErr w:type="spellStart"/>
+      <w:r>
+        <w:t>cuối</w:t>
+      </w:r>
+      <w:proofErr w:type="spellEnd"/>
+      <w:r>
+        <w:t xml:space="preserve"> </w:t>
+      </w:r>
+      <w:proofErr w:type="spellStart"/>
+      <w:r>
+        <w:t>của</w:t>
+      </w:r>
+      <w:proofErr w:type="spellEnd"/>
+      <w:r>
+        <w:t xml:space="preserve"> </w:t>
+      </w:r>
+      <w:proofErr w:type="spellStart"/>
+      <w:r>
+        <w:t>Mã</w:t>
+      </w:r>
+      <w:proofErr w:type="spellEnd"/>
+      <w:r>
+        <w:t xml:space="preserve"> SV </w:t>
+      </w:r>
+      <w:proofErr w:type="spellStart"/>
+      <w:r>
+        <w:t>của</w:t>
+      </w:r>
+      <w:proofErr w:type="spellEnd"/>
+      <w:r>
+        <w:t xml:space="preserve"> </w:t>
+      </w:r>
+      <w:proofErr w:type="spellStart"/>
+      <w:r>
+        <w:t>chính</w:t>
+      </w:r>
+      <w:proofErr w:type="spellEnd"/>
+      <w:r>
+        <w:t xml:space="preserve"> SV </w:t>
+      </w:r>
+      <w:proofErr w:type="spellStart"/>
+      <w:r>
+        <w:t>dự</w:t>
+      </w:r>
+      <w:proofErr w:type="spellEnd"/>
+      <w:r>
+        <w:t xml:space="preserve"> </w:t>
+      </w:r>
+      <w:proofErr w:type="spellStart"/>
+      <w:r>
+        <w:t>thi</w:t>
+      </w:r>
+      <w:proofErr w:type="spellEnd"/>
+      <w:r>
+        <w:t>,</w:t>
+      </w:r>
+      <w:r>
+        <w:t xml:space="preserve"> </w:t>
+      </w:r>
+      <w:proofErr w:type="spellStart"/>
+      <w:r>
+        <w:t>ModifiedDate</w:t>
+      </w:r>
+      <w:proofErr w:type="spellEnd"/>
+      <w:r>
+        <w:t>=</w:t>
+      </w:r>
+      <w:proofErr w:type="spellStart"/>
+      <w:r>
+        <w:t>getdate</w:t>
+      </w:r>
+      <w:proofErr w:type="spellEnd"/>
+      <w:r>
+        <w:t>() . [</w:t>
+      </w:r>
+      <w:proofErr w:type="spellStart"/>
+      <w:r>
+        <w:t>Ghi</w:t>
+      </w:r>
+      <w:proofErr w:type="spellEnd"/>
+      <w:r>
+        <w:t xml:space="preserve"> </w:t>
+      </w:r>
+      <w:proofErr w:type="spellStart"/>
+      <w:r>
+        <w:t>nhận</w:t>
+      </w:r>
+      <w:proofErr w:type="spellEnd"/>
+      <w:r>
+        <w:t xml:space="preserve"> </w:t>
+      </w:r>
+      <w:proofErr w:type="spellStart"/>
+      <w:r>
+        <w:t>dữ</w:t>
+      </w:r>
+      <w:proofErr w:type="spellEnd"/>
+      <w:r>
+        <w:t xml:space="preserve"> </w:t>
+      </w:r>
+      <w:proofErr w:type="spellStart"/>
+      <w:r>
+        <w:t>liệu</w:t>
+      </w:r>
+      <w:proofErr w:type="spellEnd"/>
+      <w:r>
+        <w:t xml:space="preserve"> </w:t>
+      </w:r>
+      <w:proofErr w:type="spellStart"/>
+      <w:r>
+        <w:t>đang</w:t>
+      </w:r>
+      <w:proofErr w:type="spellEnd"/>
+      <w:r>
+        <w:t xml:space="preserve"> </w:t>
+      </w:r>
+      <w:proofErr w:type="spellStart"/>
+      <w:r>
+        <w:t>có</w:t>
+      </w:r>
+      <w:proofErr w:type="spellEnd"/>
+      <w:r>
+        <w:t xml:space="preserve"> </w:t>
+      </w:r>
+      <w:proofErr w:type="spellStart"/>
+      <w:r>
+        <w:t>và</w:t>
+      </w:r>
+      <w:proofErr w:type="spellEnd"/>
+      <w:r>
+        <w:t xml:space="preserve"> Viết </w:t>
+      </w:r>
+      <w:proofErr w:type="spellStart"/>
+      <w:r>
+        <w:t>lệnh</w:t>
+      </w:r>
+      <w:proofErr w:type="spellEnd"/>
+      <w:r>
+        <w:t xml:space="preserve"> Log Backup] (1đ).</w:t>
+      </w:r>
+      <w:r>
+        <w:rPr>
+          <w:noProof/>
+        </w:rPr>
+        <w:t xml:space="preserve"> </w:t>
+      </w:r>
+      <w:r>
+        <w:lastRenderedPageBreak/>
+        <w:drawing>
+          <wp:inline distT="0" distB="0" distL="0" distR="0" wp14:anchorId="5A583EDC" wp14:editId="6ABD61AB">
+            <wp:extent cx="6120130" cy="3456305"/>
+            <wp:effectExtent l="0" t="0" r="0" b="0"/>
+            <wp:docPr id="1463105825" name="Picture 1"/>
+            <wp:cNvGraphicFramePr>
+              <a:graphicFrameLocks xmlns:a="http://schemas.openxmlformats.org/drawingml/2006/main" noChangeAspect="1"/>
+            </wp:cNvGraphicFramePr>
+            <a:graphic xmlns:a="http://schemas.openxmlformats.org/drawingml/2006/main">
+              <a:graphicData uri="http://schemas.openxmlformats.org/drawingml/2006/picture">
+                <pic:pic xmlns:pic="http://schemas.openxmlformats.org/drawingml/2006/picture">
+                  <pic:nvPicPr>
+                    <pic:cNvPr id="1463105825" name=""/>
+                    <pic:cNvPicPr/>
+                  </pic:nvPicPr>
+                  <pic:blipFill>
+                    <a:blip r:embed="rId23"/>
+                    <a:stretch>
+                      <a:fillRect/>
+                    </a:stretch>
+                  </pic:blipFill>
+                  <pic:spPr>
+                    <a:xfrm>
+                      <a:off x="0" y="0"/>
+                      <a:ext cx="6120130" cy="3456305"/>
+                    </a:xfrm>
+                    <a:prstGeom prst="rect">
+                      <a:avLst/>
+                    </a:prstGeom>
+                  </pic:spPr>
+                </pic:pic>
+              </a:graphicData>
+            </a:graphic>
+          </wp:inline>
+        </w:drawing>
+      </w:r>
+      <w:r>
+        <w:rPr>
+          <w:noProof/>
+        </w:rPr>
+        <w:t xml:space="preserve"> </w:t>
+      </w:r>
+      <w:r>
+        <w:rPr>
+          <w:noProof/>
+        </w:rPr>
+        <w:drawing>
+          <wp:inline distT="0" distB="0" distL="0" distR="0" wp14:anchorId="56EFA3E4" wp14:editId="42176BB0">
+            <wp:extent cx="6120130" cy="3456305"/>
+            <wp:effectExtent l="0" t="0" r="0" b="0"/>
+            <wp:docPr id="772330742" name="Picture 1"/>
+            <wp:cNvGraphicFramePr>
+              <a:graphicFrameLocks xmlns:a="http://schemas.openxmlformats.org/drawingml/2006/main" noChangeAspect="1"/>
+            </wp:cNvGraphicFramePr>
+            <a:graphic xmlns:a="http://schemas.openxmlformats.org/drawingml/2006/main">
+              <a:graphicData uri="http://schemas.openxmlformats.org/drawingml/2006/picture">
+                <pic:pic xmlns:pic="http://schemas.openxmlformats.org/drawingml/2006/picture">
+                  <pic:nvPicPr>
+                    <pic:cNvPr id="772330742" name=""/>
+                    <pic:cNvPicPr/>
+                  </pic:nvPicPr>
+                  <pic:blipFill>
+                    <a:blip r:embed="rId24"/>
+                    <a:stretch>
+                      <a:fillRect/>
+                    </a:stretch>
+                  </pic:blipFill>
+                  <pic:spPr>
+                    <a:xfrm>
+                      <a:off x="0" y="0"/>
+                      <a:ext cx="6120130" cy="3456305"/>
+                    </a:xfrm>
+                    <a:prstGeom prst="rect">
+                      <a:avLst/>
+                    </a:prstGeom>
+                  </pic:spPr>
+                </pic:pic>
+              </a:graphicData>
+            </a:graphic>
+          </wp:inline>
+        </w:drawing>
       </w:r>
     </w:p>
     <w:p>
@@ -716,20 +5444,422 @@
         <w:spacing w:after="0" w:line="360" w:lineRule="auto"/>
         <w:jc w:val="both"/>
       </w:pPr>
-      <w:r>
-        <w:t>Xóa CSDL AdventureWorks2008R2. Phục hồi CSDL về trạng thái sau khi thực hiện bước</w:t>
-      </w:r>
+      <w:proofErr w:type="spellStart"/>
+      <w:r>
+        <w:t>Xóa</w:t>
+      </w:r>
+      <w:proofErr w:type="spellEnd"/>
+      <w:r>
+        <w:t xml:space="preserve"> CSDL AdventureWorks2008R2. Phục </w:t>
+      </w:r>
+      <w:proofErr w:type="spellStart"/>
+      <w:r>
+        <w:t>hồi</w:t>
+      </w:r>
+      <w:proofErr w:type="spellEnd"/>
+      <w:r>
+        <w:t xml:space="preserve"> CSDL </w:t>
+      </w:r>
+      <w:proofErr w:type="spellStart"/>
+      <w:r>
+        <w:t>về</w:t>
+      </w:r>
+      <w:proofErr w:type="spellEnd"/>
+      <w:r>
+        <w:t xml:space="preserve"> </w:t>
+      </w:r>
+      <w:proofErr w:type="spellStart"/>
+      <w:r>
+        <w:t>trạng</w:t>
+      </w:r>
+      <w:proofErr w:type="spellEnd"/>
+      <w:r>
+        <w:t xml:space="preserve"> </w:t>
+      </w:r>
+      <w:proofErr w:type="spellStart"/>
+      <w:r>
+        <w:t>thái</w:t>
+      </w:r>
+      <w:proofErr w:type="spellEnd"/>
+      <w:r>
+        <w:t xml:space="preserve"> </w:t>
+      </w:r>
+      <w:proofErr w:type="spellStart"/>
+      <w:r>
+        <w:t>sau</w:t>
+      </w:r>
+      <w:proofErr w:type="spellEnd"/>
+      <w:r>
+        <w:t xml:space="preserve"> </w:t>
+      </w:r>
+      <w:proofErr w:type="spellStart"/>
+      <w:r>
+        <w:t>khi</w:t>
+      </w:r>
+      <w:proofErr w:type="spellEnd"/>
+      <w:r>
+        <w:t xml:space="preserve"> </w:t>
+      </w:r>
+      <w:proofErr w:type="spellStart"/>
+      <w:r>
+        <w:t>thực</w:t>
+      </w:r>
+      <w:proofErr w:type="spellEnd"/>
+      <w:r>
+        <w:t xml:space="preserve"> </w:t>
+      </w:r>
+      <w:proofErr w:type="spellStart"/>
+      <w:r>
+        <w:t>hiện</w:t>
+      </w:r>
+      <w:proofErr w:type="spellEnd"/>
+      <w:r>
+        <w:t xml:space="preserve"> </w:t>
+      </w:r>
+      <w:proofErr w:type="spellStart"/>
+      <w:r>
+        <w:t>bước</w:t>
+      </w:r>
+      <w:proofErr w:type="spellEnd"/>
       <w:r>
         <w:t xml:space="preserve"> c. </w:t>
       </w:r>
-      <w:r>
-        <w:t>Kiểm tra xem dữ liệu phục hồi có đạt yêu cầu không (lương có tăng, các bản ghi có bị</w:t>
-      </w:r>
-      <w:r>
-        <w:t xml:space="preserve"> </w:t>
-      </w:r>
-      <w:r>
-        <w:t>xóa, có thêm số phone mới)? (1đ)</w:t>
+      <w:proofErr w:type="spellStart"/>
+      <w:r>
+        <w:t>Kiểm</w:t>
+      </w:r>
+      <w:proofErr w:type="spellEnd"/>
+      <w:r>
+        <w:t xml:space="preserve"> </w:t>
+      </w:r>
+      <w:proofErr w:type="spellStart"/>
+      <w:r>
+        <w:t>tra</w:t>
+      </w:r>
+      <w:proofErr w:type="spellEnd"/>
+      <w:r>
+        <w:t xml:space="preserve"> </w:t>
+      </w:r>
+      <w:proofErr w:type="spellStart"/>
+      <w:r>
+        <w:t>xem</w:t>
+      </w:r>
+      <w:proofErr w:type="spellEnd"/>
+      <w:r>
+        <w:t xml:space="preserve"> </w:t>
+      </w:r>
+      <w:proofErr w:type="spellStart"/>
+      <w:r>
+        <w:t>dữ</w:t>
+      </w:r>
+      <w:proofErr w:type="spellEnd"/>
+      <w:r>
+        <w:t xml:space="preserve"> </w:t>
+      </w:r>
+      <w:proofErr w:type="spellStart"/>
+      <w:r>
+        <w:t>liệu</w:t>
+      </w:r>
+      <w:proofErr w:type="spellEnd"/>
+      <w:r>
+        <w:t xml:space="preserve"> </w:t>
+      </w:r>
+      <w:proofErr w:type="spellStart"/>
+      <w:r>
+        <w:t>phục</w:t>
+      </w:r>
+      <w:proofErr w:type="spellEnd"/>
+      <w:r>
+        <w:t xml:space="preserve"> </w:t>
+      </w:r>
+      <w:proofErr w:type="spellStart"/>
+      <w:r>
+        <w:t>hồi</w:t>
+      </w:r>
+      <w:proofErr w:type="spellEnd"/>
+      <w:r>
+        <w:t xml:space="preserve"> </w:t>
+      </w:r>
+      <w:proofErr w:type="spellStart"/>
+      <w:r>
+        <w:t>có</w:t>
+      </w:r>
+      <w:proofErr w:type="spellEnd"/>
+      <w:r>
+        <w:t xml:space="preserve"> </w:t>
+      </w:r>
+      <w:proofErr w:type="spellStart"/>
+      <w:r>
+        <w:t>đạt</w:t>
+      </w:r>
+      <w:proofErr w:type="spellEnd"/>
+      <w:r>
+        <w:t xml:space="preserve"> </w:t>
+      </w:r>
+      <w:proofErr w:type="spellStart"/>
+      <w:r>
+        <w:t>yêu</w:t>
+      </w:r>
+      <w:proofErr w:type="spellEnd"/>
+      <w:r>
+        <w:t xml:space="preserve"> </w:t>
+      </w:r>
+      <w:proofErr w:type="spellStart"/>
+      <w:r>
+        <w:t>cầu</w:t>
+      </w:r>
+      <w:proofErr w:type="spellEnd"/>
+      <w:r>
+        <w:t xml:space="preserve"> </w:t>
+      </w:r>
+      <w:proofErr w:type="spellStart"/>
+      <w:r>
+        <w:t>không</w:t>
+      </w:r>
+      <w:proofErr w:type="spellEnd"/>
+      <w:r>
+        <w:t xml:space="preserve"> (</w:t>
+      </w:r>
+      <w:proofErr w:type="spellStart"/>
+      <w:r>
+        <w:t>lương</w:t>
+      </w:r>
+      <w:proofErr w:type="spellEnd"/>
+      <w:r>
+        <w:t xml:space="preserve"> </w:t>
+      </w:r>
+      <w:proofErr w:type="spellStart"/>
+      <w:r>
+        <w:t>có</w:t>
+      </w:r>
+      <w:proofErr w:type="spellEnd"/>
+      <w:r>
+        <w:t xml:space="preserve"> </w:t>
+      </w:r>
+      <w:proofErr w:type="spellStart"/>
+      <w:r>
+        <w:t>tăng</w:t>
+      </w:r>
+      <w:proofErr w:type="spellEnd"/>
+      <w:r>
+        <w:t xml:space="preserve">, </w:t>
+      </w:r>
+      <w:proofErr w:type="spellStart"/>
+      <w:r>
+        <w:t>các</w:t>
+      </w:r>
+      <w:proofErr w:type="spellEnd"/>
+      <w:r>
+        <w:t xml:space="preserve"> </w:t>
+      </w:r>
+      <w:proofErr w:type="spellStart"/>
+      <w:r>
+        <w:t>bản</w:t>
+      </w:r>
+      <w:proofErr w:type="spellEnd"/>
+      <w:r>
+        <w:t xml:space="preserve"> </w:t>
+      </w:r>
+      <w:proofErr w:type="spellStart"/>
+      <w:r>
+        <w:t>ghi</w:t>
+      </w:r>
+      <w:proofErr w:type="spellEnd"/>
+      <w:r>
+        <w:t xml:space="preserve"> </w:t>
+      </w:r>
+      <w:proofErr w:type="spellStart"/>
+      <w:r>
+        <w:t>có</w:t>
+      </w:r>
+      <w:proofErr w:type="spellEnd"/>
+      <w:r>
+        <w:t xml:space="preserve"> </w:t>
+      </w:r>
+      <w:proofErr w:type="spellStart"/>
+      <w:r>
+        <w:t>bị</w:t>
+      </w:r>
+      <w:proofErr w:type="spellEnd"/>
+      <w:r>
+        <w:t xml:space="preserve"> </w:t>
+      </w:r>
+      <w:proofErr w:type="spellStart"/>
+      <w:r>
+        <w:t>xóa</w:t>
+      </w:r>
+      <w:proofErr w:type="spellEnd"/>
+      <w:r>
+        <w:t xml:space="preserve">, </w:t>
+      </w:r>
+      <w:proofErr w:type="spellStart"/>
+      <w:r>
+        <w:t>có</w:t>
+      </w:r>
+      <w:proofErr w:type="spellEnd"/>
+      <w:r>
+        <w:t xml:space="preserve"> </w:t>
+      </w:r>
+      <w:proofErr w:type="spellStart"/>
+      <w:r>
+        <w:t>thêm</w:t>
+      </w:r>
+      <w:proofErr w:type="spellEnd"/>
+      <w:r>
+        <w:t xml:space="preserve"> </w:t>
+      </w:r>
+      <w:proofErr w:type="spellStart"/>
+      <w:r>
+        <w:t>số</w:t>
+      </w:r>
+      <w:proofErr w:type="spellEnd"/>
+      <w:r>
+        <w:t xml:space="preserve"> phone </w:t>
+      </w:r>
+      <w:proofErr w:type="spellStart"/>
+      <w:r>
+        <w:t>mới</w:t>
+      </w:r>
+      <w:proofErr w:type="spellEnd"/>
+      <w:r>
+        <w:t>)? (1đ)</w:t>
+      </w:r>
+      <w:r>
+        <w:rPr>
+          <w:noProof/>
+        </w:rPr>
+        <w:t xml:space="preserve"> </w:t>
+      </w:r>
+      <w:r>
+        <w:lastRenderedPageBreak/>
+        <w:drawing>
+          <wp:inline distT="0" distB="0" distL="0" distR="0" wp14:anchorId="34A9F67E" wp14:editId="22A2B933">
+            <wp:extent cx="6120130" cy="3456305"/>
+            <wp:effectExtent l="0" t="0" r="0" b="0"/>
+            <wp:docPr id="536458659" name="Picture 1"/>
+            <wp:cNvGraphicFramePr>
+              <a:graphicFrameLocks xmlns:a="http://schemas.openxmlformats.org/drawingml/2006/main" noChangeAspect="1"/>
+            </wp:cNvGraphicFramePr>
+            <a:graphic xmlns:a="http://schemas.openxmlformats.org/drawingml/2006/main">
+              <a:graphicData uri="http://schemas.openxmlformats.org/drawingml/2006/picture">
+                <pic:pic xmlns:pic="http://schemas.openxmlformats.org/drawingml/2006/picture">
+                  <pic:nvPicPr>
+                    <pic:cNvPr id="536458659" name=""/>
+                    <pic:cNvPicPr/>
+                  </pic:nvPicPr>
+                  <pic:blipFill>
+                    <a:blip r:embed="rId25"/>
+                    <a:stretch>
+                      <a:fillRect/>
+                    </a:stretch>
+                  </pic:blipFill>
+                  <pic:spPr>
+                    <a:xfrm>
+                      <a:off x="0" y="0"/>
+                      <a:ext cx="6120130" cy="3456305"/>
+                    </a:xfrm>
+                    <a:prstGeom prst="rect">
+                      <a:avLst/>
+                    </a:prstGeom>
+                  </pic:spPr>
+                </pic:pic>
+              </a:graphicData>
+            </a:graphic>
+          </wp:inline>
+        </w:drawing>
+      </w:r>
+      <w:r>
+        <w:rPr>
+          <w:noProof/>
+        </w:rPr>
+        <w:t xml:space="preserve"> </w:t>
+      </w:r>
+      <w:r>
+        <w:rPr>
+          <w:noProof/>
+        </w:rPr>
+        <w:drawing>
+          <wp:inline distT="0" distB="0" distL="0" distR="0" wp14:anchorId="6C1E0A2E" wp14:editId="50D30EF6">
+            <wp:extent cx="6120130" cy="3456305"/>
+            <wp:effectExtent l="0" t="0" r="0" b="0"/>
+            <wp:docPr id="1745660889" name="Picture 1"/>
+            <wp:cNvGraphicFramePr>
+              <a:graphicFrameLocks xmlns:a="http://schemas.openxmlformats.org/drawingml/2006/main" noChangeAspect="1"/>
+            </wp:cNvGraphicFramePr>
+            <a:graphic xmlns:a="http://schemas.openxmlformats.org/drawingml/2006/main">
+              <a:graphicData uri="http://schemas.openxmlformats.org/drawingml/2006/picture">
+                <pic:pic xmlns:pic="http://schemas.openxmlformats.org/drawingml/2006/picture">
+                  <pic:nvPicPr>
+                    <pic:cNvPr id="1745660889" name=""/>
+                    <pic:cNvPicPr/>
+                  </pic:nvPicPr>
+                  <pic:blipFill>
+                    <a:blip r:embed="rId26"/>
+                    <a:stretch>
+                      <a:fillRect/>
+                    </a:stretch>
+                  </pic:blipFill>
+                  <pic:spPr>
+                    <a:xfrm>
+                      <a:off x="0" y="0"/>
+                      <a:ext cx="6120130" cy="3456305"/>
+                    </a:xfrm>
+                    <a:prstGeom prst="rect">
+                      <a:avLst/>
+                    </a:prstGeom>
+                  </pic:spPr>
+                </pic:pic>
+              </a:graphicData>
+            </a:graphic>
+          </wp:inline>
+        </w:drawing>
+      </w:r>
+      <w:r>
+        <w:rPr>
+          <w:noProof/>
+        </w:rPr>
+        <w:t xml:space="preserve"> </w:t>
+      </w:r>
+      <w:r>
+        <w:rPr>
+          <w:noProof/>
+        </w:rPr>
+        <w:lastRenderedPageBreak/>
+        <w:drawing>
+          <wp:inline distT="0" distB="0" distL="0" distR="0" wp14:anchorId="15F9E1E0" wp14:editId="20C40CAA">
+            <wp:extent cx="6120130" cy="3456305"/>
+            <wp:effectExtent l="0" t="0" r="0" b="0"/>
+            <wp:docPr id="1440364974" name="Picture 1"/>
+            <wp:cNvGraphicFramePr>
+              <a:graphicFrameLocks xmlns:a="http://schemas.openxmlformats.org/drawingml/2006/main" noChangeAspect="1"/>
+            </wp:cNvGraphicFramePr>
+            <a:graphic xmlns:a="http://schemas.openxmlformats.org/drawingml/2006/main">
+              <a:graphicData uri="http://schemas.openxmlformats.org/drawingml/2006/picture">
+                <pic:pic xmlns:pic="http://schemas.openxmlformats.org/drawingml/2006/picture">
+                  <pic:nvPicPr>
+                    <pic:cNvPr id="1440364974" name=""/>
+                    <pic:cNvPicPr/>
+                  </pic:nvPicPr>
+                  <pic:blipFill>
+                    <a:blip r:embed="rId27"/>
+                    <a:stretch>
+                      <a:fillRect/>
+                    </a:stretch>
+                  </pic:blipFill>
+                  <pic:spPr>
+                    <a:xfrm>
+                      <a:off x="0" y="0"/>
+                      <a:ext cx="6120130" cy="3456305"/>
+                    </a:xfrm>
+                    <a:prstGeom prst="rect">
+                      <a:avLst/>
+                    </a:prstGeom>
+                  </pic:spPr>
+                </pic:pic>
+              </a:graphicData>
+            </a:graphic>
+          </wp:inline>
+        </w:drawing>
       </w:r>
     </w:p>
     <w:p>
@@ -747,12 +5877,21 @@
           <w:bCs/>
         </w:rPr>
       </w:pPr>
+      <w:proofErr w:type="spellStart"/>
       <w:r>
         <w:rPr>
           <w:b/>
           <w:bCs/>
         </w:rPr>
-        <w:t>Câu 3: (LO1) (1đ)</w:t>
+        <w:t>Câu</w:t>
+      </w:r>
+      <w:proofErr w:type="spellEnd"/>
+      <w:r>
+        <w:rPr>
+          <w:b/>
+          <w:bCs/>
+        </w:rPr>
+        <w:t xml:space="preserve"> 3: (LO1) (1đ)</w:t>
       </w:r>
     </w:p>
     <w:p>
@@ -761,38 +5900,516 @@
         <w:ind w:firstLine="720"/>
         <w:jc w:val="both"/>
       </w:pPr>
-      <w:r>
-        <w:t xml:space="preserve">Viết instead of trigger trên bảng </w:t>
-      </w:r>
+      <w:proofErr w:type="spellStart"/>
+      <w:r>
+        <w:t>Viết</w:t>
+      </w:r>
+      <w:proofErr w:type="spellEnd"/>
+      <w:r>
+        <w:t xml:space="preserve"> instead of trigger </w:t>
+      </w:r>
+      <w:proofErr w:type="spellStart"/>
+      <w:r>
+        <w:t>trên</w:t>
+      </w:r>
+      <w:proofErr w:type="spellEnd"/>
+      <w:r>
+        <w:t xml:space="preserve"> </w:t>
+      </w:r>
+      <w:proofErr w:type="spellStart"/>
+      <w:r>
+        <w:t>bảng</w:t>
+      </w:r>
+      <w:proofErr w:type="spellEnd"/>
+      <w:r>
+        <w:t xml:space="preserve"> </w:t>
+      </w:r>
+      <w:proofErr w:type="spellStart"/>
       <w:r>
         <w:rPr>
           <w:i/>
           <w:iCs/>
         </w:rPr>
-        <w:t xml:space="preserve">ProductReview </w:t>
-      </w:r>
-      <w:r>
-        <w:t>sao cho khi cập nhật 1 bình luận (</w:t>
-      </w:r>
+        <w:t>ProductReview</w:t>
+      </w:r>
+      <w:proofErr w:type="spellEnd"/>
       <w:r>
         <w:rPr>
           <w:i/>
           <w:iCs/>
         </w:rPr>
-        <w:t>Comments</w:t>
-      </w:r>
-      <w:r>
-        <w:t xml:space="preserve">) cho 1 mã sản phẩm đã có thì liệt kê danh sách thông tin liên quan của sản phẩm gồm </w:t>
+        <w:t xml:space="preserve"> </w:t>
+      </w:r>
+      <w:proofErr w:type="spellStart"/>
+      <w:r>
+        <w:t>sao</w:t>
+      </w:r>
+      <w:proofErr w:type="spellEnd"/>
+      <w:r>
+        <w:t xml:space="preserve"> </w:t>
+      </w:r>
+      <w:proofErr w:type="spellStart"/>
+      <w:r>
+        <w:t>cho</w:t>
+      </w:r>
+      <w:proofErr w:type="spellEnd"/>
+      <w:r>
+        <w:t xml:space="preserve"> </w:t>
+      </w:r>
+      <w:proofErr w:type="spellStart"/>
+      <w:r>
+        <w:t>khi</w:t>
+      </w:r>
+      <w:proofErr w:type="spellEnd"/>
+      <w:r>
+        <w:t xml:space="preserve"> </w:t>
+      </w:r>
+      <w:proofErr w:type="spellStart"/>
+      <w:r>
+        <w:t>cập</w:t>
+      </w:r>
+      <w:proofErr w:type="spellEnd"/>
+      <w:r>
+        <w:t xml:space="preserve"> </w:t>
+      </w:r>
+      <w:proofErr w:type="spellStart"/>
+      <w:r>
+        <w:t>nhật</w:t>
+      </w:r>
+      <w:proofErr w:type="spellEnd"/>
+      <w:r>
+        <w:t xml:space="preserve"> 1 </w:t>
+      </w:r>
+      <w:proofErr w:type="spellStart"/>
+      <w:r>
+        <w:t>bình</w:t>
+      </w:r>
+      <w:proofErr w:type="spellEnd"/>
+      <w:r>
+        <w:t xml:space="preserve"> </w:t>
+      </w:r>
+      <w:proofErr w:type="spellStart"/>
+      <w:r>
+        <w:t>luận</w:t>
+      </w:r>
+      <w:proofErr w:type="spellEnd"/>
+      <w:r>
+        <w:t xml:space="preserve"> (</w:t>
       </w:r>
       <w:r>
         <w:rPr>
           <w:i/>
           <w:iCs/>
         </w:rPr>
-        <w:t>ProductID, Color, StandardCost, Rating, Comments</w:t>
-      </w:r>
-      <w:r>
-        <w:t>. Nếu mã sản phẩm không có thì báo lỗi. Viết lệnh kích hoạt trigger cho 2 trường hợp trên (1đ).</w:t>
+        <w:t>Comments</w:t>
+      </w:r>
+      <w:r>
+        <w:t xml:space="preserve">) </w:t>
+      </w:r>
+      <w:proofErr w:type="spellStart"/>
+      <w:r>
+        <w:t>cho</w:t>
+      </w:r>
+      <w:proofErr w:type="spellEnd"/>
+      <w:r>
+        <w:t xml:space="preserve"> 1 </w:t>
+      </w:r>
+      <w:proofErr w:type="spellStart"/>
+      <w:r>
+        <w:t>mã</w:t>
+      </w:r>
+      <w:proofErr w:type="spellEnd"/>
+      <w:r>
+        <w:t xml:space="preserve"> </w:t>
+      </w:r>
+      <w:proofErr w:type="spellStart"/>
+      <w:r>
+        <w:t>sản</w:t>
+      </w:r>
+      <w:proofErr w:type="spellEnd"/>
+      <w:r>
+        <w:t xml:space="preserve"> </w:t>
+      </w:r>
+      <w:proofErr w:type="spellStart"/>
+      <w:r>
+        <w:t>phẩm</w:t>
+      </w:r>
+      <w:proofErr w:type="spellEnd"/>
+      <w:r>
+        <w:t xml:space="preserve"> </w:t>
+      </w:r>
+      <w:proofErr w:type="spellStart"/>
+      <w:r>
+        <w:t>đã</w:t>
+      </w:r>
+      <w:proofErr w:type="spellEnd"/>
+      <w:r>
+        <w:t xml:space="preserve"> </w:t>
+      </w:r>
+      <w:proofErr w:type="spellStart"/>
+      <w:r>
+        <w:t>có</w:t>
+      </w:r>
+      <w:proofErr w:type="spellEnd"/>
+      <w:r>
+        <w:t xml:space="preserve"> </w:t>
+      </w:r>
+      <w:proofErr w:type="spellStart"/>
+      <w:r>
+        <w:t>thì</w:t>
+      </w:r>
+      <w:proofErr w:type="spellEnd"/>
+      <w:r>
+        <w:t xml:space="preserve"> </w:t>
+      </w:r>
+      <w:proofErr w:type="spellStart"/>
+      <w:r>
+        <w:t>liệt</w:t>
+      </w:r>
+      <w:proofErr w:type="spellEnd"/>
+      <w:r>
+        <w:t xml:space="preserve"> </w:t>
+      </w:r>
+      <w:proofErr w:type="spellStart"/>
+      <w:r>
+        <w:t>kê</w:t>
+      </w:r>
+      <w:proofErr w:type="spellEnd"/>
+      <w:r>
+        <w:t xml:space="preserve"> </w:t>
+      </w:r>
+      <w:proofErr w:type="spellStart"/>
+      <w:r>
+        <w:t>danh</w:t>
+      </w:r>
+      <w:proofErr w:type="spellEnd"/>
+      <w:r>
+        <w:t xml:space="preserve"> </w:t>
+      </w:r>
+      <w:proofErr w:type="spellStart"/>
+      <w:r>
+        <w:t>sách</w:t>
+      </w:r>
+      <w:proofErr w:type="spellEnd"/>
+      <w:r>
+        <w:t xml:space="preserve"> </w:t>
+      </w:r>
+      <w:proofErr w:type="spellStart"/>
+      <w:r>
+        <w:t>thông</w:t>
+      </w:r>
+      <w:proofErr w:type="spellEnd"/>
+      <w:r>
+        <w:t xml:space="preserve"> tin </w:t>
+      </w:r>
+      <w:proofErr w:type="spellStart"/>
+      <w:r>
+        <w:t>liên</w:t>
+      </w:r>
+      <w:proofErr w:type="spellEnd"/>
+      <w:r>
+        <w:t xml:space="preserve"> </w:t>
+      </w:r>
+      <w:proofErr w:type="spellStart"/>
+      <w:r>
+        <w:t>quan</w:t>
+      </w:r>
+      <w:proofErr w:type="spellEnd"/>
+      <w:r>
+        <w:t xml:space="preserve"> </w:t>
+      </w:r>
+      <w:proofErr w:type="spellStart"/>
+      <w:r>
+        <w:t>của</w:t>
+      </w:r>
+      <w:proofErr w:type="spellEnd"/>
+      <w:r>
+        <w:t xml:space="preserve"> </w:t>
+      </w:r>
+      <w:proofErr w:type="spellStart"/>
+      <w:r>
+        <w:t>sản</w:t>
+      </w:r>
+      <w:proofErr w:type="spellEnd"/>
+      <w:r>
+        <w:t xml:space="preserve"> </w:t>
+      </w:r>
+      <w:proofErr w:type="spellStart"/>
+      <w:r>
+        <w:t>phẩm</w:t>
+      </w:r>
+      <w:proofErr w:type="spellEnd"/>
+      <w:r>
+        <w:t xml:space="preserve"> </w:t>
+      </w:r>
+      <w:proofErr w:type="spellStart"/>
+      <w:r>
+        <w:t>gồm</w:t>
+      </w:r>
+      <w:proofErr w:type="spellEnd"/>
+      <w:r>
+        <w:t xml:space="preserve"> </w:t>
+      </w:r>
+      <w:proofErr w:type="spellStart"/>
+      <w:r>
+        <w:rPr>
+          <w:i/>
+          <w:iCs/>
+        </w:rPr>
+        <w:t>ProductID</w:t>
+      </w:r>
+      <w:proofErr w:type="spellEnd"/>
+      <w:r>
+        <w:rPr>
+          <w:i/>
+          <w:iCs/>
+        </w:rPr>
+        <w:t xml:space="preserve">, Color, </w:t>
+      </w:r>
+      <w:proofErr w:type="spellStart"/>
+      <w:r>
+        <w:rPr>
+          <w:i/>
+          <w:iCs/>
+        </w:rPr>
+        <w:t>StandardCost</w:t>
+      </w:r>
+      <w:proofErr w:type="spellEnd"/>
+      <w:r>
+        <w:rPr>
+          <w:i/>
+          <w:iCs/>
+        </w:rPr>
+        <w:t>, Rating, Comments</w:t>
+      </w:r>
+      <w:r>
+        <w:t xml:space="preserve">. </w:t>
+      </w:r>
+      <w:proofErr w:type="spellStart"/>
+      <w:r>
+        <w:t>Nếu</w:t>
+      </w:r>
+      <w:proofErr w:type="spellEnd"/>
+      <w:r>
+        <w:t xml:space="preserve"> </w:t>
+      </w:r>
+      <w:proofErr w:type="spellStart"/>
+      <w:r>
+        <w:t>mã</w:t>
+      </w:r>
+      <w:proofErr w:type="spellEnd"/>
+      <w:r>
+        <w:t xml:space="preserve"> </w:t>
+      </w:r>
+      <w:proofErr w:type="spellStart"/>
+      <w:r>
+        <w:t>sản</w:t>
+      </w:r>
+      <w:proofErr w:type="spellEnd"/>
+      <w:r>
+        <w:t xml:space="preserve"> </w:t>
+      </w:r>
+      <w:proofErr w:type="spellStart"/>
+      <w:r>
+        <w:t>phẩm</w:t>
+      </w:r>
+      <w:proofErr w:type="spellEnd"/>
+      <w:r>
+        <w:t xml:space="preserve"> </w:t>
+      </w:r>
+      <w:proofErr w:type="spellStart"/>
+      <w:r>
+        <w:t>không</w:t>
+      </w:r>
+      <w:proofErr w:type="spellEnd"/>
+      <w:r>
+        <w:t xml:space="preserve"> </w:t>
+      </w:r>
+      <w:proofErr w:type="spellStart"/>
+      <w:r>
+        <w:t>có</w:t>
+      </w:r>
+      <w:proofErr w:type="spellEnd"/>
+      <w:r>
+        <w:t xml:space="preserve"> </w:t>
+      </w:r>
+      <w:proofErr w:type="spellStart"/>
+      <w:r>
+        <w:t>thì</w:t>
+      </w:r>
+      <w:proofErr w:type="spellEnd"/>
+      <w:r>
+        <w:t xml:space="preserve"> </w:t>
+      </w:r>
+      <w:proofErr w:type="spellStart"/>
+      <w:r>
+        <w:t>báo</w:t>
+      </w:r>
+      <w:proofErr w:type="spellEnd"/>
+      <w:r>
+        <w:t xml:space="preserve"> </w:t>
+      </w:r>
+      <w:proofErr w:type="spellStart"/>
+      <w:r>
+        <w:t>lỗi</w:t>
+      </w:r>
+      <w:proofErr w:type="spellEnd"/>
+      <w:r>
+        <w:t xml:space="preserve">. </w:t>
+      </w:r>
+      <w:proofErr w:type="spellStart"/>
+      <w:r>
+        <w:t>Viết</w:t>
+      </w:r>
+      <w:proofErr w:type="spellEnd"/>
+      <w:r>
+        <w:t xml:space="preserve"> </w:t>
+      </w:r>
+      <w:proofErr w:type="spellStart"/>
+      <w:r>
+        <w:t>lệnh</w:t>
+      </w:r>
+      <w:proofErr w:type="spellEnd"/>
+      <w:r>
+        <w:t xml:space="preserve"> </w:t>
+      </w:r>
+      <w:proofErr w:type="spellStart"/>
+      <w:r>
+        <w:t>kích</w:t>
+      </w:r>
+      <w:proofErr w:type="spellEnd"/>
+      <w:r>
+        <w:t xml:space="preserve"> </w:t>
+      </w:r>
+      <w:proofErr w:type="spellStart"/>
+      <w:r>
+        <w:t>hoạt</w:t>
+      </w:r>
+      <w:proofErr w:type="spellEnd"/>
+      <w:r>
+        <w:t xml:space="preserve"> trigger </w:t>
+      </w:r>
+      <w:proofErr w:type="spellStart"/>
+      <w:r>
+        <w:t>cho</w:t>
+      </w:r>
+      <w:proofErr w:type="spellEnd"/>
+      <w:r>
+        <w:t xml:space="preserve"> 2 </w:t>
+      </w:r>
+      <w:proofErr w:type="spellStart"/>
+      <w:r>
+        <w:t>trường</w:t>
+      </w:r>
+      <w:proofErr w:type="spellEnd"/>
+      <w:r>
+        <w:t xml:space="preserve"> </w:t>
+      </w:r>
+      <w:proofErr w:type="spellStart"/>
+      <w:r>
+        <w:t>hợp</w:t>
+      </w:r>
+      <w:proofErr w:type="spellEnd"/>
+      <w:r>
+        <w:t xml:space="preserve"> </w:t>
+      </w:r>
+      <w:proofErr w:type="spellStart"/>
+      <w:r>
+        <w:t>trên</w:t>
+      </w:r>
+      <w:proofErr w:type="spellEnd"/>
+      <w:r>
+        <w:t xml:space="preserve"> (1đ).</w:t>
+      </w:r>
+      <w:r>
+        <w:rPr>
+          <w:noProof/>
+        </w:rPr>
+        <w:t xml:space="preserve"> </w:t>
+      </w:r>
+      <w:r>
+        <w:lastRenderedPageBreak/>
+        <w:drawing>
+          <wp:inline distT="0" distB="0" distL="0" distR="0" wp14:anchorId="6FA14BD8" wp14:editId="097D51A5">
+            <wp:extent cx="6120130" cy="3456305"/>
+            <wp:effectExtent l="0" t="0" r="0" b="0"/>
+            <wp:docPr id="471079553" name="Picture 1"/>
+            <wp:cNvGraphicFramePr>
+              <a:graphicFrameLocks xmlns:a="http://schemas.openxmlformats.org/drawingml/2006/main" noChangeAspect="1"/>
+            </wp:cNvGraphicFramePr>
+            <a:graphic xmlns:a="http://schemas.openxmlformats.org/drawingml/2006/main">
+              <a:graphicData uri="http://schemas.openxmlformats.org/drawingml/2006/picture">
+                <pic:pic xmlns:pic="http://schemas.openxmlformats.org/drawingml/2006/picture">
+                  <pic:nvPicPr>
+                    <pic:cNvPr id="471079553" name=""/>
+                    <pic:cNvPicPr/>
+                  </pic:nvPicPr>
+                  <pic:blipFill>
+                    <a:blip r:embed="rId28"/>
+                    <a:stretch>
+                      <a:fillRect/>
+                    </a:stretch>
+                  </pic:blipFill>
+                  <pic:spPr>
+                    <a:xfrm>
+                      <a:off x="0" y="0"/>
+                      <a:ext cx="6120130" cy="3456305"/>
+                    </a:xfrm>
+                    <a:prstGeom prst="rect">
+                      <a:avLst/>
+                    </a:prstGeom>
+                  </pic:spPr>
+                </pic:pic>
+              </a:graphicData>
+            </a:graphic>
+          </wp:inline>
+        </w:drawing>
+      </w:r>
+      <w:r>
+        <w:rPr>
+          <w:noProof/>
+        </w:rPr>
+        <w:t xml:space="preserve"> </w:t>
+      </w:r>
+      <w:r>
+        <w:rPr>
+          <w:noProof/>
+        </w:rPr>
+        <w:drawing>
+          <wp:inline distT="0" distB="0" distL="0" distR="0" wp14:anchorId="5535C504" wp14:editId="429D0C2D">
+            <wp:extent cx="6120130" cy="3456305"/>
+            <wp:effectExtent l="0" t="0" r="0" b="0"/>
+            <wp:docPr id="1660910092" name="Picture 1"/>
+            <wp:cNvGraphicFramePr>
+              <a:graphicFrameLocks xmlns:a="http://schemas.openxmlformats.org/drawingml/2006/main" noChangeAspect="1"/>
+            </wp:cNvGraphicFramePr>
+            <a:graphic xmlns:a="http://schemas.openxmlformats.org/drawingml/2006/main">
+              <a:graphicData uri="http://schemas.openxmlformats.org/drawingml/2006/picture">
+                <pic:pic xmlns:pic="http://schemas.openxmlformats.org/drawingml/2006/picture">
+                  <pic:nvPicPr>
+                    <pic:cNvPr id="1660910092" name=""/>
+                    <pic:cNvPicPr/>
+                  </pic:nvPicPr>
+                  <pic:blipFill>
+                    <a:blip r:embed="rId29"/>
+                    <a:stretch>
+                      <a:fillRect/>
+                    </a:stretch>
+                  </pic:blipFill>
+                  <pic:spPr>
+                    <a:xfrm>
+                      <a:off x="0" y="0"/>
+                      <a:ext cx="6120130" cy="3456305"/>
+                    </a:xfrm>
+                    <a:prstGeom prst="rect">
+                      <a:avLst/>
+                    </a:prstGeom>
+                  </pic:spPr>
+                </pic:pic>
+              </a:graphicData>
+            </a:graphic>
+          </wp:inline>
+        </w:drawing>
       </w:r>
     </w:p>
     <w:p>
@@ -818,10 +6435,9 @@
           <w:i/>
           <w:iCs/>
         </w:rPr>
-        <w:t>-----------------Hết-----------------</w:t>
-      </w:r>
-    </w:p>
-    <w:p>
+        <w:t>-----------------</w:t>
+      </w:r>
+      <w:proofErr w:type="spellStart"/>
       <w:r>
         <w:rPr>
           <w:b/>
@@ -829,21 +6445,20 @@
           <w:i/>
           <w:iCs/>
         </w:rPr>
-        <w:t>Lưu ý:</w:t>
-      </w:r>
-      <w:r>
-        <w:tab/>
-      </w:r>
-    </w:p>
-    <w:p>
-      <w:pPr>
+        <w:t>Hết</w:t>
+      </w:r>
+      <w:proofErr w:type="spellEnd"/>
+      <w:r>
         <w:rPr>
           <w:b/>
           <w:bCs/>
           <w:i/>
           <w:iCs/>
         </w:rPr>
-      </w:pPr>
+        <w:t>-----------------</w:t>
+      </w:r>
+    </w:p>
+    <w:p>
       <w:r>
         <w:rPr>
           <w:b/>
@@ -851,17 +6466,161 @@
           <w:i/>
           <w:iCs/>
         </w:rPr>
-        <w:t>Được sử dụng tờ giấy A4 chép tay</w:t>
-      </w:r>
+        <w:t>Lưu ý:</w:t>
+      </w:r>
+      <w:r>
+        <w:tab/>
+      </w:r>
+    </w:p>
+    <w:p>
+      <w:pPr>
+        <w:rPr>
+          <w:b/>
+          <w:bCs/>
+          <w:i/>
+          <w:iCs/>
+        </w:rPr>
+      </w:pPr>
+      <w:proofErr w:type="spellStart"/>
+      <w:r>
+        <w:rPr>
+          <w:b/>
+          <w:bCs/>
+          <w:i/>
+          <w:iCs/>
+        </w:rPr>
+        <w:t>Được</w:t>
+      </w:r>
+      <w:proofErr w:type="spellEnd"/>
+      <w:r>
+        <w:rPr>
+          <w:b/>
+          <w:bCs/>
+          <w:i/>
+          <w:iCs/>
+        </w:rPr>
+        <w:t xml:space="preserve"> </w:t>
+      </w:r>
+      <w:proofErr w:type="spellStart"/>
+      <w:r>
+        <w:rPr>
+          <w:b/>
+          <w:bCs/>
+          <w:i/>
+          <w:iCs/>
+        </w:rPr>
+        <w:t>sử</w:t>
+      </w:r>
+      <w:proofErr w:type="spellEnd"/>
+      <w:r>
+        <w:rPr>
+          <w:b/>
+          <w:bCs/>
+          <w:i/>
+          <w:iCs/>
+        </w:rPr>
+        <w:t xml:space="preserve"> </w:t>
+      </w:r>
+      <w:proofErr w:type="spellStart"/>
+      <w:r>
+        <w:rPr>
+          <w:b/>
+          <w:bCs/>
+          <w:i/>
+          <w:iCs/>
+        </w:rPr>
+        <w:t>dụng</w:t>
+      </w:r>
+      <w:proofErr w:type="spellEnd"/>
+      <w:r>
+        <w:rPr>
+          <w:b/>
+          <w:bCs/>
+          <w:i/>
+          <w:iCs/>
+        </w:rPr>
+        <w:t xml:space="preserve"> </w:t>
+      </w:r>
+      <w:proofErr w:type="spellStart"/>
+      <w:r>
+        <w:rPr>
+          <w:b/>
+          <w:bCs/>
+          <w:i/>
+          <w:iCs/>
+        </w:rPr>
+        <w:t>tờ</w:t>
+      </w:r>
+      <w:proofErr w:type="spellEnd"/>
+      <w:r>
+        <w:rPr>
+          <w:b/>
+          <w:bCs/>
+          <w:i/>
+          <w:iCs/>
+        </w:rPr>
+        <w:t xml:space="preserve"> </w:t>
+      </w:r>
+      <w:proofErr w:type="spellStart"/>
+      <w:r>
+        <w:rPr>
+          <w:b/>
+          <w:bCs/>
+          <w:i/>
+          <w:iCs/>
+        </w:rPr>
+        <w:t>giấy</w:t>
+      </w:r>
+      <w:proofErr w:type="spellEnd"/>
+      <w:r>
+        <w:rPr>
+          <w:b/>
+          <w:bCs/>
+          <w:i/>
+          <w:iCs/>
+        </w:rPr>
+        <w:t xml:space="preserve"> A4 </w:t>
+      </w:r>
+      <w:proofErr w:type="spellStart"/>
+      <w:r>
+        <w:rPr>
+          <w:b/>
+          <w:bCs/>
+          <w:i/>
+          <w:iCs/>
+        </w:rPr>
+        <w:t>chép</w:t>
+      </w:r>
+      <w:proofErr w:type="spellEnd"/>
+      <w:r>
+        <w:rPr>
+          <w:b/>
+          <w:bCs/>
+          <w:i/>
+          <w:iCs/>
+        </w:rPr>
+        <w:t xml:space="preserve"> </w:t>
+      </w:r>
+      <w:proofErr w:type="spellStart"/>
+      <w:r>
+        <w:rPr>
+          <w:b/>
+          <w:bCs/>
+          <w:i/>
+          <w:iCs/>
+        </w:rPr>
+        <w:t>tay</w:t>
+      </w:r>
+      <w:proofErr w:type="spellEnd"/>
     </w:p>
     <w:p/>
     <w:sectPr>
-      <w:headerReference w:type="even" r:id="rId8"/>
-      <w:headerReference w:type="default" r:id="rId9"/>
-      <w:footerReference w:type="even" r:id="rId10"/>
-      <w:footerReference w:type="default" r:id="rId11"/>
-      <w:headerReference w:type="first" r:id="rId12"/>
-      <w:footerReference w:type="first" r:id="rId13"/>
+      <w:headerReference w:type="even" r:id="rId30"/>
+      <w:headerReference w:type="default" r:id="rId31"/>
+      <w:footerReference w:type="even" r:id="rId32"/>
+      <w:footerReference w:type="default" r:id="rId33"/>
+      <w:headerReference w:type="first" r:id="rId34"/>
+      <w:footerReference w:type="first" r:id="rId35"/>
       <w:pgSz w:w="11906" w:h="16838" w:code="9"/>
       <w:pgMar w:top="1134" w:right="1134" w:bottom="1134" w:left="1134" w:header="567" w:footer="720" w:gutter="0"/>
       <w:cols w:space="720"/>
@@ -1017,8 +6776,19 @@
             <w:color w:val="7F7F7F" w:themeColor="background1" w:themeShade="7F"/>
             <w:spacing w:val="60"/>
           </w:rPr>
-          <w:t xml:space="preserve"> lieu it iuh</w:t>
+          <w:t xml:space="preserve"> lieu it </w:t>
         </w:r>
+        <w:proofErr w:type="spellStart"/>
+        <w:r>
+          <w:rPr>
+            <w:i/>
+            <w:iCs/>
+            <w:color w:val="7F7F7F" w:themeColor="background1" w:themeShade="7F"/>
+            <w:spacing w:val="60"/>
+          </w:rPr>
+          <w:t>iuh</w:t>
+        </w:r>
+        <w:proofErr w:type="spellEnd"/>
       </w:p>
     </w:sdtContent>
   </w:sdt>
@@ -1154,12 +6924,85 @@
         </v:shape>
       </w:pict>
     </w:r>
+    <w:proofErr w:type="spellStart"/>
     <w:r>
       <w:rPr>
         <w:i/>
         <w:iCs/>
       </w:rPr>
-      <w:t xml:space="preserve">Đề minh họa ôn tập </w:t>
+      <w:t>Đề</w:t>
+    </w:r>
+    <w:proofErr w:type="spellEnd"/>
+    <w:r>
+      <w:rPr>
+        <w:i/>
+        <w:iCs/>
+      </w:rPr>
+      <w:t xml:space="preserve"> </w:t>
+    </w:r>
+    <w:proofErr w:type="spellStart"/>
+    <w:r>
+      <w:rPr>
+        <w:i/>
+        <w:iCs/>
+      </w:rPr>
+      <w:t>minh</w:t>
+    </w:r>
+    <w:proofErr w:type="spellEnd"/>
+    <w:r>
+      <w:rPr>
+        <w:i/>
+        <w:iCs/>
+      </w:rPr>
+      <w:t xml:space="preserve"> </w:t>
+    </w:r>
+    <w:proofErr w:type="spellStart"/>
+    <w:r>
+      <w:rPr>
+        <w:i/>
+        <w:iCs/>
+      </w:rPr>
+      <w:t>họa</w:t>
+    </w:r>
+    <w:proofErr w:type="spellEnd"/>
+    <w:r>
+      <w:rPr>
+        <w:i/>
+        <w:iCs/>
+      </w:rPr>
+      <w:t xml:space="preserve"> </w:t>
+    </w:r>
+    <w:proofErr w:type="spellStart"/>
+    <w:r>
+      <w:rPr>
+        <w:i/>
+        <w:iCs/>
+      </w:rPr>
+      <w:t>ôn</w:t>
+    </w:r>
+    <w:proofErr w:type="spellEnd"/>
+    <w:r>
+      <w:rPr>
+        <w:i/>
+        <w:iCs/>
+      </w:rPr>
+      <w:t xml:space="preserve"> </w:t>
+    </w:r>
+    <w:proofErr w:type="spellStart"/>
+    <w:r>
+      <w:rPr>
+        <w:i/>
+        <w:iCs/>
+      </w:rPr>
+      <w:t>tập</w:t>
+    </w:r>
+    <w:proofErr w:type="spellEnd"/>
+    <w:r>
+      <w:rPr>
+        <w:i/>
+        <w:iCs/>
+      </w:rPr>
+      <w:t xml:space="preserve"> </w:t>
     </w:r>
   </w:p>
 </w:hdr>
@@ -7981,7 +13824,6 @@
   <w:style w:type="character" w:default="1" w:styleId="DefaultParagraphFont">
     <w:name w:val="Default Paragraph Font"/>
     <w:uiPriority w:val="1"/>
-    <w:semiHidden/>
     <w:unhideWhenUsed/>
   </w:style>
   <w:style w:type="table" w:default="1" w:styleId="TableNormal">
